--- a/docs/BACKEND_API_REFERENCE.docx
+++ b/docs/BACKEND_API_REFERENCE.docx
@@ -2,7 +2,7 @@
 <file path=word/document.xml><?xml version="1.0" encoding="utf-8"?>
 <w:document xmlns:w="http://schemas.openxmlformats.org/wordprocessingml/2006/main" xmlns:m="http://schemas.openxmlformats.org/officeDocument/2006/math" xmlns:r="http://schemas.openxmlformats.org/officeDocument/2006/relationships" xmlns:o="urn:schemas-microsoft-com:office:office" xmlns:v="urn:schemas-microsoft-com:vml" xmlns:w10="urn:schemas-microsoft-com:office:word" xmlns:a="http://schemas.openxmlformats.org/drawingml/2006/main" xmlns:pic="http://schemas.openxmlformats.org/drawingml/2006/picture" xmlns:wp="http://schemas.openxmlformats.org/drawingml/2006/wordprocessingDrawing">
   <w:body>
-    <w:bookmarkStart w:id="74" w:name="X9cf2beba8ac658ecd8f62f910bb5e0fa26fd1af"/>
+    <w:bookmarkStart w:id="80" w:name="X9cf2beba8ac658ecd8f62f910bb5e0fa26fd1af"/>
     <w:p>
       <w:pPr>
         <w:pStyle w:val="Heading1"/>
@@ -91,6 +91,144 @@
       </w:r>
       <w:r>
         <w:t xml:space="preserve">2026-08-11 — canlifal.com üzerinde READ-ONLY smoke test + kod incelemesi.</w:t>
+      </w:r>
+      <w:r>
+        <w:t xml:space="preserve"> </w:t>
+      </w:r>
+      <w:r>
+        <w:rPr>
+          <w:bCs/>
+          <w:b/>
+        </w:rPr>
+        <w:t xml:space="preserve">Son güncelleme:</w:t>
+      </w:r>
+      <w:r>
+        <w:t xml:space="preserve"> </w:t>
+      </w:r>
+      <w:r>
+        <w:t xml:space="preserve">2026-08-11 —</w:t>
+      </w:r>
+      <w:r>
+        <w:t xml:space="preserve"> </w:t>
+      </w:r>
+      <w:r>
+        <w:rPr>
+          <w:iCs/>
+          <w:i/>
+        </w:rPr>
+        <w:t xml:space="preserve">Faz 2 göç</w:t>
+      </w:r>
+      <w:r>
+        <w:t xml:space="preserve">:</w:t>
+      </w:r>
+      <w:r>
+        <w:t xml:space="preserve"> </w:t>
+      </w:r>
+      <w:r>
+        <w:rPr>
+          <w:rStyle w:val="VerbatimChar"/>
+        </w:rPr>
+        <w:t xml:space="preserve">/api/pk/*</w:t>
+      </w:r>
+      <w:r>
+        <w:t xml:space="preserve"> </w:t>
+      </w:r>
+      <w:r>
+        <w:t xml:space="preserve">(active, leaderboard, {matchId}, {matchId}/stream),</w:t>
+      </w:r>
+      <w:r>
+        <w:t xml:space="preserve"> </w:t>
+      </w:r>
+      <w:r>
+        <w:rPr>
+          <w:rStyle w:val="VerbatimChar"/>
+        </w:rPr>
+        <w:t xml:space="preserve">/api/live/pk/active</w:t>
+      </w:r>
+      <w:r>
+        <w:t xml:space="preserve">,</w:t>
+      </w:r>
+      <w:r>
+        <w:t xml:space="preserve"> </w:t>
+      </w:r>
+      <w:r>
+        <w:rPr>
+          <w:rStyle w:val="VerbatimChar"/>
+        </w:rPr>
+        <w:t xml:space="preserve">/api/live/guest/*</w:t>
+      </w:r>
+      <w:r>
+        <w:t xml:space="preserve">,</w:t>
+      </w:r>
+      <w:r>
+        <w:t xml:space="preserve"> </w:t>
+      </w:r>
+      <w:r>
+        <w:rPr>
+          <w:rStyle w:val="VerbatimChar"/>
+        </w:rPr>
+        <w:t xml:space="preserve">/api/games/rooms</w:t>
+      </w:r>
+      <w:r>
+        <w:t xml:space="preserve">,</w:t>
+      </w:r>
+      <w:r>
+        <w:t xml:space="preserve"> </w:t>
+      </w:r>
+      <w:r>
+        <w:rPr>
+          <w:rStyle w:val="VerbatimChar"/>
+        </w:rPr>
+        <w:t xml:space="preserve">/api/games/auto-match</w:t>
+      </w:r>
+      <w:r>
+        <w:t xml:space="preserve">,</w:t>
+      </w:r>
+      <w:r>
+        <w:t xml:space="preserve"> </w:t>
+      </w:r>
+      <w:r>
+        <w:rPr>
+          <w:rStyle w:val="VerbatimChar"/>
+        </w:rPr>
+        <w:t xml:space="preserve">/api/membership/plans</w:t>
+      </w:r>
+      <w:r>
+        <w:t xml:space="preserve">,</w:t>
+      </w:r>
+      <w:r>
+        <w:t xml:space="preserve"> </w:t>
+      </w:r>
+      <w:r>
+        <w:rPr>
+          <w:rStyle w:val="VerbatimChar"/>
+        </w:rPr>
+        <w:t xml:space="preserve">/api/membership/purchase</w:t>
+      </w:r>
+      <w:r>
+        <w:t xml:space="preserve">,</w:t>
+      </w:r>
+      <w:r>
+        <w:t xml:space="preserve"> </w:t>
+      </w:r>
+      <w:r>
+        <w:rPr>
+          <w:rStyle w:val="VerbatimChar"/>
+        </w:rPr>
+        <w:t xml:space="preserve">/api/chat/youtube-audio</w:t>
+      </w:r>
+      <w:r>
+        <w:t xml:space="preserve"> </w:t>
+      </w:r>
+      <w:r>
+        <w:rPr>
+          <w:bCs/>
+          <w:b/>
+        </w:rPr>
+        <w:t xml:space="preserve">ANA backend’e taşındı</w:t>
+      </w:r>
+      <w:r>
+        <w:t xml:space="preserve">.</w:t>
       </w:r>
       <w:r>
         <w:t xml:space="preserve"> </w:t>
@@ -6493,7 +6631,7 @@
       </w:r>
     </w:p>
     <w:bookmarkEnd w:id="54"/>
-    <w:bookmarkStart w:id="56" w:name="get-apichatroomsroomidstate"/>
+    <w:bookmarkStart w:id="61" w:name="get-apichatroomsroomidstate"/>
     <w:p>
       <w:pPr>
         <w:pStyle w:val="Heading2"/>
@@ -6873,16 +7011,2257 @@
         <w:t xml:space="preserve">/api/chat/rooms/{id}/pk*</w:t>
       </w:r>
       <w:r>
-        <w:t xml:space="preserve">) ANA backend’dedir. Birleşik PK sistemi (</w:t>
-      </w:r>
-      <w:r>
-        <w:rPr>
-          <w:rStyle w:val="VerbatimChar"/>
-        </w:rPr>
-        <w:t xml:space="preserve">/api/pk/*</w:t>
-      </w:r>
-      <w:r>
-        <w:t xml:space="preserve">) ise ikinci backend’dedir (bkz. §3).</w:t>
+        <w:t xml:space="preserve">) ANA backend’dedir. Birleşik PK’nın okuma uçları da artık ANA backend’dedir (bkz. §3).</w:t>
+      </w:r>
+    </w:p>
+    <w:bookmarkStart w:id="55" w:name="sesli-oda-pk-post-body-flutter-uyumu"/>
+    <w:p>
+      <w:pPr>
+        <w:pStyle w:val="Heading4"/>
+      </w:pPr>
+      <w:r>
+        <w:t xml:space="preserve">Sesli oda PK — POST body (Flutter uyumu)</w:t>
+      </w:r>
+    </w:p>
+    <w:p>
+      <w:pPr>
+        <w:pStyle w:val="FirstParagraph"/>
+      </w:pPr>
+      <w:r>
+        <w:rPr>
+          <w:rStyle w:val="VerbatimChar"/>
+        </w:rPr>
+        <w:t xml:space="preserve">POST /api/chat/rooms/{roomId}/pk</w:t>
+      </w:r>
+      <w:r>
+        <w:t xml:space="preserve"> </w:t>
+      </w:r>
+      <w:r>
+        <w:t xml:space="preserve">aşağıdaki gövdeleri kabul eder:</w:t>
+      </w:r>
+    </w:p>
+    <w:tbl>
+      <w:tblPr>
+        <w:tblStyle w:val="Table"/>
+        <w:tblW w:type="pct" w:w="5000"/>
+        <w:tblLook w:firstRow="1" w:lastRow="0" w:firstColumn="0" w:lastColumn="0" w:noHBand="0" w:noVBand="0" w:val="0020"/>
+      </w:tblPr>
+      <w:tblGrid>
+        <w:gridCol w:w="2066"/>
+        <w:gridCol w:w="2410"/>
+        <w:gridCol w:w="3443"/>
+      </w:tblGrid>
+      <w:tr>
+        <w:trPr>
+          <w:tblHeader w:val="true"/>
+        </w:trPr>
+        <w:tc>
+          <w:tcPr/>
+          <w:p>
+            <w:pPr>
+              <w:pStyle w:val="Compact"/>
+              <w:jc w:val="left"/>
+            </w:pPr>
+            <w:r>
+              <w:t xml:space="preserve">Alan</w:t>
+            </w:r>
+          </w:p>
+        </w:tc>
+        <w:tc>
+          <w:tcPr/>
+          <w:p>
+            <w:pPr>
+              <w:pStyle w:val="Compact"/>
+              <w:jc w:val="left"/>
+            </w:pPr>
+            <w:r>
+              <w:t xml:space="preserve">Alias</w:t>
+            </w:r>
+          </w:p>
+        </w:tc>
+        <w:tc>
+          <w:tcPr/>
+          <w:p>
+            <w:pPr>
+              <w:pStyle w:val="Compact"/>
+              <w:jc w:val="left"/>
+            </w:pPr>
+            <w:r>
+              <w:t xml:space="preserve">Açıklama</w:t>
+            </w:r>
+          </w:p>
+        </w:tc>
+      </w:tr>
+      <w:tr>
+        <w:tc>
+          <w:tcPr/>
+          <w:p>
+            <w:pPr>
+              <w:pStyle w:val="Compact"/>
+              <w:jc w:val="left"/>
+            </w:pPr>
+            <w:r>
+              <w:rPr>
+                <w:rStyle w:val="VerbatimChar"/>
+              </w:rPr>
+              <w:t xml:space="preserve">action</w:t>
+            </w:r>
+          </w:p>
+        </w:tc>
+        <w:tc>
+          <w:tcPr/>
+          <w:p>
+            <w:pPr>
+              <w:pStyle w:val="Compact"/>
+              <w:jc w:val="left"/>
+            </w:pPr>
+            <w:r>
+              <w:t xml:space="preserve">—</w:t>
+            </w:r>
+          </w:p>
+        </w:tc>
+        <w:tc>
+          <w:tcPr/>
+          <w:p>
+            <w:pPr>
+              <w:pStyle w:val="Compact"/>
+              <w:jc w:val="left"/>
+            </w:pPr>
+            <w:r>
+              <w:rPr>
+                <w:rStyle w:val="VerbatimChar"/>
+              </w:rPr>
+              <w:t xml:space="preserve">create</w:t>
+            </w:r>
+            <w:r>
+              <w:t xml:space="preserve"> </w:t>
+            </w:r>
+            <w:r>
+              <w:t xml:space="preserve">|</w:t>
+            </w:r>
+            <w:r>
+              <w:t xml:space="preserve"> </w:t>
+            </w:r>
+            <w:r>
+              <w:rPr>
+                <w:rStyle w:val="VerbatimChar"/>
+              </w:rPr>
+              <w:t xml:space="preserve">accept</w:t>
+            </w:r>
+            <w:r>
+              <w:t xml:space="preserve"> </w:t>
+            </w:r>
+            <w:r>
+              <w:t xml:space="preserve">|</w:t>
+            </w:r>
+            <w:r>
+              <w:t xml:space="preserve"> </w:t>
+            </w:r>
+            <w:r>
+              <w:rPr>
+                <w:rStyle w:val="VerbatimChar"/>
+              </w:rPr>
+              <w:t xml:space="preserve">reject</w:t>
+            </w:r>
+            <w:r>
+              <w:t xml:space="preserve"> </w:t>
+            </w:r>
+            <w:r>
+              <w:t xml:space="preserve">|</w:t>
+            </w:r>
+            <w:r>
+              <w:t xml:space="preserve"> </w:t>
+            </w:r>
+            <w:r>
+              <w:rPr>
+                <w:rStyle w:val="VerbatimChar"/>
+              </w:rPr>
+              <w:t xml:space="preserve">cancel</w:t>
+            </w:r>
+            <w:r>
+              <w:t xml:space="preserve"> </w:t>
+            </w:r>
+            <w:r>
+              <w:t xml:space="preserve">|</w:t>
+            </w:r>
+            <w:r>
+              <w:t xml:space="preserve"> </w:t>
+            </w:r>
+            <w:r>
+              <w:rPr>
+                <w:rStyle w:val="VerbatimChar"/>
+              </w:rPr>
+              <w:t xml:space="preserve">end</w:t>
+            </w:r>
+            <w:r>
+              <w:t xml:space="preserve">.</w:t>
+            </w:r>
+            <w:r>
+              <w:t xml:space="preserve"> </w:t>
+            </w:r>
+            <w:r>
+              <w:rPr>
+                <w:bCs/>
+                <w:b/>
+              </w:rPr>
+              <w:t xml:space="preserve">Verilmezse</w:t>
+            </w:r>
+            <w:r>
+              <w:t xml:space="preserve"> </w:t>
+            </w:r>
+            <w:r>
+              <w:t xml:space="preserve">ve</w:t>
+            </w:r>
+            <w:r>
+              <w:t xml:space="preserve"> </w:t>
+            </w:r>
+            <w:r>
+              <w:rPr>
+                <w:rStyle w:val="VerbatimChar"/>
+              </w:rPr>
+              <w:t xml:space="preserve">guestUserId</w:t>
+            </w:r>
+            <w:r>
+              <w:t xml:space="preserve">/</w:t>
+            </w:r>
+            <w:r>
+              <w:rPr>
+                <w:rStyle w:val="VerbatimChar"/>
+              </w:rPr>
+              <w:t xml:space="preserve">targetRoomId</w:t>
+            </w:r>
+            <w:r>
+              <w:t xml:space="preserve"> </w:t>
+            </w:r>
+            <w:r>
+              <w:t xml:space="preserve">varsa</w:t>
+            </w:r>
+            <w:r>
+              <w:t xml:space="preserve"> </w:t>
+            </w:r>
+            <w:r>
+              <w:rPr>
+                <w:rStyle w:val="VerbatimChar"/>
+              </w:rPr>
+              <w:t xml:space="preserve">create</w:t>
+            </w:r>
+            <w:r>
+              <w:t xml:space="preserve"> </w:t>
+            </w:r>
+            <w:r>
+              <w:t xml:space="preserve">varsayılır.</w:t>
+            </w:r>
+          </w:p>
+        </w:tc>
+      </w:tr>
+      <w:tr>
+        <w:tc>
+          <w:tcPr/>
+          <w:p>
+            <w:pPr>
+              <w:pStyle w:val="Compact"/>
+              <w:jc w:val="left"/>
+            </w:pPr>
+            <w:r>
+              <w:rPr>
+                <w:rStyle w:val="VerbatimChar"/>
+              </w:rPr>
+              <w:t xml:space="preserve">targetRoomId</w:t>
+            </w:r>
+          </w:p>
+        </w:tc>
+        <w:tc>
+          <w:tcPr/>
+          <w:p>
+            <w:pPr>
+              <w:pStyle w:val="Compact"/>
+              <w:jc w:val="left"/>
+            </w:pPr>
+            <w:r>
+              <w:rPr>
+                <w:rStyle w:val="VerbatimChar"/>
+              </w:rPr>
+              <w:t xml:space="preserve">guestUserId</w:t>
+            </w:r>
+          </w:p>
+        </w:tc>
+        <w:tc>
+          <w:tcPr/>
+          <w:p>
+            <w:pPr>
+              <w:pStyle w:val="Compact"/>
+              <w:jc w:val="left"/>
+            </w:pPr>
+            <w:r>
+              <w:t xml:space="preserve">Hedef oda.</w:t>
+            </w:r>
+            <w:r>
+              <w:t xml:space="preserve"> </w:t>
+            </w:r>
+            <w:r>
+              <w:rPr>
+                <w:rStyle w:val="VerbatimChar"/>
+              </w:rPr>
+              <w:t xml:space="preserve">guestUserId</w:t>
+            </w:r>
+            <w:r>
+              <w:t xml:space="preserve"> </w:t>
+            </w:r>
+            <w:r>
+              <w:t xml:space="preserve">verilirse kullanıcının aktif odası otomatik çözümlür.</w:t>
+            </w:r>
+          </w:p>
+        </w:tc>
+      </w:tr>
+      <w:tr>
+        <w:tc>
+          <w:tcPr/>
+          <w:p>
+            <w:pPr>
+              <w:pStyle w:val="Compact"/>
+              <w:jc w:val="left"/>
+            </w:pPr>
+            <w:r>
+              <w:rPr>
+                <w:rStyle w:val="VerbatimChar"/>
+              </w:rPr>
+              <w:t xml:space="preserve">duration</w:t>
+            </w:r>
+          </w:p>
+        </w:tc>
+        <w:tc>
+          <w:tcPr/>
+          <w:p>
+            <w:pPr>
+              <w:pStyle w:val="Compact"/>
+              <w:jc w:val="left"/>
+            </w:pPr>
+            <w:r>
+              <w:rPr>
+                <w:rStyle w:val="VerbatimChar"/>
+              </w:rPr>
+              <w:t xml:space="preserve">durationSec</w:t>
+            </w:r>
+          </w:p>
+        </w:tc>
+        <w:tc>
+          <w:tcPr/>
+          <w:p>
+            <w:pPr>
+              <w:pStyle w:val="Compact"/>
+              <w:jc w:val="left"/>
+            </w:pPr>
+            <w:r>
+              <w:t xml:space="preserve">Saniye cinsinden süre (varsayılan 180).</w:t>
+            </w:r>
+          </w:p>
+        </w:tc>
+      </w:tr>
+      <w:tr>
+        <w:tc>
+          <w:tcPr/>
+          <w:p>
+            <w:pPr>
+              <w:pStyle w:val="Compact"/>
+              <w:jc w:val="left"/>
+            </w:pPr>
+            <w:r>
+              <w:rPr>
+                <w:rStyle w:val="VerbatimChar"/>
+              </w:rPr>
+              <w:t xml:space="preserve">battleId</w:t>
+            </w:r>
+          </w:p>
+        </w:tc>
+        <w:tc>
+          <w:tcPr/>
+          <w:p>
+            <w:pPr>
+              <w:pStyle w:val="Compact"/>
+              <w:jc w:val="left"/>
+            </w:pPr>
+            <w:r>
+              <w:rPr>
+                <w:rStyle w:val="VerbatimChar"/>
+              </w:rPr>
+              <w:t xml:space="preserve">matchId</w:t>
+            </w:r>
+          </w:p>
+        </w:tc>
+        <w:tc>
+          <w:tcPr/>
+          <w:p>
+            <w:pPr>
+              <w:pStyle w:val="Compact"/>
+              <w:jc w:val="left"/>
+            </w:pPr>
+            <w:r>
+              <w:t xml:space="preserve">accept/reject/cancel/end için maç kimliği.</w:t>
+            </w:r>
+          </w:p>
+        </w:tc>
+      </w:tr>
+    </w:tbl>
+    <w:p>
+      <w:pPr>
+        <w:pStyle w:val="BodyText"/>
+      </w:pPr>
+      <w:r>
+        <w:t xml:space="preserve">Örnek (Flutter’ın gönderdiği gövde):</w:t>
+      </w:r>
+      <w:r>
+        <w:t xml:space="preserve"> </w:t>
+      </w:r>
+      <w:r>
+        <w:rPr>
+          <w:rStyle w:val="VerbatimChar"/>
+        </w:rPr>
+        <w:t xml:space="preserve">{ "guestUserId": "...", "durationSec": 180 }</w:t>
+      </w:r>
+    </w:p>
+    <w:p>
+      <w:pPr>
+        <w:pStyle w:val="BodyText"/>
+      </w:pPr>
+      <w:r>
+        <w:rPr>
+          <w:rStyle w:val="VerbatimChar"/>
+        </w:rPr>
+        <w:t xml:space="preserve">POST /api/chat/rooms/{roomId}/pk/score</w:t>
+      </w:r>
+      <w:r>
+        <w:t xml:space="preserve"> </w:t>
+      </w:r>
+      <w:r>
+        <w:t xml:space="preserve">— skor güncelleme (POST; GET 405 döner, bu beklenen davranıştır). Skor değişimi</w:t>
+      </w:r>
+      <w:r>
+        <w:t xml:space="preserve"> </w:t>
+      </w:r>
+      <w:r>
+        <w:rPr>
+          <w:bCs/>
+          <w:b/>
+        </w:rPr>
+        <w:t xml:space="preserve">her iki odaya</w:t>
+      </w:r>
+      <w:r>
+        <w:t xml:space="preserve"> </w:t>
+      </w:r>
+      <w:r>
+        <w:rPr>
+          <w:rStyle w:val="VerbatimChar"/>
+        </w:rPr>
+        <w:t xml:space="preserve">pk</w:t>
+      </w:r>
+      <w:r>
+        <w:t xml:space="preserve"> </w:t>
+      </w:r>
+      <w:r>
+        <w:t xml:space="preserve">SSE olayı olarak yayınlanır;</w:t>
+      </w:r>
+      <w:r>
+        <w:t xml:space="preserve"> </w:t>
+      </w:r>
+      <w:r>
+        <w:rPr>
+          <w:rStyle w:val="VerbatimChar"/>
+        </w:rPr>
+        <w:t xml:space="preserve">battleId</w:t>
+      </w:r>
+      <w:r>
+        <w:t xml:space="preserve"> </w:t>
+      </w:r>
+      <w:r>
+        <w:t xml:space="preserve">iki tarafta aynıdır.</w:t>
+      </w:r>
+    </w:p>
+    <w:bookmarkEnd w:id="55"/>
+    <w:bookmarkStart w:id="56" w:name="müzik-sse-tam-kuyruk-payloadu"/>
+    <w:p>
+      <w:pPr>
+        <w:pStyle w:val="Heading4"/>
+      </w:pPr>
+      <w:r>
+        <w:t xml:space="preserve">Müzik SSE — tam kuyruk payload’u</w:t>
+      </w:r>
+    </w:p>
+    <w:p>
+      <w:pPr>
+        <w:pStyle w:val="FirstParagraph"/>
+      </w:pPr>
+      <w:r>
+        <w:rPr>
+          <w:rStyle w:val="VerbatimChar"/>
+        </w:rPr>
+        <w:t xml:space="preserve">GET (SSE) /api/chat/rooms/{roomId}/stream</w:t>
+      </w:r>
+      <w:r>
+        <w:t xml:space="preserve"> </w:t>
+      </w:r>
+      <w:r>
+        <w:t xml:space="preserve">→</w:t>
+      </w:r>
+      <w:r>
+        <w:t xml:space="preserve"> </w:t>
+      </w:r>
+      <w:r>
+        <w:rPr>
+          <w:rStyle w:val="VerbatimChar"/>
+        </w:rPr>
+        <w:t xml:space="preserve">dj</w:t>
+      </w:r>
+      <w:r>
+        <w:t xml:space="preserve"> </w:t>
+      </w:r>
+      <w:r>
+        <w:t xml:space="preserve">olayı:</w:t>
+      </w:r>
+    </w:p>
+    <w:p>
+      <w:pPr>
+        <w:pStyle w:val="SourceCode"/>
+      </w:pPr>
+      <w:r>
+        <w:rPr>
+          <w:rStyle w:val="FunctionTok"/>
+        </w:rPr>
+        <w:t xml:space="preserve">{</w:t>
+      </w:r>
+      <w:r>
+        <w:rPr>
+          <w:rStyle w:val="NormalTok"/>
+        </w:rPr>
+        <w:t xml:space="preserve"> </w:t>
+      </w:r>
+      <w:r>
+        <w:rPr>
+          <w:rStyle w:val="DataTypeTok"/>
+        </w:rPr>
+        <w:t xml:space="preserve">"type"</w:t>
+      </w:r>
+      <w:r>
+        <w:rPr>
+          <w:rStyle w:val="FunctionTok"/>
+        </w:rPr>
+        <w:t xml:space="preserve">:</w:t>
+      </w:r>
+      <w:r>
+        <w:rPr>
+          <w:rStyle w:val="NormalTok"/>
+        </w:rPr>
+        <w:t xml:space="preserve"> </w:t>
+      </w:r>
+      <w:r>
+        <w:rPr>
+          <w:rStyle w:val="StringTok"/>
+        </w:rPr>
+        <w:t xml:space="preserve">"dj"</w:t>
+      </w:r>
+      <w:r>
+        <w:rPr>
+          <w:rStyle w:val="FunctionTok"/>
+        </w:rPr>
+        <w:t xml:space="preserve">,</w:t>
+      </w:r>
+      <w:r>
+        <w:rPr>
+          <w:rStyle w:val="NormalTok"/>
+        </w:rPr>
+        <w:t xml:space="preserve"> </w:t>
+      </w:r>
+      <w:r>
+        <w:rPr>
+          <w:rStyle w:val="DataTypeTok"/>
+        </w:rPr>
+        <w:t xml:space="preserve">"event"</w:t>
+      </w:r>
+      <w:r>
+        <w:rPr>
+          <w:rStyle w:val="FunctionTok"/>
+        </w:rPr>
+        <w:t xml:space="preserve">:</w:t>
+      </w:r>
+      <w:r>
+        <w:rPr>
+          <w:rStyle w:val="NormalTok"/>
+        </w:rPr>
+        <w:t xml:space="preserve"> </w:t>
+      </w:r>
+      <w:r>
+        <w:rPr>
+          <w:rStyle w:val="StringTok"/>
+        </w:rPr>
+        <w:t xml:space="preserve">"QUEUE_UPDATED"</w:t>
+      </w:r>
+      <w:r>
+        <w:rPr>
+          <w:rStyle w:val="FunctionTok"/>
+        </w:rPr>
+        <w:t xml:space="preserve">,</w:t>
+      </w:r>
+      <w:r>
+        <w:br/>
+      </w:r>
+      <w:r>
+        <w:rPr>
+          <w:rStyle w:val="NormalTok"/>
+        </w:rPr>
+        <w:t xml:space="preserve">  </w:t>
+      </w:r>
+      <w:r>
+        <w:rPr>
+          <w:rStyle w:val="DataTypeTok"/>
+        </w:rPr>
+        <w:t xml:space="preserve">"playing"</w:t>
+      </w:r>
+      <w:r>
+        <w:rPr>
+          <w:rStyle w:val="FunctionTok"/>
+        </w:rPr>
+        <w:t xml:space="preserve">:</w:t>
+      </w:r>
+      <w:r>
+        <w:rPr>
+          <w:rStyle w:val="NormalTok"/>
+        </w:rPr>
+        <w:t xml:space="preserve"> </w:t>
+      </w:r>
+      <w:r>
+        <w:rPr>
+          <w:rStyle w:val="KeywordTok"/>
+        </w:rPr>
+        <w:t xml:space="preserve">true</w:t>
+      </w:r>
+      <w:r>
+        <w:rPr>
+          <w:rStyle w:val="FunctionTok"/>
+        </w:rPr>
+        <w:t xml:space="preserve">,</w:t>
+      </w:r>
+      <w:r>
+        <w:br/>
+      </w:r>
+      <w:r>
+        <w:rPr>
+          <w:rStyle w:val="NormalTok"/>
+        </w:rPr>
+        <w:t xml:space="preserve">  </w:t>
+      </w:r>
+      <w:r>
+        <w:rPr>
+          <w:rStyle w:val="DataTypeTok"/>
+        </w:rPr>
+        <w:t xml:space="preserve">"nowPlaying"</w:t>
+      </w:r>
+      <w:r>
+        <w:rPr>
+          <w:rStyle w:val="FunctionTok"/>
+        </w:rPr>
+        <w:t xml:space="preserve">:</w:t>
+      </w:r>
+      <w:r>
+        <w:rPr>
+          <w:rStyle w:val="NormalTok"/>
+        </w:rPr>
+        <w:t xml:space="preserve"> </w:t>
+      </w:r>
+      <w:r>
+        <w:rPr>
+          <w:rStyle w:val="FunctionTok"/>
+        </w:rPr>
+        <w:t xml:space="preserve">{</w:t>
+      </w:r>
+      <w:r>
+        <w:rPr>
+          <w:rStyle w:val="NormalTok"/>
+        </w:rPr>
+        <w:t xml:space="preserve"> </w:t>
+      </w:r>
+      <w:r>
+        <w:rPr>
+          <w:rStyle w:val="DataTypeTok"/>
+        </w:rPr>
+        <w:t xml:space="preserve">"videoId"</w:t>
+      </w:r>
+      <w:r>
+        <w:rPr>
+          <w:rStyle w:val="FunctionTok"/>
+        </w:rPr>
+        <w:t xml:space="preserve">:</w:t>
+      </w:r>
+      <w:r>
+        <w:rPr>
+          <w:rStyle w:val="NormalTok"/>
+        </w:rPr>
+        <w:t xml:space="preserve"> </w:t>
+      </w:r>
+      <w:r>
+        <w:rPr>
+          <w:rStyle w:val="StringTok"/>
+        </w:rPr>
+        <w:t xml:space="preserve">"..."</w:t>
+      </w:r>
+      <w:r>
+        <w:rPr>
+          <w:rStyle w:val="FunctionTok"/>
+        </w:rPr>
+        <w:t xml:space="preserve">,</w:t>
+      </w:r>
+      <w:r>
+        <w:rPr>
+          <w:rStyle w:val="NormalTok"/>
+        </w:rPr>
+        <w:t xml:space="preserve"> </w:t>
+      </w:r>
+      <w:r>
+        <w:rPr>
+          <w:rStyle w:val="DataTypeTok"/>
+        </w:rPr>
+        <w:t xml:space="preserve">"title"</w:t>
+      </w:r>
+      <w:r>
+        <w:rPr>
+          <w:rStyle w:val="FunctionTok"/>
+        </w:rPr>
+        <w:t xml:space="preserve">:</w:t>
+      </w:r>
+      <w:r>
+        <w:rPr>
+          <w:rStyle w:val="NormalTok"/>
+        </w:rPr>
+        <w:t xml:space="preserve"> </w:t>
+      </w:r>
+      <w:r>
+        <w:rPr>
+          <w:rStyle w:val="StringTok"/>
+        </w:rPr>
+        <w:t xml:space="preserve">"..."</w:t>
+      </w:r>
+      <w:r>
+        <w:rPr>
+          <w:rStyle w:val="FunctionTok"/>
+        </w:rPr>
+        <w:t xml:space="preserve">,</w:t>
+      </w:r>
+      <w:r>
+        <w:rPr>
+          <w:rStyle w:val="NormalTok"/>
+        </w:rPr>
+        <w:t xml:space="preserve"> </w:t>
+      </w:r>
+      <w:r>
+        <w:rPr>
+          <w:rStyle w:val="DataTypeTok"/>
+        </w:rPr>
+        <w:t xml:space="preserve">"thumbnail"</w:t>
+      </w:r>
+      <w:r>
+        <w:rPr>
+          <w:rStyle w:val="FunctionTok"/>
+        </w:rPr>
+        <w:t xml:space="preserve">:</w:t>
+      </w:r>
+      <w:r>
+        <w:rPr>
+          <w:rStyle w:val="NormalTok"/>
+        </w:rPr>
+        <w:t xml:space="preserve"> </w:t>
+      </w:r>
+      <w:r>
+        <w:rPr>
+          <w:rStyle w:val="StringTok"/>
+        </w:rPr>
+        <w:t xml:space="preserve">"..."</w:t>
+      </w:r>
+      <w:r>
+        <w:rPr>
+          <w:rStyle w:val="FunctionTok"/>
+        </w:rPr>
+        <w:t xml:space="preserve">,</w:t>
+      </w:r>
+      <w:r>
+        <w:br/>
+      </w:r>
+      <w:r>
+        <w:rPr>
+          <w:rStyle w:val="NormalTok"/>
+        </w:rPr>
+        <w:t xml:space="preserve">                  </w:t>
+      </w:r>
+      <w:r>
+        <w:rPr>
+          <w:rStyle w:val="DataTypeTok"/>
+        </w:rPr>
+        <w:t xml:space="preserve">"requestedBy"</w:t>
+      </w:r>
+      <w:r>
+        <w:rPr>
+          <w:rStyle w:val="FunctionTok"/>
+        </w:rPr>
+        <w:t xml:space="preserve">:</w:t>
+      </w:r>
+      <w:r>
+        <w:rPr>
+          <w:rStyle w:val="NormalTok"/>
+        </w:rPr>
+        <w:t xml:space="preserve"> </w:t>
+      </w:r>
+      <w:r>
+        <w:rPr>
+          <w:rStyle w:val="StringTok"/>
+        </w:rPr>
+        <w:t xml:space="preserve">"..."</w:t>
+      </w:r>
+      <w:r>
+        <w:rPr>
+          <w:rStyle w:val="FunctionTok"/>
+        </w:rPr>
+        <w:t xml:space="preserve">,</w:t>
+      </w:r>
+      <w:r>
+        <w:rPr>
+          <w:rStyle w:val="NormalTok"/>
+        </w:rPr>
+        <w:t xml:space="preserve"> </w:t>
+      </w:r>
+      <w:r>
+        <w:rPr>
+          <w:rStyle w:val="DataTypeTok"/>
+        </w:rPr>
+        <w:t xml:space="preserve">"startedAt"</w:t>
+      </w:r>
+      <w:r>
+        <w:rPr>
+          <w:rStyle w:val="FunctionTok"/>
+        </w:rPr>
+        <w:t xml:space="preserve">:</w:t>
+      </w:r>
+      <w:r>
+        <w:rPr>
+          <w:rStyle w:val="NormalTok"/>
+        </w:rPr>
+        <w:t xml:space="preserve"> </w:t>
+      </w:r>
+      <w:r>
+        <w:rPr>
+          <w:rStyle w:val="StringTok"/>
+        </w:rPr>
+        <w:t xml:space="preserve">"..."</w:t>
+      </w:r>
+      <w:r>
+        <w:rPr>
+          <w:rStyle w:val="FunctionTok"/>
+        </w:rPr>
+        <w:t xml:space="preserve">,</w:t>
+      </w:r>
+      <w:r>
+        <w:rPr>
+          <w:rStyle w:val="NormalTok"/>
+        </w:rPr>
+        <w:t xml:space="preserve"> </w:t>
+      </w:r>
+      <w:r>
+        <w:rPr>
+          <w:rStyle w:val="DataTypeTok"/>
+        </w:rPr>
+        <w:t xml:space="preserve">"startedAtMs"</w:t>
+      </w:r>
+      <w:r>
+        <w:rPr>
+          <w:rStyle w:val="FunctionTok"/>
+        </w:rPr>
+        <w:t xml:space="preserve">:</w:t>
+      </w:r>
+      <w:r>
+        <w:rPr>
+          <w:rStyle w:val="NormalTok"/>
+        </w:rPr>
+        <w:t xml:space="preserve"> </w:t>
+      </w:r>
+      <w:r>
+        <w:rPr>
+          <w:rStyle w:val="DecValTok"/>
+        </w:rPr>
+        <w:t xml:space="preserve">0</w:t>
+      </w:r>
+      <w:r>
+        <w:rPr>
+          <w:rStyle w:val="FunctionTok"/>
+        </w:rPr>
+        <w:t xml:space="preserve">,</w:t>
+      </w:r>
+      <w:r>
+        <w:br/>
+      </w:r>
+      <w:r>
+        <w:rPr>
+          <w:rStyle w:val="NormalTok"/>
+        </w:rPr>
+        <w:t xml:space="preserve">                  </w:t>
+      </w:r>
+      <w:r>
+        <w:rPr>
+          <w:rStyle w:val="DataTypeTok"/>
+        </w:rPr>
+        <w:t xml:space="preserve">"elapsedSeconds"</w:t>
+      </w:r>
+      <w:r>
+        <w:rPr>
+          <w:rStyle w:val="FunctionTok"/>
+        </w:rPr>
+        <w:t xml:space="preserve">:</w:t>
+      </w:r>
+      <w:r>
+        <w:rPr>
+          <w:rStyle w:val="NormalTok"/>
+        </w:rPr>
+        <w:t xml:space="preserve"> </w:t>
+      </w:r>
+      <w:r>
+        <w:rPr>
+          <w:rStyle w:val="DecValTok"/>
+        </w:rPr>
+        <w:t xml:space="preserve">0</w:t>
+      </w:r>
+      <w:r>
+        <w:rPr>
+          <w:rStyle w:val="FunctionTok"/>
+        </w:rPr>
+        <w:t xml:space="preserve">,</w:t>
+      </w:r>
+      <w:r>
+        <w:rPr>
+          <w:rStyle w:val="NormalTok"/>
+        </w:rPr>
+        <w:t xml:space="preserve"> </w:t>
+      </w:r>
+      <w:r>
+        <w:rPr>
+          <w:rStyle w:val="DataTypeTok"/>
+        </w:rPr>
+        <w:t xml:space="preserve">"duration"</w:t>
+      </w:r>
+      <w:r>
+        <w:rPr>
+          <w:rStyle w:val="FunctionTok"/>
+        </w:rPr>
+        <w:t xml:space="preserve">:</w:t>
+      </w:r>
+      <w:r>
+        <w:rPr>
+          <w:rStyle w:val="NormalTok"/>
+        </w:rPr>
+        <w:t xml:space="preserve"> </w:t>
+      </w:r>
+      <w:r>
+        <w:rPr>
+          <w:rStyle w:val="StringTok"/>
+        </w:rPr>
+        <w:t xml:space="preserve">""</w:t>
+      </w:r>
+      <w:r>
+        <w:rPr>
+          <w:rStyle w:val="FunctionTok"/>
+        </w:rPr>
+        <w:t xml:space="preserve">,</w:t>
+      </w:r>
+      <w:r>
+        <w:rPr>
+          <w:rStyle w:val="NormalTok"/>
+        </w:rPr>
+        <w:t xml:space="preserve"> </w:t>
+      </w:r>
+      <w:r>
+        <w:rPr>
+          <w:rStyle w:val="DataTypeTok"/>
+        </w:rPr>
+        <w:t xml:space="preserve">"embedUrl"</w:t>
+      </w:r>
+      <w:r>
+        <w:rPr>
+          <w:rStyle w:val="FunctionTok"/>
+        </w:rPr>
+        <w:t xml:space="preserve">:</w:t>
+      </w:r>
+      <w:r>
+        <w:rPr>
+          <w:rStyle w:val="NormalTok"/>
+        </w:rPr>
+        <w:t xml:space="preserve"> </w:t>
+      </w:r>
+      <w:r>
+        <w:rPr>
+          <w:rStyle w:val="StringTok"/>
+        </w:rPr>
+        <w:t xml:space="preserve">"..."</w:t>
+      </w:r>
+      <w:r>
+        <w:rPr>
+          <w:rStyle w:val="NormalTok"/>
+        </w:rPr>
+        <w:t xml:space="preserve"> </w:t>
+      </w:r>
+      <w:r>
+        <w:rPr>
+          <w:rStyle w:val="FunctionTok"/>
+        </w:rPr>
+        <w:t xml:space="preserve">},</w:t>
+      </w:r>
+      <w:r>
+        <w:br/>
+      </w:r>
+      <w:r>
+        <w:rPr>
+          <w:rStyle w:val="NormalTok"/>
+        </w:rPr>
+        <w:t xml:space="preserve">  </w:t>
+      </w:r>
+      <w:r>
+        <w:rPr>
+          <w:rStyle w:val="DataTypeTok"/>
+        </w:rPr>
+        <w:t xml:space="preserve">"musicUrl"</w:t>
+      </w:r>
+      <w:r>
+        <w:rPr>
+          <w:rStyle w:val="FunctionTok"/>
+        </w:rPr>
+        <w:t xml:space="preserve">:</w:t>
+      </w:r>
+      <w:r>
+        <w:rPr>
+          <w:rStyle w:val="NormalTok"/>
+        </w:rPr>
+        <w:t xml:space="preserve"> </w:t>
+      </w:r>
+      <w:r>
+        <w:rPr>
+          <w:rStyle w:val="StringTok"/>
+        </w:rPr>
+        <w:t xml:space="preserve">"&lt;embedUrl&gt;"</w:t>
+      </w:r>
+      <w:r>
+        <w:rPr>
+          <w:rStyle w:val="FunctionTok"/>
+        </w:rPr>
+        <w:t xml:space="preserve">,</w:t>
+      </w:r>
+      <w:r>
+        <w:rPr>
+          <w:rStyle w:val="NormalTok"/>
+        </w:rPr>
+        <w:t xml:space="preserve"> </w:t>
+      </w:r>
+      <w:r>
+        <w:rPr>
+          <w:rStyle w:val="DataTypeTok"/>
+        </w:rPr>
+        <w:t xml:space="preserve">"embedUrl"</w:t>
+      </w:r>
+      <w:r>
+        <w:rPr>
+          <w:rStyle w:val="FunctionTok"/>
+        </w:rPr>
+        <w:t xml:space="preserve">:</w:t>
+      </w:r>
+      <w:r>
+        <w:rPr>
+          <w:rStyle w:val="NormalTok"/>
+        </w:rPr>
+        <w:t xml:space="preserve"> </w:t>
+      </w:r>
+      <w:r>
+        <w:rPr>
+          <w:rStyle w:val="StringTok"/>
+        </w:rPr>
+        <w:t xml:space="preserve">"&lt;embedUrl&gt;"</w:t>
+      </w:r>
+      <w:r>
+        <w:rPr>
+          <w:rStyle w:val="FunctionTok"/>
+        </w:rPr>
+        <w:t xml:space="preserve">,</w:t>
+      </w:r>
+      <w:r>
+        <w:br/>
+      </w:r>
+      <w:r>
+        <w:rPr>
+          <w:rStyle w:val="NormalTok"/>
+        </w:rPr>
+        <w:t xml:space="preserve">  </w:t>
+      </w:r>
+      <w:r>
+        <w:rPr>
+          <w:rStyle w:val="DataTypeTok"/>
+        </w:rPr>
+        <w:t xml:space="preserve">"musicQueue"</w:t>
+      </w:r>
+      <w:r>
+        <w:rPr>
+          <w:rStyle w:val="FunctionTok"/>
+        </w:rPr>
+        <w:t xml:space="preserve">:</w:t>
+      </w:r>
+      <w:r>
+        <w:rPr>
+          <w:rStyle w:val="NormalTok"/>
+        </w:rPr>
+        <w:t xml:space="preserve"> </w:t>
+      </w:r>
+      <w:r>
+        <w:rPr>
+          <w:rStyle w:val="OtherTok"/>
+        </w:rPr>
+        <w:t xml:space="preserve">[</w:t>
+      </w:r>
+      <w:r>
+        <w:rPr>
+          <w:rStyle w:val="NormalTok"/>
+        </w:rPr>
+        <w:t xml:space="preserve"> </w:t>
+      </w:r>
+      <w:r>
+        <w:rPr>
+          <w:rStyle w:val="ErrorTok"/>
+        </w:rPr>
+        <w:t xml:space="preserve">...tam</w:t>
+      </w:r>
+      <w:r>
+        <w:rPr>
+          <w:rStyle w:val="NormalTok"/>
+        </w:rPr>
+        <w:t xml:space="preserve"> </w:t>
+      </w:r>
+      <w:r>
+        <w:rPr>
+          <w:rStyle w:val="ErrorTok"/>
+        </w:rPr>
+        <w:t xml:space="preserve">dizi...</w:t>
+      </w:r>
+      <w:r>
+        <w:rPr>
+          <w:rStyle w:val="NormalTok"/>
+        </w:rPr>
+        <w:t xml:space="preserve"> </w:t>
+      </w:r>
+      <w:r>
+        <w:rPr>
+          <w:rStyle w:val="OtherTok"/>
+        </w:rPr>
+        <w:t xml:space="preserve">]</w:t>
+      </w:r>
+      <w:r>
+        <w:rPr>
+          <w:rStyle w:val="FunctionTok"/>
+        </w:rPr>
+        <w:t xml:space="preserve">,</w:t>
+      </w:r>
+      <w:r>
+        <w:br/>
+      </w:r>
+      <w:r>
+        <w:rPr>
+          <w:rStyle w:val="NormalTok"/>
+        </w:rPr>
+        <w:t xml:space="preserve">  </w:t>
+      </w:r>
+      <w:r>
+        <w:rPr>
+          <w:rStyle w:val="DataTypeTok"/>
+        </w:rPr>
+        <w:t xml:space="preserve">"queue"</w:t>
+      </w:r>
+      <w:r>
+        <w:rPr>
+          <w:rStyle w:val="FunctionTok"/>
+        </w:rPr>
+        <w:t xml:space="preserve">:</w:t>
+      </w:r>
+      <w:r>
+        <w:rPr>
+          <w:rStyle w:val="NormalTok"/>
+        </w:rPr>
+        <w:t xml:space="preserve"> </w:t>
+      </w:r>
+      <w:r>
+        <w:rPr>
+          <w:rStyle w:val="OtherTok"/>
+        </w:rPr>
+        <w:t xml:space="preserve">[</w:t>
+      </w:r>
+      <w:r>
+        <w:rPr>
+          <w:rStyle w:val="NormalTok"/>
+        </w:rPr>
+        <w:t xml:space="preserve"> </w:t>
+      </w:r>
+      <w:r>
+        <w:rPr>
+          <w:rStyle w:val="ErrorTok"/>
+        </w:rPr>
+        <w:t xml:space="preserve">...aynı</w:t>
+      </w:r>
+      <w:r>
+        <w:rPr>
+          <w:rStyle w:val="NormalTok"/>
+        </w:rPr>
+        <w:t xml:space="preserve"> </w:t>
+      </w:r>
+      <w:r>
+        <w:rPr>
+          <w:rStyle w:val="ErrorTok"/>
+        </w:rPr>
+        <w:t xml:space="preserve">tam</w:t>
+      </w:r>
+      <w:r>
+        <w:rPr>
+          <w:rStyle w:val="NormalTok"/>
+        </w:rPr>
+        <w:t xml:space="preserve"> </w:t>
+      </w:r>
+      <w:r>
+        <w:rPr>
+          <w:rStyle w:val="ErrorTok"/>
+        </w:rPr>
+        <w:t xml:space="preserve">dizi</w:t>
+      </w:r>
+      <w:r>
+        <w:rPr>
+          <w:rStyle w:val="NormalTok"/>
+        </w:rPr>
+        <w:t xml:space="preserve"> </w:t>
+      </w:r>
+      <w:r>
+        <w:rPr>
+          <w:rStyle w:val="ErrorTok"/>
+        </w:rPr>
+        <w:t xml:space="preserve">(Flutter</w:t>
+      </w:r>
+      <w:r>
+        <w:rPr>
+          <w:rStyle w:val="NormalTok"/>
+        </w:rPr>
+        <w:t xml:space="preserve"> </w:t>
+      </w:r>
+      <w:r>
+        <w:rPr>
+          <w:rStyle w:val="ErrorTok"/>
+        </w:rPr>
+        <w:t xml:space="preserve">alias)...</w:t>
+      </w:r>
+      <w:r>
+        <w:rPr>
+          <w:rStyle w:val="NormalTok"/>
+        </w:rPr>
+        <w:t xml:space="preserve"> </w:t>
+      </w:r>
+      <w:r>
+        <w:rPr>
+          <w:rStyle w:val="OtherTok"/>
+        </w:rPr>
+        <w:t xml:space="preserve">]</w:t>
+      </w:r>
+      <w:r>
+        <w:rPr>
+          <w:rStyle w:val="FunctionTok"/>
+        </w:rPr>
+        <w:t xml:space="preserve">,</w:t>
+      </w:r>
+      <w:r>
+        <w:br/>
+      </w:r>
+      <w:r>
+        <w:rPr>
+          <w:rStyle w:val="NormalTok"/>
+        </w:rPr>
+        <w:t xml:space="preserve">  </w:t>
+      </w:r>
+      <w:r>
+        <w:rPr>
+          <w:rStyle w:val="DataTypeTok"/>
+        </w:rPr>
+        <w:t xml:space="preserve">"queueLength"</w:t>
+      </w:r>
+      <w:r>
+        <w:rPr>
+          <w:rStyle w:val="FunctionTok"/>
+        </w:rPr>
+        <w:t xml:space="preserve">:</w:t>
+      </w:r>
+      <w:r>
+        <w:rPr>
+          <w:rStyle w:val="NormalTok"/>
+        </w:rPr>
+        <w:t xml:space="preserve"> </w:t>
+      </w:r>
+      <w:r>
+        <w:rPr>
+          <w:rStyle w:val="DecValTok"/>
+        </w:rPr>
+        <w:t xml:space="preserve">0</w:t>
+      </w:r>
+      <w:r>
+        <w:rPr>
+          <w:rStyle w:val="NormalTok"/>
+        </w:rPr>
+        <w:t xml:space="preserve"> </w:t>
+      </w:r>
+      <w:r>
+        <w:rPr>
+          <w:rStyle w:val="FunctionTok"/>
+        </w:rPr>
+        <w:t xml:space="preserve">}</w:t>
+      </w:r>
+    </w:p>
+    <w:p>
+      <w:pPr>
+        <w:pStyle w:val="FirstParagraph"/>
+      </w:pPr>
+      <w:r>
+        <w:t xml:space="preserve">Kuyruk</w:t>
+      </w:r>
+      <w:r>
+        <w:t xml:space="preserve"> </w:t>
+      </w:r>
+      <w:r>
+        <w:rPr>
+          <w:bCs/>
+          <w:b/>
+        </w:rPr>
+        <w:t xml:space="preserve">her zaman tam dizi</w:t>
+      </w:r>
+      <w:r>
+        <w:t xml:space="preserve"> </w:t>
+      </w:r>
+      <w:r>
+        <w:t xml:space="preserve">olarak gönderilir — istemcinin REST poll’a düşmesine gerek yoktur.</w:t>
+      </w:r>
+    </w:p>
+    <w:bookmarkEnd w:id="56"/>
+    <w:bookmarkStart w:id="57" w:name="hediye-sse-tek-olay-tek-animasyon"/>
+    <w:p>
+      <w:pPr>
+        <w:pStyle w:val="Heading4"/>
+      </w:pPr>
+      <w:r>
+        <w:t xml:space="preserve">Hediye SSE — tek olay, tek animasyon</w:t>
+      </w:r>
+    </w:p>
+    <w:p>
+      <w:pPr>
+        <w:pStyle w:val="FirstParagraph"/>
+      </w:pPr>
+      <w:r>
+        <w:t xml:space="preserve">Hediye motoru üç ayrı olay yayınlar; hepsi üst seviyede</w:t>
+      </w:r>
+      <w:r>
+        <w:t xml:space="preserve"> </w:t>
+      </w:r>
+      <w:r>
+        <w:rPr>
+          <w:rStyle w:val="VerbatimChar"/>
+        </w:rPr>
+        <w:t xml:space="preserve">engine: true</w:t>
+      </w:r>
+      <w:r>
+        <w:t xml:space="preserve"> </w:t>
+      </w:r>
+      <w:r>
+        <w:t xml:space="preserve">taşır:</w:t>
+      </w:r>
+    </w:p>
+    <w:tbl>
+      <w:tblPr>
+        <w:tblStyle w:val="Table"/>
+        <w:tblW w:type="pct" w:w="5000"/>
+        <w:tblLook w:firstRow="1" w:lastRow="0" w:firstColumn="0" w:lastColumn="0" w:noHBand="0" w:noVBand="0" w:val="0020"/>
+      </w:tblPr>
+      <w:tblGrid>
+        <w:gridCol w:w="4192"/>
+        <w:gridCol w:w="3727"/>
+      </w:tblGrid>
+      <w:tr>
+        <w:trPr>
+          <w:tblHeader w:val="true"/>
+        </w:trPr>
+        <w:tc>
+          <w:tcPr/>
+          <w:p>
+            <w:pPr>
+              <w:pStyle w:val="Compact"/>
+              <w:jc w:val="left"/>
+            </w:pPr>
+            <w:r>
+              <w:rPr>
+                <w:rStyle w:val="VerbatimChar"/>
+              </w:rPr>
+              <w:t xml:space="preserve">event</w:t>
+            </w:r>
+          </w:p>
+        </w:tc>
+        <w:tc>
+          <w:tcPr/>
+          <w:p>
+            <w:pPr>
+              <w:pStyle w:val="Compact"/>
+              <w:jc w:val="left"/>
+            </w:pPr>
+            <w:r>
+              <w:t xml:space="preserve">İçerik</w:t>
+            </w:r>
+          </w:p>
+        </w:tc>
+      </w:tr>
+      <w:tr>
+        <w:tc>
+          <w:tcPr/>
+          <w:p>
+            <w:pPr>
+              <w:pStyle w:val="Compact"/>
+              <w:jc w:val="left"/>
+            </w:pPr>
+            <w:r>
+              <w:rPr>
+                <w:rStyle w:val="VerbatimChar"/>
+              </w:rPr>
+              <w:t xml:space="preserve">gift_received</w:t>
+            </w:r>
+          </w:p>
+        </w:tc>
+        <w:tc>
+          <w:tcPr/>
+          <w:p>
+            <w:pPr>
+              <w:pStyle w:val="Compact"/>
+              <w:jc w:val="left"/>
+            </w:pPr>
+            <w:r>
+              <w:t xml:space="preserve">tam hediye payload’u +</w:t>
+            </w:r>
+            <w:r>
+              <w:t xml:space="preserve"> </w:t>
+            </w:r>
+            <w:r>
+              <w:rPr>
+                <w:rStyle w:val="VerbatimChar"/>
+              </w:rPr>
+              <w:t xml:space="preserve">combo</w:t>
+            </w:r>
+            <w:r>
+              <w:t xml:space="preserve">,</w:t>
+            </w:r>
+            <w:r>
+              <w:t xml:space="preserve"> </w:t>
+            </w:r>
+            <w:r>
+              <w:rPr>
+                <w:rStyle w:val="VerbatimChar"/>
+              </w:rPr>
+              <w:t xml:space="preserve">priority</w:t>
+            </w:r>
+            <w:r>
+              <w:t xml:space="preserve">,</w:t>
+            </w:r>
+            <w:r>
+              <w:t xml:space="preserve"> </w:t>
+            </w:r>
+            <w:r>
+              <w:rPr>
+                <w:rStyle w:val="VerbatimChar"/>
+              </w:rPr>
+              <w:t xml:space="preserve">displayArea</w:t>
+            </w:r>
+            <w:r>
+              <w:t xml:space="preserve">,</w:t>
+            </w:r>
+            <w:r>
+              <w:t xml:space="preserve"> </w:t>
+            </w:r>
+            <w:r>
+              <w:rPr>
+                <w:rStyle w:val="VerbatimChar"/>
+              </w:rPr>
+              <w:t xml:space="preserve">durationMs</w:t>
+            </w:r>
+            <w:r>
+              <w:t xml:space="preserve">,</w:t>
+            </w:r>
+            <w:r>
+              <w:t xml:space="preserve"> </w:t>
+            </w:r>
+            <w:r>
+              <w:rPr>
+                <w:rStyle w:val="VerbatimChar"/>
+              </w:rPr>
+              <w:t xml:space="preserve">queueId</w:t>
+            </w:r>
+            <w:r>
+              <w:t xml:space="preserve">,</w:t>
+            </w:r>
+            <w:r>
+              <w:t xml:space="preserve"> </w:t>
+            </w:r>
+            <w:r>
+              <w:rPr>
+                <w:rStyle w:val="VerbatimChar"/>
+              </w:rPr>
+              <w:t xml:space="preserve">queueIndex</w:t>
+            </w:r>
+            <w:r>
+              <w:t xml:space="preserve">,</w:t>
+            </w:r>
+            <w:r>
+              <w:t xml:space="preserve"> </w:t>
+            </w:r>
+            <w:r>
+              <w:rPr>
+                <w:rStyle w:val="VerbatimChar"/>
+              </w:rPr>
+              <w:t xml:space="preserve">giftHistoryId</w:t>
+            </w:r>
+          </w:p>
+        </w:tc>
+      </w:tr>
+      <w:tr>
+        <w:tc>
+          <w:tcPr/>
+          <w:p>
+            <w:pPr>
+              <w:pStyle w:val="Compact"/>
+              <w:jc w:val="left"/>
+            </w:pPr>
+            <w:r>
+              <w:rPr>
+                <w:rStyle w:val="VerbatimChar"/>
+              </w:rPr>
+              <w:t xml:space="preserve">gift_queue_updated</w:t>
+            </w:r>
+          </w:p>
+        </w:tc>
+        <w:tc>
+          <w:tcPr/>
+          <w:p>
+            <w:pPr>
+              <w:pStyle w:val="Compact"/>
+              <w:jc w:val="left"/>
+            </w:pPr>
+            <w:r>
+              <w:rPr>
+                <w:rStyle w:val="VerbatimChar"/>
+              </w:rPr>
+              <w:t xml:space="preserve">queueLength</w:t>
+            </w:r>
+            <w:r>
+              <w:t xml:space="preserve"> </w:t>
+            </w:r>
+            <w:r>
+              <w:t xml:space="preserve">+</w:t>
+            </w:r>
+            <w:r>
+              <w:t xml:space="preserve"> </w:t>
+            </w:r>
+            <w:r>
+              <w:rPr>
+                <w:rStyle w:val="VerbatimChar"/>
+              </w:rPr>
+              <w:t xml:space="preserve">queue</w:t>
+            </w:r>
+            <w:r>
+              <w:t xml:space="preserve"> </w:t>
+            </w:r>
+            <w:r>
+              <w:t xml:space="preserve">(tam dizi)</w:t>
+            </w:r>
+          </w:p>
+        </w:tc>
+      </w:tr>
+      <w:tr>
+        <w:tc>
+          <w:tcPr/>
+          <w:p>
+            <w:pPr>
+              <w:pStyle w:val="Compact"/>
+              <w:jc w:val="left"/>
+            </w:pPr>
+            <w:r>
+              <w:rPr>
+                <w:rStyle w:val="VerbatimChar"/>
+              </w:rPr>
+              <w:t xml:space="preserve">gift_finished</w:t>
+            </w:r>
+          </w:p>
+        </w:tc>
+        <w:tc>
+          <w:tcPr/>
+          <w:p>
+            <w:pPr>
+              <w:pStyle w:val="Compact"/>
+              <w:jc w:val="left"/>
+            </w:pPr>
+            <w:r>
+              <w:rPr>
+                <w:rStyle w:val="VerbatimChar"/>
+              </w:rPr>
+              <w:t xml:space="preserve">queueId</w:t>
+            </w:r>
+            <w:r>
+              <w:t xml:space="preserve">,</w:t>
+            </w:r>
+            <w:r>
+              <w:t xml:space="preserve"> </w:t>
+            </w:r>
+            <w:r>
+              <w:rPr>
+                <w:rStyle w:val="VerbatimChar"/>
+              </w:rPr>
+              <w:t xml:space="preserve">giftTypeId</w:t>
+            </w:r>
+            <w:r>
+              <w:t xml:space="preserve">,</w:t>
+            </w:r>
+            <w:r>
+              <w:t xml:space="preserve"> </w:t>
+            </w:r>
+            <w:r>
+              <w:rPr>
+                <w:rStyle w:val="VerbatimChar"/>
+              </w:rPr>
+              <w:t xml:space="preserve">queueIndex</w:t>
+            </w:r>
+          </w:p>
+        </w:tc>
+      </w:tr>
+    </w:tbl>
+    <w:p>
+      <w:pPr>
+        <w:pStyle w:val="SourceCode"/>
+      </w:pPr>
+      <w:r>
+        <w:rPr>
+          <w:rStyle w:val="FunctionTok"/>
+        </w:rPr>
+        <w:t xml:space="preserve">{</w:t>
+      </w:r>
+      <w:r>
+        <w:rPr>
+          <w:rStyle w:val="NormalTok"/>
+        </w:rPr>
+        <w:t xml:space="preserve"> </w:t>
+      </w:r>
+      <w:r>
+        <w:rPr>
+          <w:rStyle w:val="DataTypeTok"/>
+        </w:rPr>
+        <w:t xml:space="preserve">"engine"</w:t>
+      </w:r>
+      <w:r>
+        <w:rPr>
+          <w:rStyle w:val="FunctionTok"/>
+        </w:rPr>
+        <w:t xml:space="preserve">:</w:t>
+      </w:r>
+      <w:r>
+        <w:rPr>
+          <w:rStyle w:val="NormalTok"/>
+        </w:rPr>
+        <w:t xml:space="preserve"> </w:t>
+      </w:r>
+      <w:r>
+        <w:rPr>
+          <w:rStyle w:val="KeywordTok"/>
+        </w:rPr>
+        <w:t xml:space="preserve">true</w:t>
+      </w:r>
+      <w:r>
+        <w:rPr>
+          <w:rStyle w:val="FunctionTok"/>
+        </w:rPr>
+        <w:t xml:space="preserve">,</w:t>
+      </w:r>
+      <w:r>
+        <w:rPr>
+          <w:rStyle w:val="NormalTok"/>
+        </w:rPr>
+        <w:t xml:space="preserve"> </w:t>
+      </w:r>
+      <w:r>
+        <w:rPr>
+          <w:rStyle w:val="DataTypeTok"/>
+        </w:rPr>
+        <w:t xml:space="preserve">"event"</w:t>
+      </w:r>
+      <w:r>
+        <w:rPr>
+          <w:rStyle w:val="FunctionTok"/>
+        </w:rPr>
+        <w:t xml:space="preserve">:</w:t>
+      </w:r>
+      <w:r>
+        <w:rPr>
+          <w:rStyle w:val="NormalTok"/>
+        </w:rPr>
+        <w:t xml:space="preserve"> </w:t>
+      </w:r>
+      <w:r>
+        <w:rPr>
+          <w:rStyle w:val="StringTok"/>
+        </w:rPr>
+        <w:t xml:space="preserve">"gift_received"</w:t>
+      </w:r>
+      <w:r>
+        <w:rPr>
+          <w:rStyle w:val="FunctionTok"/>
+        </w:rPr>
+        <w:t xml:space="preserve">,</w:t>
+      </w:r>
+      <w:r>
+        <w:rPr>
+          <w:rStyle w:val="NormalTok"/>
+        </w:rPr>
+        <w:t xml:space="preserve"> </w:t>
+      </w:r>
+      <w:r>
+        <w:rPr>
+          <w:rStyle w:val="DataTypeTok"/>
+        </w:rPr>
+        <w:t xml:space="preserve">"context"</w:t>
+      </w:r>
+      <w:r>
+        <w:rPr>
+          <w:rStyle w:val="FunctionTok"/>
+        </w:rPr>
+        <w:t xml:space="preserve">:</w:t>
+      </w:r>
+      <w:r>
+        <w:rPr>
+          <w:rStyle w:val="NormalTok"/>
+        </w:rPr>
+        <w:t xml:space="preserve"> </w:t>
+      </w:r>
+      <w:r>
+        <w:rPr>
+          <w:rStyle w:val="StringTok"/>
+        </w:rPr>
+        <w:t xml:space="preserve">"voice_room"</w:t>
+      </w:r>
+      <w:r>
+        <w:rPr>
+          <w:rStyle w:val="FunctionTok"/>
+        </w:rPr>
+        <w:t xml:space="preserve">,</w:t>
+      </w:r>
+      <w:r>
+        <w:br/>
+      </w:r>
+      <w:r>
+        <w:rPr>
+          <w:rStyle w:val="NormalTok"/>
+        </w:rPr>
+        <w:t xml:space="preserve">  </w:t>
+      </w:r>
+      <w:r>
+        <w:rPr>
+          <w:rStyle w:val="DataTypeTok"/>
+        </w:rPr>
+        <w:t xml:space="preserve">"contextId"</w:t>
+      </w:r>
+      <w:r>
+        <w:rPr>
+          <w:rStyle w:val="FunctionTok"/>
+        </w:rPr>
+        <w:t xml:space="preserve">:</w:t>
+      </w:r>
+      <w:r>
+        <w:rPr>
+          <w:rStyle w:val="NormalTok"/>
+        </w:rPr>
+        <w:t xml:space="preserve"> </w:t>
+      </w:r>
+      <w:r>
+        <w:rPr>
+          <w:rStyle w:val="StringTok"/>
+        </w:rPr>
+        <w:t xml:space="preserve">"&lt;roomId&gt;"</w:t>
+      </w:r>
+      <w:r>
+        <w:rPr>
+          <w:rStyle w:val="FunctionTok"/>
+        </w:rPr>
+        <w:t xml:space="preserve">,</w:t>
+      </w:r>
+      <w:r>
+        <w:rPr>
+          <w:rStyle w:val="NormalTok"/>
+        </w:rPr>
+        <w:t xml:space="preserve"> </w:t>
+      </w:r>
+      <w:r>
+        <w:rPr>
+          <w:rStyle w:val="DataTypeTok"/>
+        </w:rPr>
+        <w:t xml:space="preserve">"giftHistoryId"</w:t>
+      </w:r>
+      <w:r>
+        <w:rPr>
+          <w:rStyle w:val="FunctionTok"/>
+        </w:rPr>
+        <w:t xml:space="preserve">:</w:t>
+      </w:r>
+      <w:r>
+        <w:rPr>
+          <w:rStyle w:val="NormalTok"/>
+        </w:rPr>
+        <w:t xml:space="preserve"> </w:t>
+      </w:r>
+      <w:r>
+        <w:rPr>
+          <w:rStyle w:val="StringTok"/>
+        </w:rPr>
+        <w:t xml:space="preserve">"..."</w:t>
+      </w:r>
+      <w:r>
+        <w:rPr>
+          <w:rStyle w:val="FunctionTok"/>
+        </w:rPr>
+        <w:t xml:space="preserve">,</w:t>
+      </w:r>
+      <w:r>
+        <w:rPr>
+          <w:rStyle w:val="NormalTok"/>
+        </w:rPr>
+        <w:t xml:space="preserve"> </w:t>
+      </w:r>
+      <w:r>
+        <w:rPr>
+          <w:rStyle w:val="DataTypeTok"/>
+        </w:rPr>
+        <w:t xml:space="preserve">"queueId"</w:t>
+      </w:r>
+      <w:r>
+        <w:rPr>
+          <w:rStyle w:val="FunctionTok"/>
+        </w:rPr>
+        <w:t xml:space="preserve">:</w:t>
+      </w:r>
+      <w:r>
+        <w:rPr>
+          <w:rStyle w:val="NormalTok"/>
+        </w:rPr>
+        <w:t xml:space="preserve"> </w:t>
+      </w:r>
+      <w:r>
+        <w:rPr>
+          <w:rStyle w:val="StringTok"/>
+        </w:rPr>
+        <w:t xml:space="preserve">"..."</w:t>
+      </w:r>
+      <w:r>
+        <w:rPr>
+          <w:rStyle w:val="FunctionTok"/>
+        </w:rPr>
+        <w:t xml:space="preserve">,</w:t>
+      </w:r>
+      <w:r>
+        <w:rPr>
+          <w:rStyle w:val="NormalTok"/>
+        </w:rPr>
+        <w:t xml:space="preserve"> </w:t>
+      </w:r>
+      <w:r>
+        <w:rPr>
+          <w:rStyle w:val="DataTypeTok"/>
+        </w:rPr>
+        <w:t xml:space="preserve">"queueIndex"</w:t>
+      </w:r>
+      <w:r>
+        <w:rPr>
+          <w:rStyle w:val="FunctionTok"/>
+        </w:rPr>
+        <w:t xml:space="preserve">:</w:t>
+      </w:r>
+      <w:r>
+        <w:rPr>
+          <w:rStyle w:val="NormalTok"/>
+        </w:rPr>
+        <w:t xml:space="preserve"> </w:t>
+      </w:r>
+      <w:r>
+        <w:rPr>
+          <w:rStyle w:val="DecValTok"/>
+        </w:rPr>
+        <w:t xml:space="preserve">0</w:t>
+      </w:r>
+      <w:r>
+        <w:rPr>
+          <w:rStyle w:val="FunctionTok"/>
+        </w:rPr>
+        <w:t xml:space="preserve">,</w:t>
+      </w:r>
+      <w:r>
+        <w:rPr>
+          <w:rStyle w:val="NormalTok"/>
+        </w:rPr>
+        <w:t xml:space="preserve"> </w:t>
+      </w:r>
+      <w:r>
+        <w:rPr>
+          <w:rStyle w:val="ErrorTok"/>
+        </w:rPr>
+        <w:t xml:space="preserve">...</w:t>
+      </w:r>
+      <w:r>
+        <w:rPr>
+          <w:rStyle w:val="NormalTok"/>
+        </w:rPr>
+        <w:t xml:space="preserve"> </w:t>
+      </w:r>
+      <w:r>
+        <w:rPr>
+          <w:rStyle w:val="FunctionTok"/>
+        </w:rPr>
+        <w:t xml:space="preserve">}</w:t>
+      </w:r>
+    </w:p>
+    <w:p>
+      <w:pPr>
+        <w:pStyle w:val="FirstParagraph"/>
+      </w:pPr>
+      <w:r>
+        <w:rPr>
+          <w:bCs/>
+          <w:b/>
+        </w:rPr>
+        <w:t xml:space="preserve">Çift animasyon düzeltmesi (2026-08-11):</w:t>
+      </w:r>
+      <w:r>
+        <w:t xml:space="preserve"> </w:t>
+      </w:r>
+      <w:r>
+        <w:t xml:space="preserve">Eski (legacy)</w:t>
+      </w:r>
+      <w:r>
+        <w:t xml:space="preserve"> </w:t>
+      </w:r>
+      <w:r>
+        <w:rPr>
+          <w:rStyle w:val="VerbatimChar"/>
+        </w:rPr>
+        <w:t xml:space="preserve">gift</w:t>
+      </w:r>
+      <w:r>
+        <w:t xml:space="preserve"> </w:t>
+      </w:r>
+      <w:r>
+        <w:t xml:space="preserve">SSE olayı artık motorla birlikte yayınlanmaz. Motor çalıştığında yalnızca</w:t>
+      </w:r>
+      <w:r>
+        <w:t xml:space="preserve"> </w:t>
+      </w:r>
+      <w:r>
+        <w:rPr>
+          <w:rStyle w:val="VerbatimChar"/>
+        </w:rPr>
+        <w:t xml:space="preserve">gift_received</w:t>
+      </w:r>
+      <w:r>
+        <w:t xml:space="preserve"> </w:t>
+      </w:r>
+      <w:r>
+        <w:t xml:space="preserve">gider; legacy</w:t>
+      </w:r>
+      <w:r>
+        <w:t xml:space="preserve"> </w:t>
+      </w:r>
+      <w:r>
+        <w:rPr>
+          <w:rStyle w:val="VerbatimChar"/>
+        </w:rPr>
+        <w:t xml:space="preserve">gift</w:t>
+      </w:r>
+      <w:r>
+        <w:t xml:space="preserve"> </w:t>
+      </w:r>
+      <w:r>
+        <w:t xml:space="preserve">olayı</w:t>
+      </w:r>
+      <w:r>
+        <w:t xml:space="preserve"> </w:t>
+      </w:r>
+      <w:r>
+        <w:rPr>
+          <w:bCs/>
+          <w:b/>
+        </w:rPr>
+        <w:t xml:space="preserve">sadece motor başarısız olursa</w:t>
+      </w:r>
+      <w:r>
+        <w:t xml:space="preserve"> </w:t>
+      </w:r>
+      <w:r>
+        <w:t xml:space="preserve">yedek olarak yayınlanır. Aynı kural video yayını hediyeleri (</w:t>
+      </w:r>
+      <w:r>
+        <w:rPr>
+          <w:rStyle w:val="VerbatimChar"/>
+        </w:rPr>
+        <w:t xml:space="preserve">/api/video-streams/{id}/gifts</w:t>
+      </w:r>
+      <w:r>
+        <w:t xml:space="preserve">) için de geçerlidir.</w:t>
+      </w:r>
+    </w:p>
+    <w:bookmarkEnd w:id="57"/>
+    <w:bookmarkStart w:id="58" w:name="oda-state-tek-kaynak-poll-azaltma"/>
+    <w:p>
+      <w:pPr>
+        <w:pStyle w:val="Heading4"/>
+      </w:pPr>
+      <w:r>
+        <w:t xml:space="preserve">Oda state — tek kaynak (poll azaltma)</w:t>
+      </w:r>
+    </w:p>
+    <w:p>
+      <w:pPr>
+        <w:pStyle w:val="FirstParagraph"/>
+      </w:pPr>
+      <w:r>
+        <w:rPr>
+          <w:rStyle w:val="VerbatimChar"/>
+        </w:rPr>
+        <w:t xml:space="preserve">GET /api/chat/rooms/{roomId}/state</w:t>
+      </w:r>
+      <w:r>
+        <w:t xml:space="preserve"> </w:t>
+      </w:r>
+      <w:r>
+        <w:t xml:space="preserve">→</w:t>
+      </w:r>
+      <w:r>
+        <w:t xml:space="preserve"> </w:t>
+      </w:r>
+      <w:r>
+        <w:rPr>
+          <w:rStyle w:val="VerbatimChar"/>
+        </w:rPr>
+        <w:t xml:space="preserve">data</w:t>
+      </w:r>
+      <w:r>
+        <w:t xml:space="preserve"> </w:t>
+      </w:r>
+      <w:r>
+        <w:t xml:space="preserve">içinde artık ek olarak:</w:t>
+      </w:r>
+      <w:r>
+        <w:t xml:space="preserve"> </w:t>
+      </w:r>
+      <w:r>
+        <w:t xml:space="preserve">-</w:t>
+      </w:r>
+      <w:r>
+        <w:t xml:space="preserve"> </w:t>
+      </w:r>
+      <w:r>
+        <w:rPr>
+          <w:rStyle w:val="VerbatimChar"/>
+        </w:rPr>
+        <w:t xml:space="preserve">dj</w:t>
+      </w:r>
+      <w:r>
+        <w:t xml:space="preserve"> </w:t>
+      </w:r>
+      <w:r>
+        <w:t xml:space="preserve">/</w:t>
+      </w:r>
+      <w:r>
+        <w:t xml:space="preserve"> </w:t>
+      </w:r>
+      <w:r>
+        <w:rPr>
+          <w:rStyle w:val="VerbatimChar"/>
+        </w:rPr>
+        <w:t xml:space="preserve">music</w:t>
+      </w:r>
+      <w:r>
+        <w:t xml:space="preserve"> </w:t>
+      </w:r>
+      <w:r>
+        <w:t xml:space="preserve">— yukarıdaki tam müzik payload’u</w:t>
+      </w:r>
+      <w:r>
+        <w:t xml:space="preserve"> </w:t>
+      </w:r>
+      <w:r>
+        <w:t xml:space="preserve">-</w:t>
+      </w:r>
+      <w:r>
+        <w:t xml:space="preserve"> </w:t>
+      </w:r>
+      <w:r>
+        <w:rPr>
+          <w:rStyle w:val="VerbatimChar"/>
+        </w:rPr>
+        <w:t xml:space="preserve">pk</w:t>
+      </w:r>
+      <w:r>
+        <w:t xml:space="preserve"> </w:t>
+      </w:r>
+      <w:r>
+        <w:t xml:space="preserve">— aktif/bekleyen PK maçı (</w:t>
+      </w:r>
+      <w:r>
+        <w:rPr>
+          <w:rStyle w:val="VerbatimChar"/>
+        </w:rPr>
+        <w:t xml:space="preserve">user1</w:t>
+      </w:r>
+      <w:r>
+        <w:t xml:space="preserve">,</w:t>
+      </w:r>
+      <w:r>
+        <w:t xml:space="preserve"> </w:t>
+      </w:r>
+      <w:r>
+        <w:rPr>
+          <w:rStyle w:val="VerbatimChar"/>
+        </w:rPr>
+        <w:t xml:space="preserve">user2</w:t>
+      </w:r>
+      <w:r>
+        <w:t xml:space="preserve"> </w:t>
+      </w:r>
+      <w:r>
+        <w:t xml:space="preserve">dahil) veya</w:t>
+      </w:r>
+      <w:r>
+        <w:t xml:space="preserve"> </w:t>
+      </w:r>
+      <w:r>
+        <w:rPr>
+          <w:rStyle w:val="VerbatimChar"/>
+        </w:rPr>
+        <w:t xml:space="preserve">null</w:t>
+      </w:r>
+    </w:p>
+    <w:p>
+      <w:pPr>
+        <w:pStyle w:val="BodyText"/>
+      </w:pPr>
+      <w:r>
+        <w:t xml:space="preserve">Böylece oda açılışında müzik ve PK için ayrı istek gerekmez.</w:t>
+      </w:r>
+    </w:p>
+    <w:bookmarkEnd w:id="58"/>
+    <w:bookmarkStart w:id="59" w:name="sse-heartbeat"/>
+    <w:p>
+      <w:pPr>
+        <w:pStyle w:val="Heading4"/>
+      </w:pPr>
+      <w:r>
+        <w:t xml:space="preserve">SSE heartbeat</w:t>
+      </w:r>
+    </w:p>
+    <w:p>
+      <w:pPr>
+        <w:pStyle w:val="FirstParagraph"/>
+      </w:pPr>
+      <w:r>
+        <w:t xml:space="preserve">Tüm SSE uçları (</w:t>
+      </w:r>
+      <w:r>
+        <w:rPr>
+          <w:rStyle w:val="VerbatimChar"/>
+        </w:rPr>
+        <w:t xml:space="preserve">/api/chat/rooms/{id}/stream</w:t>
+      </w:r>
+      <w:r>
+        <w:t xml:space="preserve">,</w:t>
+      </w:r>
+      <w:r>
+        <w:t xml:space="preserve"> </w:t>
+      </w:r>
+      <w:r>
+        <w:rPr>
+          <w:rStyle w:val="VerbatimChar"/>
+        </w:rPr>
+        <w:t xml:space="preserve">/api/video-streams/{id}/stream</w:t>
+      </w:r>
+      <w:r>
+        <w:t xml:space="preserve">,</w:t>
+      </w:r>
+      <w:r>
+        <w:t xml:space="preserve"> </w:t>
+      </w:r>
+      <w:r>
+        <w:rPr>
+          <w:rStyle w:val="VerbatimChar"/>
+        </w:rPr>
+        <w:t xml:space="preserve">/api/room/{id}/stream</w:t>
+      </w:r>
+      <w:r>
+        <w:t xml:space="preserve">,</w:t>
+      </w:r>
+      <w:r>
+        <w:t xml:space="preserve"> </w:t>
+      </w:r>
+      <w:r>
+        <w:rPr>
+          <w:rStyle w:val="VerbatimChar"/>
+        </w:rPr>
+        <w:t xml:space="preserve">/api/fortune-tellers/sessions/stream</w:t>
+      </w:r>
+      <w:r>
+        <w:t xml:space="preserve">,</w:t>
+      </w:r>
+      <w:r>
+        <w:t xml:space="preserve"> </w:t>
+      </w:r>
+      <w:r>
+        <w:rPr>
+          <w:rStyle w:val="VerbatimChar"/>
+        </w:rPr>
+        <w:t xml:space="preserve">/api/notifications/stream</w:t>
+      </w:r>
+      <w:r>
+        <w:t xml:space="preserve">,</w:t>
+      </w:r>
+      <w:r>
+        <w:t xml:space="preserve"> </w:t>
+      </w:r>
+      <w:r>
+        <w:rPr>
+          <w:rStyle w:val="VerbatimChar"/>
+        </w:rPr>
+        <w:t xml:space="preserve">/api/pk/{id}/stream</w:t>
+      </w:r>
+      <w:r>
+        <w:t xml:space="preserve">)</w:t>
+      </w:r>
+      <w:r>
+        <w:t xml:space="preserve"> </w:t>
+      </w:r>
+      <w:r>
+        <w:rPr>
+          <w:bCs/>
+          <w:b/>
+        </w:rPr>
+        <w:t xml:space="preserve">15 saniyede bir</w:t>
+      </w:r>
+      <w:r>
+        <w:t xml:space="preserve"> </w:t>
+      </w:r>
+      <w:r>
+        <w:rPr>
+          <w:rStyle w:val="VerbatimChar"/>
+        </w:rPr>
+        <w:t xml:space="preserve">: heartbeat</w:t>
+      </w:r>
+      <w:r>
+        <w:t xml:space="preserve"> </w:t>
+      </w:r>
+      <w:r>
+        <w:t xml:space="preserve">yorum satırı gönderir — Flutter’ın 45 sn timeout’u ile uyumludur.</w:t>
       </w:r>
     </w:p>
     <w:p>
@@ -6892,7 +9271,8 @@
         </w:pict>
       </w:r>
     </w:p>
-    <w:bookmarkStart w:id="55" w:name="live-video-streams"/>
+    <w:bookmarkEnd w:id="59"/>
+    <w:bookmarkStart w:id="60" w:name="live-video-streams"/>
     <w:p>
       <w:pPr>
         <w:pStyle w:val="Heading3"/>
@@ -6901,9 +9281,9 @@
         <w:t xml:space="preserve">LIVE / VIDEO STREAMS</w:t>
       </w:r>
     </w:p>
-    <w:bookmarkEnd w:id="55"/>
-    <w:bookmarkEnd w:id="56"/>
-    <w:bookmarkStart w:id="57" w:name="get-apivideo-streams"/>
+    <w:bookmarkEnd w:id="60"/>
+    <w:bookmarkEnd w:id="61"/>
+    <w:bookmarkStart w:id="62" w:name="get-apivideo-streams"/>
     <w:p>
       <w:pPr>
         <w:pStyle w:val="Heading2"/>
@@ -6975,8 +9355,8 @@
         <w:t xml:space="preserve">{"streams":[{id, userId, title, status, viewerCount, likeCount, roomId, category, thumbnailUrl, user{id,name,image}, _count{comments,likes}, streamId, isLive, ...}]}</w:t>
       </w:r>
     </w:p>
-    <w:bookmarkEnd w:id="57"/>
-    <w:bookmarkStart w:id="59" w:name="get-apivideo-streamsstreamid"/>
+    <w:bookmarkEnd w:id="62"/>
+    <w:bookmarkStart w:id="64" w:name="get-apivideo-streamsstreamid"/>
     <w:p>
       <w:pPr>
         <w:pStyle w:val="Heading2"/>
@@ -7356,7 +9736,7 @@
         </w:pict>
       </w:r>
     </w:p>
-    <w:bookmarkStart w:id="58" w:name="trtc-tencent-rtc"/>
+    <w:bookmarkStart w:id="63" w:name="trtc-tencent-rtc"/>
     <w:p>
       <w:pPr>
         <w:pStyle w:val="Heading3"/>
@@ -7365,9 +9745,9 @@
         <w:t xml:space="preserve">TRTC (Tencent RTC)</w:t>
       </w:r>
     </w:p>
-    <w:bookmarkEnd w:id="58"/>
-    <w:bookmarkEnd w:id="59"/>
-    <w:bookmarkStart w:id="61" w:name="post-apitrtctoken-önerilen"/>
+    <w:bookmarkEnd w:id="63"/>
+    <w:bookmarkEnd w:id="64"/>
+    <w:bookmarkStart w:id="66" w:name="post-apitrtctoken-önerilen"/>
     <w:p>
       <w:pPr>
         <w:pStyle w:val="Heading2"/>
@@ -7487,7 +9867,7 @@
         </w:pict>
       </w:r>
     </w:p>
-    <w:bookmarkStart w:id="60" w:name="fal-fortune"/>
+    <w:bookmarkStart w:id="65" w:name="fal-fortune"/>
     <w:p>
       <w:pPr>
         <w:pStyle w:val="Heading3"/>
@@ -7496,9 +9876,9 @@
         <w:t xml:space="preserve">FAL (Fortune)</w:t>
       </w:r>
     </w:p>
-    <w:bookmarkEnd w:id="60"/>
-    <w:bookmarkEnd w:id="61"/>
-    <w:bookmarkStart w:id="62" w:name="get-apifortune-tellers"/>
+    <w:bookmarkEnd w:id="65"/>
+    <w:bookmarkEnd w:id="66"/>
+    <w:bookmarkStart w:id="67" w:name="get-apifortune-tellers"/>
     <w:p>
       <w:pPr>
         <w:pStyle w:val="Heading2"/>
@@ -7561,8 +9941,8 @@
         <w:t xml:space="preserve">falcı dizisi.</w:t>
       </w:r>
     </w:p>
-    <w:bookmarkEnd w:id="62"/>
-    <w:bookmarkStart w:id="68" w:name="get-apifortune-request-types"/>
+    <w:bookmarkEnd w:id="67"/>
+    <w:bookmarkStart w:id="74" w:name="get-apifortune-request-types"/>
     <w:p>
       <w:pPr>
         <w:pStyle w:val="Heading2"/>
@@ -7848,7 +10228,7 @@
         </w:pict>
       </w:r>
     </w:p>
-    <w:bookmarkStart w:id="63" w:name="social"/>
+    <w:bookmarkStart w:id="68" w:name="social"/>
     <w:p>
       <w:pPr>
         <w:pStyle w:val="Heading3"/>
@@ -8301,8 +10681,8 @@
         </w:pict>
       </w:r>
     </w:p>
-    <w:bookmarkEnd w:id="63"/>
-    <w:bookmarkStart w:id="64" w:name="chat-dm"/>
+    <w:bookmarkEnd w:id="68"/>
+    <w:bookmarkStart w:id="69" w:name="chat-dm"/>
     <w:p>
       <w:pPr>
         <w:pStyle w:val="Heading3"/>
@@ -8543,8 +10923,8 @@
         </w:pict>
       </w:r>
     </w:p>
-    <w:bookmarkEnd w:id="64"/>
-    <w:bookmarkStart w:id="65" w:name="jeton-gold-üyelik"/>
+    <w:bookmarkEnd w:id="69"/>
+    <w:bookmarkStart w:id="70" w:name="jeton-gold-üyelik"/>
     <w:p>
       <w:pPr>
         <w:pStyle w:val="Heading3"/>
@@ -9022,20 +11402,105 @@
     </w:tbl>
     <w:p>
       <w:pPr>
-        <w:pStyle w:val="BlockText"/>
-      </w:pPr>
+        <w:pStyle w:val="BodyText"/>
+      </w:pPr>
+      <w:r>
+        <w:t xml:space="preserve">GET |</w:t>
+      </w:r>
+      <w:r>
+        <w:t xml:space="preserve"> </w:t>
+      </w:r>
+      <w:r>
+        <w:rPr>
+          <w:rStyle w:val="VerbatimChar"/>
+        </w:rPr>
+        <w:t xml:space="preserve">/api/membership/plans</w:t>
+      </w:r>
+      <w:r>
+        <w:t xml:space="preserve"> </w:t>
+      </w:r>
+      <w:r>
+        <w:t xml:space="preserve">| Yok | tekil plan listesi (</w:t>
+      </w:r>
+      <w:r>
+        <w:rPr>
+          <w:rStyle w:val="VerbatimChar"/>
+        </w:rPr>
+        <w:t xml:space="preserve">{plans:[...]}</w:t>
+      </w:r>
+      <w:r>
+        <w:t xml:space="preserve">) —</w:t>
+      </w:r>
+      <w:r>
+        <w:t xml:space="preserve"> </w:t>
+      </w:r>
       <w:r>
         <w:rPr>
           <w:bCs/>
           <w:b/>
         </w:rPr>
-        <w:t xml:space="preserve">DİKKAT:</w:t>
-      </w:r>
-      <w:r>
-        <w:t xml:space="preserve"> </w:t>
-      </w:r>
-      <w:r>
-        <w:t xml:space="preserve">Çoğul</w:t>
+        <w:t xml:space="preserve">ANA (Faz 2)</w:t>
+      </w:r>
+      <w:r>
+        <w:t xml:space="preserve"> </w:t>
+      </w:r>
+      <w:r>
+        <w:t xml:space="preserve">|</w:t>
+      </w:r>
+      <w:r>
+        <w:br/>
+      </w:r>
+      <w:r>
+        <w:t xml:space="preserve">POST |</w:t>
+      </w:r>
+      <w:r>
+        <w:t xml:space="preserve"> </w:t>
+      </w:r>
+      <w:r>
+        <w:rPr>
+          <w:rStyle w:val="VerbatimChar"/>
+        </w:rPr>
+        <w:t xml:space="preserve">/api/membership/purchase</w:t>
+      </w:r>
+      <w:r>
+        <w:t xml:space="preserve"> </w:t>
+      </w:r>
+      <w:r>
+        <w:t xml:space="preserve">| Bearer | tekil satın alma alias’ı —</w:t>
+      </w:r>
+      <w:r>
+        <w:t xml:space="preserve"> </w:t>
+      </w:r>
+      <w:r>
+        <w:rPr>
+          <w:bCs/>
+          <w:b/>
+        </w:rPr>
+        <w:t xml:space="preserve">ANA (Faz 2)</w:t>
+      </w:r>
+      <w:r>
+        <w:t xml:space="preserve"> </w:t>
+      </w:r>
+      <w:r>
+        <w:t xml:space="preserve">|</w:t>
+      </w:r>
+    </w:p>
+    <w:p>
+      <w:pPr>
+        <w:pStyle w:val="BlockText"/>
+      </w:pPr>
+      <w:r>
+        <w:rPr>
+          <w:bCs/>
+          <w:b/>
+        </w:rPr>
+        <w:t xml:space="preserve">GÜNCEL:</w:t>
+      </w:r>
+      <w:r>
+        <w:t xml:space="preserve"> </w:t>
+      </w:r>
+      <w:r>
+        <w:t xml:space="preserve">Hem çoğul</w:t>
       </w:r>
       <w:r>
         <w:t xml:space="preserve"> </w:t>
@@ -9050,37 +11515,37 @@
         <w:t xml:space="preserve"> </w:t>
       </w:r>
       <w:r>
-        <w:t xml:space="preserve">ANA backend’dedir. Yalnızca tekil</w:t>
-      </w:r>
-      <w:r>
-        <w:t xml:space="preserve"> </w:t>
-      </w:r>
-      <w:r>
-        <w:rPr>
-          <w:rStyle w:val="VerbatimChar"/>
-        </w:rPr>
-        <w:t xml:space="preserve">/api/membership/plans</w:t>
-      </w:r>
-      <w:r>
-        <w:t xml:space="preserve"> </w:t>
-      </w:r>
-      <w:r>
-        <w:t xml:space="preserve">+</w:t>
-      </w:r>
-      <w:r>
-        <w:t xml:space="preserve"> </w:t>
-      </w:r>
-      <w:r>
-        <w:rPr>
-          <w:rStyle w:val="VerbatimChar"/>
-        </w:rPr>
-        <w:t xml:space="preserve">/api/membership/purchase</w:t>
-      </w:r>
-      <w:r>
-        <w:t xml:space="preserve"> </w:t>
-      </w:r>
-      <w:r>
-        <w:t xml:space="preserve">ikinci backend’dedir (bkz. §3).</w:t>
+        <w:t xml:space="preserve">hem tekil</w:t>
+      </w:r>
+      <w:r>
+        <w:t xml:space="preserve"> </w:t>
+      </w:r>
+      <w:r>
+        <w:rPr>
+          <w:rStyle w:val="VerbatimChar"/>
+        </w:rPr>
+        <w:t xml:space="preserve">/api/membership/*</w:t>
+      </w:r>
+      <w:r>
+        <w:t xml:space="preserve"> </w:t>
+      </w:r>
+      <w:r>
+        <w:t xml:space="preserve">artık ANA backend’dedir; ikisi de aynı</w:t>
+      </w:r>
+      <w:r>
+        <w:t xml:space="preserve"> </w:t>
+      </w:r>
+      <w:r>
+        <w:rPr>
+          <w:rStyle w:val="VerbatimChar"/>
+        </w:rPr>
+        <w:t xml:space="preserve">MembershipPlan</w:t>
+      </w:r>
+      <w:r>
+        <w:t xml:space="preserve"> </w:t>
+      </w:r>
+      <w:r>
+        <w:t xml:space="preserve">tablosunu ve aynı satın alma mantığını kullanır.</w:t>
       </w:r>
     </w:p>
     <w:p>
@@ -9090,8 +11555,8 @@
         </w:pict>
       </w:r>
     </w:p>
-    <w:bookmarkEnd w:id="65"/>
-    <w:bookmarkStart w:id="66" w:name="games-oyunlar"/>
+    <w:bookmarkEnd w:id="70"/>
+    <w:bookmarkStart w:id="71" w:name="games-oyunlar"/>
     <w:p>
       <w:pPr>
         <w:pStyle w:val="Heading3"/>
@@ -9485,19 +11950,124 @@
                 <w:bCs/>
                 <w:b/>
               </w:rPr>
-              <w:t xml:space="preserve">İKİNCİ</w:t>
-            </w:r>
-          </w:p>
-        </w:tc>
-        <w:tc>
-          <w:tcPr/>
-          <w:p>
-            <w:pPr>
-              <w:pStyle w:val="Compact"/>
-              <w:jc w:val="left"/>
-            </w:pPr>
-            <w:r>
-              <w:t xml:space="preserve">oda listesi</w:t>
+              <w:t xml:space="preserve">ANA (Faz 2)</w:t>
+            </w:r>
+          </w:p>
+        </w:tc>
+        <w:tc>
+          <w:tcPr/>
+          <w:p>
+            <w:pPr>
+              <w:pStyle w:val="Compact"/>
+              <w:jc w:val="left"/>
+            </w:pPr>
+            <w:r>
+              <w:t xml:space="preserve">oda listesi —</w:t>
+            </w:r>
+            <w:r>
+              <w:t xml:space="preserve"> </w:t>
+            </w:r>
+            <w:r>
+              <w:rPr>
+                <w:rStyle w:val="VerbatimChar"/>
+              </w:rPr>
+              <w:t xml:space="preserve">?gameType=&amp;status=waiting|playing|all&amp;limit=</w:t>
+            </w:r>
+            <w:r>
+              <w:t xml:space="preserve"> </w:t>
+            </w:r>
+            <w:r>
+              <w:t xml:space="preserve">→</w:t>
+            </w:r>
+            <w:r>
+              <w:t xml:space="preserve"> </w:t>
+            </w:r>
+            <w:r>
+              <w:rPr>
+                <w:rStyle w:val="VerbatimChar"/>
+              </w:rPr>
+              <w:t xml:space="preserve">{rooms:[...]}</w:t>
+            </w:r>
+          </w:p>
+        </w:tc>
+      </w:tr>
+      <w:tr>
+        <w:tc>
+          <w:tcPr/>
+          <w:p>
+            <w:pPr>
+              <w:pStyle w:val="Compact"/>
+              <w:jc w:val="left"/>
+            </w:pPr>
+            <w:r>
+              <w:t xml:space="preserve">POST</w:t>
+            </w:r>
+          </w:p>
+        </w:tc>
+        <w:tc>
+          <w:tcPr/>
+          <w:p>
+            <w:pPr>
+              <w:pStyle w:val="Compact"/>
+              <w:jc w:val="left"/>
+            </w:pPr>
+            <w:r>
+              <w:rPr>
+                <w:rStyle w:val="VerbatimChar"/>
+              </w:rPr>
+              <w:t xml:space="preserve">/api/games/auto-match</w:t>
+            </w:r>
+          </w:p>
+        </w:tc>
+        <w:tc>
+          <w:tcPr/>
+          <w:p>
+            <w:pPr>
+              <w:pStyle w:val="Compact"/>
+              <w:jc w:val="left"/>
+            </w:pPr>
+            <w:r>
+              <w:rPr>
+                <w:bCs/>
+                <w:b/>
+              </w:rPr>
+              <w:t xml:space="preserve">ANA (yeni)</w:t>
+            </w:r>
+          </w:p>
+        </w:tc>
+        <w:tc>
+          <w:tcPr/>
+          <w:p>
+            <w:pPr>
+              <w:pStyle w:val="Compact"/>
+              <w:jc w:val="left"/>
+            </w:pPr>
+            <w:r>
+              <w:t xml:space="preserve">otomatik rakip bulma — body</w:t>
+            </w:r>
+            <w:r>
+              <w:t xml:space="preserve"> </w:t>
+            </w:r>
+            <w:r>
+              <w:rPr>
+                <w:rStyle w:val="VerbatimChar"/>
+              </w:rPr>
+              <w:t xml:space="preserve">{gameType, betAmount?, betCurrency?}</w:t>
+            </w:r>
+            <w:r>
+              <w:t xml:space="preserve"> </w:t>
+            </w:r>
+            <w:r>
+              <w:t xml:space="preserve">→</w:t>
+            </w:r>
+            <w:r>
+              <w:t xml:space="preserve"> </w:t>
+            </w:r>
+            <w:r>
+              <w:rPr>
+                <w:rStyle w:val="VerbatimChar"/>
+              </w:rPr>
+              <w:t xml:space="preserve">{matched, room, roomId}</w:t>
             </w:r>
           </w:p>
         </w:tc>
@@ -9616,8 +12186,8 @@
         </w:pict>
       </w:r>
     </w:p>
-    <w:bookmarkEnd w:id="66"/>
-    <w:bookmarkStart w:id="67" w:name="pk-birleşik-pk-sistemi"/>
+    <w:bookmarkEnd w:id="71"/>
+    <w:bookmarkStart w:id="73" w:name="pk-birleşik-pk-sistemi"/>
     <w:p>
       <w:pPr>
         <w:pStyle w:val="Heading3"/>
@@ -9635,56 +12205,177 @@
           <w:bCs/>
           <w:b/>
         </w:rPr>
-        <w:t xml:space="preserve">Birleşik PK (</w:t>
-      </w:r>
-      <w:r>
-        <w:rPr>
-          <w:rStyle w:val="VerbatimChar"/>
+        <w:t xml:space="preserve">GÜNCEL (2026-08-11):</w:t>
+      </w:r>
+      <w:r>
+        <w:t xml:space="preserve"> </w:t>
+      </w:r>
+      <w:r>
+        <w:t xml:space="preserve">Birleşik PK’nın okuma uçları (</w:t>
+      </w:r>
+      <w:r>
+        <w:rPr>
+          <w:rStyle w:val="VerbatimChar"/>
+        </w:rPr>
+        <w:t xml:space="preserve">/api/pk/active</w:t>
+      </w:r>
+      <w:r>
+        <w:t xml:space="preserve">,</w:t>
+      </w:r>
+      <w:r>
+        <w:t xml:space="preserve"> </w:t>
+      </w:r>
+      <w:r>
+        <w:rPr>
+          <w:rStyle w:val="VerbatimChar"/>
+        </w:rPr>
+        <w:t xml:space="preserve">/api/pk/leaderboard</w:t>
+      </w:r>
+      <w:r>
+        <w:t xml:space="preserve">,</w:t>
+      </w:r>
+      <w:r>
+        <w:t xml:space="preserve"> </w:t>
+      </w:r>
+      <w:r>
+        <w:rPr>
+          <w:rStyle w:val="VerbatimChar"/>
+        </w:rPr>
+        <w:t xml:space="preserve">/api/pk/{matchId}</w:t>
+      </w:r>
+      <w:r>
+        <w:t xml:space="preserve">, SSE</w:t>
+      </w:r>
+      <w:r>
+        <w:t xml:space="preserve"> </w:t>
+      </w:r>
+      <w:r>
+        <w:rPr>
+          <w:rStyle w:val="VerbatimChar"/>
+        </w:rPr>
+        <w:t xml:space="preserve">/api/pk/{matchId}/stream</w:t>
+      </w:r>
+      <w:r>
+        <w:t xml:space="preserve">) artık</w:t>
+      </w:r>
+      <w:r>
+        <w:t xml:space="preserve"> </w:t>
+      </w:r>
+      <w:r>
+        <w:rPr>
           <w:bCs/>
           <w:b/>
         </w:rPr>
-        <w:t xml:space="preserve">/api/pk/*</w:t>
+        <w:t xml:space="preserve">ANA backend’dedir</w:t>
+      </w:r>
+      <w:r>
+        <w:t xml:space="preserve">. Tüm PK trafiği tek origin (</w:t>
+      </w:r>
+      <w:r>
+        <w:rPr>
+          <w:rStyle w:val="VerbatimChar"/>
+        </w:rPr>
+        <w:t xml:space="preserve">canlifal.com</w:t>
+      </w:r>
+      <w:r>
+        <w:t xml:space="preserve">) üzerinden akıyor.</w:t>
+      </w:r>
+      <w:r>
+        <w:t xml:space="preserve"> </w:t>
+      </w:r>
+      <w:r>
+        <w:rPr>
+          <w:rStyle w:val="VerbatimChar"/>
+        </w:rPr>
+        <w:t xml:space="preserve">/api/pk/battles</w:t>
+      </w:r>
+      <w:r>
+        <w:t xml:space="preserve">,</w:t>
+      </w:r>
+      <w:r>
+        <w:t xml:space="preserve"> </w:t>
+      </w:r>
+      <w:r>
+        <w:rPr>
+          <w:rStyle w:val="VerbatimChar"/>
+        </w:rPr>
+        <w:t xml:space="preserve">/api/pk/me/*</w:t>
+      </w:r>
+      <w:r>
+        <w:t xml:space="preserve">,</w:t>
+      </w:r>
+      <w:r>
+        <w:t xml:space="preserve"> </w:t>
+      </w:r>
+      <w:r>
+        <w:rPr>
+          <w:rStyle w:val="VerbatimChar"/>
+        </w:rPr>
+        <w:t xml:space="preserve">/api/pk/request</w:t>
+      </w:r>
+      <w:r>
+        <w:t xml:space="preserve">,</w:t>
+      </w:r>
+      <w:r>
+        <w:t xml:space="preserve"> </w:t>
+      </w:r>
+      <w:r>
+        <w:rPr>
+          <w:rStyle w:val="VerbatimChar"/>
+        </w:rPr>
+        <w:t xml:space="preserve">/api/pk/room</w:t>
+      </w:r>
+      <w:r>
+        <w:t xml:space="preserve">,</w:t>
+      </w:r>
+      <w:r>
+        <w:t xml:space="preserve"> </w:t>
+      </w:r>
+      <w:r>
+        <w:rPr>
+          <w:rStyle w:val="VerbatimChar"/>
+        </w:rPr>
+        <w:t xml:space="preserve">/api/pk/admin/*</w:t>
+      </w:r>
+      <w:r>
+        <w:t xml:space="preserve"> </w:t>
+      </w:r>
+      <w:r>
+        <w:t xml:space="preserve">henüz ikinci backend’dedir. Sesli oda PK’sı (</w:t>
+      </w:r>
+      <w:r>
+        <w:rPr>
+          <w:rStyle w:val="VerbatimChar"/>
+        </w:rPr>
+        <w:t xml:space="preserve">/api/chat/rooms/{id}/pk</w:t>
+      </w:r>
+      <w:r>
+        <w:t xml:space="preserve">) ve video-stream PK’sı (</w:t>
+      </w:r>
+      <w:r>
+        <w:rPr>
+          <w:rStyle w:val="VerbatimChar"/>
+        </w:rPr>
+        <w:t xml:space="preserve">/api/video-streams/pk</w:t>
+      </w:r>
+      <w:r>
+        <w:t xml:space="preserve">) zaten ANA backend’deydi. Üretim mantığına</w:t>
+      </w:r>
+      <w:r>
+        <w:t xml:space="preserve"> </w:t>
       </w:r>
       <w:r>
         <w:rPr>
           <w:bCs/>
           <w:b/>
         </w:rPr>
-        <w:t xml:space="preserve">) hâlâ İKİNCİ backend’dedir</w:t>
-      </w:r>
-      <w:r>
-        <w:t xml:space="preserve"> </w:t>
-      </w:r>
-      <w:r>
-        <w:t xml:space="preserve">(canlifal.com’da 404). Sesli oda PK’sı (</w:t>
-      </w:r>
-      <w:r>
-        <w:rPr>
-          <w:rStyle w:val="VerbatimChar"/>
-        </w:rPr>
-        <w:t xml:space="preserve">/api/chat/rooms/{id}/pk</w:t>
-      </w:r>
-      <w:r>
-        <w:t xml:space="preserve">) ve video-stream PK’sı (</w:t>
-      </w:r>
-      <w:r>
-        <w:rPr>
-          <w:rStyle w:val="VerbatimChar"/>
-        </w:rPr>
-        <w:t xml:space="preserve">/api/video-streams/pk</w:t>
-      </w:r>
-      <w:r>
-        <w:t xml:space="preserve">) ise ANA backend’dedir.</w:t>
-      </w:r>
-      <w:r>
-        <w:t xml:space="preserve"> </w:t>
-      </w:r>
-      <w:r>
-        <w:rPr>
-          <w:bCs/>
-          <w:b/>
-        </w:rPr>
-        <w:t xml:space="preserve">DOKUNULMADI (§8).</w:t>
+        <w:t xml:space="preserve">DOKUNULMADI (§8)</w:t>
+      </w:r>
+      <w:r>
+        <w:t xml:space="preserve"> </w:t>
+      </w:r>
+      <w:r>
+        <w:t xml:space="preserve">— yalnızca okuma/serileştirme katmanı eklendi.</w:t>
       </w:r>
     </w:p>
     <w:tbl>
@@ -9765,24 +12456,180 @@
               </w:rPr>
               <w:t xml:space="preserve">/api/pk/active</w:t>
             </w:r>
-            <w:r>
-              <w:t xml:space="preserve">,</w:t>
-            </w:r>
-            <w:r>
-              <w:t xml:space="preserve"> </w:t>
-            </w:r>
+          </w:p>
+        </w:tc>
+        <w:tc>
+          <w:tcPr/>
+          <w:p>
+            <w:pPr>
+              <w:pStyle w:val="Compact"/>
+              <w:jc w:val="left"/>
+            </w:pPr>
+            <w:r>
+              <w:rPr>
+                <w:bCs/>
+                <w:b/>
+              </w:rPr>
+              <w:t xml:space="preserve">ANA</w:t>
+            </w:r>
+          </w:p>
+        </w:tc>
+      </w:tr>
+      <w:tr>
+        <w:tc>
+          <w:tcPr/>
+          <w:p>
+            <w:pPr>
+              <w:pStyle w:val="Compact"/>
+              <w:jc w:val="left"/>
+            </w:pPr>
+            <w:r>
+              <w:t xml:space="preserve">GET</w:t>
+            </w:r>
+          </w:p>
+        </w:tc>
+        <w:tc>
+          <w:tcPr/>
+          <w:p>
+            <w:pPr>
+              <w:pStyle w:val="Compact"/>
+              <w:jc w:val="left"/>
+            </w:pPr>
             <w:r>
               <w:rPr>
                 <w:rStyle w:val="VerbatimChar"/>
               </w:rPr>
               <w:t xml:space="preserve">/api/pk/leaderboard</w:t>
             </w:r>
-            <w:r>
-              <w:t xml:space="preserve">,</w:t>
-            </w:r>
-            <w:r>
-              <w:t xml:space="preserve"> </w:t>
-            </w:r>
+          </w:p>
+        </w:tc>
+        <w:tc>
+          <w:tcPr/>
+          <w:p>
+            <w:pPr>
+              <w:pStyle w:val="Compact"/>
+              <w:jc w:val="left"/>
+            </w:pPr>
+            <w:r>
+              <w:rPr>
+                <w:bCs/>
+                <w:b/>
+              </w:rPr>
+              <w:t xml:space="preserve">ANA</w:t>
+            </w:r>
+          </w:p>
+        </w:tc>
+      </w:tr>
+      <w:tr>
+        <w:tc>
+          <w:tcPr/>
+          <w:p>
+            <w:pPr>
+              <w:pStyle w:val="Compact"/>
+              <w:jc w:val="left"/>
+            </w:pPr>
+            <w:r>
+              <w:t xml:space="preserve">GET</w:t>
+            </w:r>
+          </w:p>
+        </w:tc>
+        <w:tc>
+          <w:tcPr/>
+          <w:p>
+            <w:pPr>
+              <w:pStyle w:val="Compact"/>
+              <w:jc w:val="left"/>
+            </w:pPr>
+            <w:r>
+              <w:rPr>
+                <w:rStyle w:val="VerbatimChar"/>
+              </w:rPr>
+              <w:t xml:space="preserve">/api/pk/{matchId}</w:t>
+            </w:r>
+          </w:p>
+        </w:tc>
+        <w:tc>
+          <w:tcPr/>
+          <w:p>
+            <w:pPr>
+              <w:pStyle w:val="Compact"/>
+              <w:jc w:val="left"/>
+            </w:pPr>
+            <w:r>
+              <w:rPr>
+                <w:bCs/>
+                <w:b/>
+              </w:rPr>
+              <w:t xml:space="preserve">ANA</w:t>
+            </w:r>
+          </w:p>
+        </w:tc>
+      </w:tr>
+      <w:tr>
+        <w:tc>
+          <w:tcPr/>
+          <w:p>
+            <w:pPr>
+              <w:pStyle w:val="Compact"/>
+              <w:jc w:val="left"/>
+            </w:pPr>
+            <w:r>
+              <w:t xml:space="preserve">GET (SSE)</w:t>
+            </w:r>
+          </w:p>
+        </w:tc>
+        <w:tc>
+          <w:tcPr/>
+          <w:p>
+            <w:pPr>
+              <w:pStyle w:val="Compact"/>
+              <w:jc w:val="left"/>
+            </w:pPr>
+            <w:r>
+              <w:rPr>
+                <w:rStyle w:val="VerbatimChar"/>
+              </w:rPr>
+              <w:t xml:space="preserve">/api/pk/{matchId}/stream</w:t>
+            </w:r>
+          </w:p>
+        </w:tc>
+        <w:tc>
+          <w:tcPr/>
+          <w:p>
+            <w:pPr>
+              <w:pStyle w:val="Compact"/>
+              <w:jc w:val="left"/>
+            </w:pPr>
+            <w:r>
+              <w:rPr>
+                <w:bCs/>
+                <w:b/>
+              </w:rPr>
+              <w:t xml:space="preserve">ANA</w:t>
+            </w:r>
+          </w:p>
+        </w:tc>
+      </w:tr>
+      <w:tr>
+        <w:tc>
+          <w:tcPr/>
+          <w:p>
+            <w:pPr>
+              <w:pStyle w:val="Compact"/>
+              <w:jc w:val="left"/>
+            </w:pPr>
+            <w:r>
+              <w:t xml:space="preserve">GET</w:t>
+            </w:r>
+          </w:p>
+        </w:tc>
+        <w:tc>
+          <w:tcPr/>
+          <w:p>
+            <w:pPr>
+              <w:pStyle w:val="Compact"/>
+              <w:jc w:val="left"/>
+            </w:pPr>
             <w:r>
               <w:rPr>
                 <w:rStyle w:val="VerbatimChar"/>
@@ -9799,66 +12646,31 @@
               <w:rPr>
                 <w:rStyle w:val="VerbatimChar"/>
               </w:rPr>
-              <w:t xml:space="preserve">/api/pk/{matchId}</w:t>
+              <w:t xml:space="preserve">/api/pk/me/*</w:t>
+            </w:r>
+            <w:r>
+              <w:t xml:space="preserve">,</w:t>
             </w:r>
             <w:r>
               <w:t xml:space="preserve"> </w:t>
             </w:r>
-            <w:r>
-              <w:t xml:space="preserve">…</w:t>
-            </w:r>
-          </w:p>
-        </w:tc>
-        <w:tc>
-          <w:tcPr/>
-          <w:p>
-            <w:pPr>
-              <w:pStyle w:val="Compact"/>
-              <w:jc w:val="left"/>
-            </w:pPr>
-            <w:r>
-              <w:t xml:space="preserve">İKİNCİ</w:t>
-            </w:r>
-          </w:p>
-        </w:tc>
-      </w:tr>
-      <w:tr>
-        <w:tc>
-          <w:tcPr/>
-          <w:p>
-            <w:pPr>
-              <w:pStyle w:val="Compact"/>
-              <w:jc w:val="left"/>
-            </w:pPr>
-            <w:r>
-              <w:t xml:space="preserve">GET (SSE)</w:t>
-            </w:r>
-          </w:p>
-        </w:tc>
-        <w:tc>
-          <w:tcPr/>
-          <w:p>
-            <w:pPr>
-              <w:pStyle w:val="Compact"/>
-              <w:jc w:val="left"/>
-            </w:pPr>
             <w:r>
               <w:rPr>
                 <w:rStyle w:val="VerbatimChar"/>
               </w:rPr>
-              <w:t xml:space="preserve">/api/pk/{matchId}/stream</w:t>
-            </w:r>
-          </w:p>
-        </w:tc>
-        <w:tc>
-          <w:tcPr/>
-          <w:p>
-            <w:pPr>
-              <w:pStyle w:val="Compact"/>
-              <w:jc w:val="left"/>
-            </w:pPr>
-            <w:r>
-              <w:t xml:space="preserve">İKİNCİ</w:t>
+              <w:t xml:space="preserve">/api/pk/admin/*</w:t>
+            </w:r>
+          </w:p>
+        </w:tc>
+        <w:tc>
+          <w:tcPr/>
+          <w:p>
+            <w:pPr>
+              <w:pStyle w:val="Compact"/>
+              <w:jc w:val="left"/>
+            </w:pPr>
+            <w:r>
+              <w:t xml:space="preserve">İKİNCİ (henüz taşınmadı)</w:t>
             </w:r>
           </w:p>
         </w:tc>
@@ -9969,7 +12781,1962 @@
           </w:p>
         </w:tc>
       </w:tr>
+      <w:tr>
+        <w:tc>
+          <w:tcPr/>
+          <w:p>
+            <w:pPr>
+              <w:pStyle w:val="Compact"/>
+              <w:jc w:val="left"/>
+            </w:pPr>
+            <w:r>
+              <w:t xml:space="preserve">GET</w:t>
+            </w:r>
+          </w:p>
+        </w:tc>
+        <w:tc>
+          <w:tcPr/>
+          <w:p>
+            <w:pPr>
+              <w:pStyle w:val="Compact"/>
+              <w:jc w:val="left"/>
+            </w:pPr>
+            <w:r>
+              <w:rPr>
+                <w:rStyle w:val="VerbatimChar"/>
+              </w:rPr>
+              <w:t xml:space="preserve">/api/live/pk/active</w:t>
+            </w:r>
+          </w:p>
+        </w:tc>
+        <w:tc>
+          <w:tcPr/>
+          <w:p>
+            <w:pPr>
+              <w:pStyle w:val="Compact"/>
+              <w:jc w:val="left"/>
+            </w:pPr>
+            <w:r>
+              <w:rPr>
+                <w:bCs/>
+                <w:b/>
+              </w:rPr>
+              <w:t xml:space="preserve">ANA</w:t>
+            </w:r>
+          </w:p>
+        </w:tc>
+      </w:tr>
+      <w:tr>
+        <w:tc>
+          <w:tcPr/>
+          <w:p>
+            <w:pPr>
+              <w:pStyle w:val="Compact"/>
+              <w:jc w:val="left"/>
+            </w:pPr>
+            <w:r>
+              <w:t xml:space="preserve">GET/POST</w:t>
+            </w:r>
+          </w:p>
+        </w:tc>
+        <w:tc>
+          <w:tcPr/>
+          <w:p>
+            <w:pPr>
+              <w:pStyle w:val="Compact"/>
+              <w:jc w:val="left"/>
+            </w:pPr>
+            <w:r>
+              <w:rPr>
+                <w:rStyle w:val="VerbatimChar"/>
+              </w:rPr>
+              <w:t xml:space="preserve">/api/live/pk</w:t>
+            </w:r>
+            <w:r>
+              <w:t xml:space="preserve">,</w:t>
+            </w:r>
+            <w:r>
+              <w:t xml:space="preserve"> </w:t>
+            </w:r>
+            <w:r>
+              <w:rPr>
+                <w:rStyle w:val="VerbatimChar"/>
+              </w:rPr>
+              <w:t xml:space="preserve">/api/live/pk/score</w:t>
+            </w:r>
+          </w:p>
+        </w:tc>
+        <w:tc>
+          <w:tcPr/>
+          <w:p>
+            <w:pPr>
+              <w:pStyle w:val="Compact"/>
+              <w:jc w:val="left"/>
+            </w:pPr>
+            <w:r>
+              <w:t xml:space="preserve">ANA</w:t>
+            </w:r>
+          </w:p>
+        </w:tc>
+      </w:tr>
     </w:tbl>
+    <w:bookmarkStart w:id="72" w:name="X569ceb935c7f28f563ed7cd98b67bc1dcf9e11f"/>
+    <w:p>
+      <w:pPr>
+        <w:pStyle w:val="Heading4"/>
+      </w:pPr>
+      <w:r>
+        <w:t xml:space="preserve">Birleşik PK payload sözleşmesi (ANA backend, ikinci backend ile birebir)</w:t>
+      </w:r>
+    </w:p>
+    <w:p>
+      <w:pPr>
+        <w:pStyle w:val="FirstParagraph"/>
+      </w:pPr>
+      <w:r>
+        <w:rPr>
+          <w:bCs/>
+          <w:b/>
+        </w:rPr>
+        <w:t xml:space="preserve">GET</w:t>
+      </w:r>
+      <w:r>
+        <w:rPr>
+          <w:bCs/>
+          <w:b/>
+        </w:rPr>
+        <w:t xml:space="preserve"> </w:t>
+      </w:r>
+      <w:r>
+        <w:rPr>
+          <w:rStyle w:val="VerbatimChar"/>
+          <w:bCs/>
+          <w:b/>
+        </w:rPr>
+        <w:t xml:space="preserve">/api/pk/active</w:t>
+      </w:r>
+      <w:r>
+        <w:t xml:space="preserve"> </w:t>
+      </w:r>
+      <w:r>
+        <w:t xml:space="preserve">(opsiyonel</w:t>
+      </w:r>
+      <w:r>
+        <w:t xml:space="preserve"> </w:t>
+      </w:r>
+      <w:r>
+        <w:rPr>
+          <w:rStyle w:val="VerbatimChar"/>
+        </w:rPr>
+        <w:t xml:space="preserve">?includePending=1</w:t>
+      </w:r>
+      <w:r>
+        <w:t xml:space="preserve">)</w:t>
+      </w:r>
+    </w:p>
+    <w:p>
+      <w:pPr>
+        <w:pStyle w:val="SourceCode"/>
+      </w:pPr>
+      <w:r>
+        <w:rPr>
+          <w:rStyle w:val="FunctionTok"/>
+        </w:rPr>
+        <w:t xml:space="preserve">{</w:t>
+      </w:r>
+      <w:r>
+        <w:rPr>
+          <w:rStyle w:val="NormalTok"/>
+        </w:rPr>
+        <w:t xml:space="preserve"> </w:t>
+      </w:r>
+      <w:r>
+        <w:rPr>
+          <w:rStyle w:val="DataTypeTok"/>
+        </w:rPr>
+        <w:t xml:space="preserve">"matches"</w:t>
+      </w:r>
+      <w:r>
+        <w:rPr>
+          <w:rStyle w:val="FunctionTok"/>
+        </w:rPr>
+        <w:t xml:space="preserve">:</w:t>
+      </w:r>
+      <w:r>
+        <w:rPr>
+          <w:rStyle w:val="NormalTok"/>
+        </w:rPr>
+        <w:t xml:space="preserve"> </w:t>
+      </w:r>
+      <w:r>
+        <w:rPr>
+          <w:rStyle w:val="OtherTok"/>
+        </w:rPr>
+        <w:t xml:space="preserve">[</w:t>
+      </w:r>
+      <w:r>
+        <w:rPr>
+          <w:rStyle w:val="NormalTok"/>
+        </w:rPr>
+        <w:t xml:space="preserve"> </w:t>
+      </w:r>
+      <w:r>
+        <w:rPr>
+          <w:rStyle w:val="FunctionTok"/>
+        </w:rPr>
+        <w:t xml:space="preserve">{</w:t>
+      </w:r>
+      <w:r>
+        <w:br/>
+      </w:r>
+      <w:r>
+        <w:rPr>
+          <w:rStyle w:val="NormalTok"/>
+        </w:rPr>
+        <w:t xml:space="preserve">  </w:t>
+      </w:r>
+      <w:r>
+        <w:rPr>
+          <w:rStyle w:val="DataTypeTok"/>
+        </w:rPr>
+        <w:t xml:space="preserve">"id"</w:t>
+      </w:r>
+      <w:r>
+        <w:rPr>
+          <w:rStyle w:val="FunctionTok"/>
+        </w:rPr>
+        <w:t xml:space="preserve">:</w:t>
+      </w:r>
+      <w:r>
+        <w:rPr>
+          <w:rStyle w:val="NormalTok"/>
+        </w:rPr>
+        <w:t xml:space="preserve"> </w:t>
+      </w:r>
+      <w:r>
+        <w:rPr>
+          <w:rStyle w:val="StringTok"/>
+        </w:rPr>
+        <w:t xml:space="preserve">"..."</w:t>
+      </w:r>
+      <w:r>
+        <w:rPr>
+          <w:rStyle w:val="FunctionTok"/>
+        </w:rPr>
+        <w:t xml:space="preserve">,</w:t>
+      </w:r>
+      <w:r>
+        <w:rPr>
+          <w:rStyle w:val="NormalTok"/>
+        </w:rPr>
+        <w:t xml:space="preserve"> </w:t>
+      </w:r>
+      <w:r>
+        <w:rPr>
+          <w:rStyle w:val="DataTypeTok"/>
+        </w:rPr>
+        <w:t xml:space="preserve">"status"</w:t>
+      </w:r>
+      <w:r>
+        <w:rPr>
+          <w:rStyle w:val="FunctionTok"/>
+        </w:rPr>
+        <w:t xml:space="preserve">:</w:t>
+      </w:r>
+      <w:r>
+        <w:rPr>
+          <w:rStyle w:val="NormalTok"/>
+        </w:rPr>
+        <w:t xml:space="preserve"> </w:t>
+      </w:r>
+      <w:r>
+        <w:rPr>
+          <w:rStyle w:val="StringTok"/>
+        </w:rPr>
+        <w:t xml:space="preserve">"live"</w:t>
+      </w:r>
+      <w:r>
+        <w:rPr>
+          <w:rStyle w:val="FunctionTok"/>
+        </w:rPr>
+        <w:t xml:space="preserve">,</w:t>
+      </w:r>
+      <w:r>
+        <w:br/>
+      </w:r>
+      <w:r>
+        <w:rPr>
+          <w:rStyle w:val="NormalTok"/>
+        </w:rPr>
+        <w:t xml:space="preserve">  </w:t>
+      </w:r>
+      <w:r>
+        <w:rPr>
+          <w:rStyle w:val="DataTypeTok"/>
+        </w:rPr>
+        <w:t xml:space="preserve">"hostUserId"</w:t>
+      </w:r>
+      <w:r>
+        <w:rPr>
+          <w:rStyle w:val="FunctionTok"/>
+        </w:rPr>
+        <w:t xml:space="preserve">:</w:t>
+      </w:r>
+      <w:r>
+        <w:rPr>
+          <w:rStyle w:val="NormalTok"/>
+        </w:rPr>
+        <w:t xml:space="preserve"> </w:t>
+      </w:r>
+      <w:r>
+        <w:rPr>
+          <w:rStyle w:val="StringTok"/>
+        </w:rPr>
+        <w:t xml:space="preserve">"..."</w:t>
+      </w:r>
+      <w:r>
+        <w:rPr>
+          <w:rStyle w:val="FunctionTok"/>
+        </w:rPr>
+        <w:t xml:space="preserve">,</w:t>
+      </w:r>
+      <w:r>
+        <w:rPr>
+          <w:rStyle w:val="NormalTok"/>
+        </w:rPr>
+        <w:t xml:space="preserve"> </w:t>
+      </w:r>
+      <w:r>
+        <w:rPr>
+          <w:rStyle w:val="DataTypeTok"/>
+        </w:rPr>
+        <w:t xml:space="preserve">"hostStreamId"</w:t>
+      </w:r>
+      <w:r>
+        <w:rPr>
+          <w:rStyle w:val="FunctionTok"/>
+        </w:rPr>
+        <w:t xml:space="preserve">:</w:t>
+      </w:r>
+      <w:r>
+        <w:rPr>
+          <w:rStyle w:val="NormalTok"/>
+        </w:rPr>
+        <w:t xml:space="preserve"> </w:t>
+      </w:r>
+      <w:r>
+        <w:rPr>
+          <w:rStyle w:val="StringTok"/>
+        </w:rPr>
+        <w:t xml:space="preserve">"..."</w:t>
+      </w:r>
+      <w:r>
+        <w:rPr>
+          <w:rStyle w:val="FunctionTok"/>
+        </w:rPr>
+        <w:t xml:space="preserve">,</w:t>
+      </w:r>
+      <w:r>
+        <w:rPr>
+          <w:rStyle w:val="NormalTok"/>
+        </w:rPr>
+        <w:t xml:space="preserve"> </w:t>
+      </w:r>
+      <w:r>
+        <w:rPr>
+          <w:rStyle w:val="DataTypeTok"/>
+        </w:rPr>
+        <w:t xml:space="preserve">"hostName"</w:t>
+      </w:r>
+      <w:r>
+        <w:rPr>
+          <w:rStyle w:val="FunctionTok"/>
+        </w:rPr>
+        <w:t xml:space="preserve">:</w:t>
+      </w:r>
+      <w:r>
+        <w:rPr>
+          <w:rStyle w:val="NormalTok"/>
+        </w:rPr>
+        <w:t xml:space="preserve"> </w:t>
+      </w:r>
+      <w:r>
+        <w:rPr>
+          <w:rStyle w:val="StringTok"/>
+        </w:rPr>
+        <w:t xml:space="preserve">"..."</w:t>
+      </w:r>
+      <w:r>
+        <w:rPr>
+          <w:rStyle w:val="FunctionTok"/>
+        </w:rPr>
+        <w:t xml:space="preserve">,</w:t>
+      </w:r>
+      <w:r>
+        <w:rPr>
+          <w:rStyle w:val="NormalTok"/>
+        </w:rPr>
+        <w:t xml:space="preserve"> </w:t>
+      </w:r>
+      <w:r>
+        <w:rPr>
+          <w:rStyle w:val="DataTypeTok"/>
+        </w:rPr>
+        <w:t xml:space="preserve">"hostImage"</w:t>
+      </w:r>
+      <w:r>
+        <w:rPr>
+          <w:rStyle w:val="FunctionTok"/>
+        </w:rPr>
+        <w:t xml:space="preserve">:</w:t>
+      </w:r>
+      <w:r>
+        <w:rPr>
+          <w:rStyle w:val="NormalTok"/>
+        </w:rPr>
+        <w:t xml:space="preserve"> </w:t>
+      </w:r>
+      <w:r>
+        <w:rPr>
+          <w:rStyle w:val="KeywordTok"/>
+        </w:rPr>
+        <w:t xml:space="preserve">null</w:t>
+      </w:r>
+      <w:r>
+        <w:rPr>
+          <w:rStyle w:val="FunctionTok"/>
+        </w:rPr>
+        <w:t xml:space="preserve">,</w:t>
+      </w:r>
+      <w:r>
+        <w:br/>
+      </w:r>
+      <w:r>
+        <w:rPr>
+          <w:rStyle w:val="NormalTok"/>
+        </w:rPr>
+        <w:t xml:space="preserve">  </w:t>
+      </w:r>
+      <w:r>
+        <w:rPr>
+          <w:rStyle w:val="DataTypeTok"/>
+        </w:rPr>
+        <w:t xml:space="preserve">"guestUserId"</w:t>
+      </w:r>
+      <w:r>
+        <w:rPr>
+          <w:rStyle w:val="FunctionTok"/>
+        </w:rPr>
+        <w:t xml:space="preserve">:</w:t>
+      </w:r>
+      <w:r>
+        <w:rPr>
+          <w:rStyle w:val="NormalTok"/>
+        </w:rPr>
+        <w:t xml:space="preserve"> </w:t>
+      </w:r>
+      <w:r>
+        <w:rPr>
+          <w:rStyle w:val="StringTok"/>
+        </w:rPr>
+        <w:t xml:space="preserve">"..."</w:t>
+      </w:r>
+      <w:r>
+        <w:rPr>
+          <w:rStyle w:val="FunctionTok"/>
+        </w:rPr>
+        <w:t xml:space="preserve">,</w:t>
+      </w:r>
+      <w:r>
+        <w:rPr>
+          <w:rStyle w:val="NormalTok"/>
+        </w:rPr>
+        <w:t xml:space="preserve"> </w:t>
+      </w:r>
+      <w:r>
+        <w:rPr>
+          <w:rStyle w:val="DataTypeTok"/>
+        </w:rPr>
+        <w:t xml:space="preserve">"guestStreamId"</w:t>
+      </w:r>
+      <w:r>
+        <w:rPr>
+          <w:rStyle w:val="FunctionTok"/>
+        </w:rPr>
+        <w:t xml:space="preserve">:</w:t>
+      </w:r>
+      <w:r>
+        <w:rPr>
+          <w:rStyle w:val="NormalTok"/>
+        </w:rPr>
+        <w:t xml:space="preserve"> </w:t>
+      </w:r>
+      <w:r>
+        <w:rPr>
+          <w:rStyle w:val="StringTok"/>
+        </w:rPr>
+        <w:t xml:space="preserve">"..."</w:t>
+      </w:r>
+      <w:r>
+        <w:rPr>
+          <w:rStyle w:val="FunctionTok"/>
+        </w:rPr>
+        <w:t xml:space="preserve">,</w:t>
+      </w:r>
+      <w:r>
+        <w:rPr>
+          <w:rStyle w:val="NormalTok"/>
+        </w:rPr>
+        <w:t xml:space="preserve"> </w:t>
+      </w:r>
+      <w:r>
+        <w:rPr>
+          <w:rStyle w:val="DataTypeTok"/>
+        </w:rPr>
+        <w:t xml:space="preserve">"guestName"</w:t>
+      </w:r>
+      <w:r>
+        <w:rPr>
+          <w:rStyle w:val="FunctionTok"/>
+        </w:rPr>
+        <w:t xml:space="preserve">:</w:t>
+      </w:r>
+      <w:r>
+        <w:rPr>
+          <w:rStyle w:val="NormalTok"/>
+        </w:rPr>
+        <w:t xml:space="preserve"> </w:t>
+      </w:r>
+      <w:r>
+        <w:rPr>
+          <w:rStyle w:val="StringTok"/>
+        </w:rPr>
+        <w:t xml:space="preserve">"..."</w:t>
+      </w:r>
+      <w:r>
+        <w:rPr>
+          <w:rStyle w:val="FunctionTok"/>
+        </w:rPr>
+        <w:t xml:space="preserve">,</w:t>
+      </w:r>
+      <w:r>
+        <w:rPr>
+          <w:rStyle w:val="NormalTok"/>
+        </w:rPr>
+        <w:t xml:space="preserve"> </w:t>
+      </w:r>
+      <w:r>
+        <w:rPr>
+          <w:rStyle w:val="DataTypeTok"/>
+        </w:rPr>
+        <w:t xml:space="preserve">"guestImage"</w:t>
+      </w:r>
+      <w:r>
+        <w:rPr>
+          <w:rStyle w:val="FunctionTok"/>
+        </w:rPr>
+        <w:t xml:space="preserve">:</w:t>
+      </w:r>
+      <w:r>
+        <w:rPr>
+          <w:rStyle w:val="NormalTok"/>
+        </w:rPr>
+        <w:t xml:space="preserve"> </w:t>
+      </w:r>
+      <w:r>
+        <w:rPr>
+          <w:rStyle w:val="KeywordTok"/>
+        </w:rPr>
+        <w:t xml:space="preserve">null</w:t>
+      </w:r>
+      <w:r>
+        <w:rPr>
+          <w:rStyle w:val="FunctionTok"/>
+        </w:rPr>
+        <w:t xml:space="preserve">,</w:t>
+      </w:r>
+      <w:r>
+        <w:br/>
+      </w:r>
+      <w:r>
+        <w:rPr>
+          <w:rStyle w:val="NormalTok"/>
+        </w:rPr>
+        <w:t xml:space="preserve">  </w:t>
+      </w:r>
+      <w:r>
+        <w:rPr>
+          <w:rStyle w:val="DataTypeTok"/>
+        </w:rPr>
+        <w:t xml:space="preserve">"durationSec"</w:t>
+      </w:r>
+      <w:r>
+        <w:rPr>
+          <w:rStyle w:val="FunctionTok"/>
+        </w:rPr>
+        <w:t xml:space="preserve">:</w:t>
+      </w:r>
+      <w:r>
+        <w:rPr>
+          <w:rStyle w:val="NormalTok"/>
+        </w:rPr>
+        <w:t xml:space="preserve"> </w:t>
+      </w:r>
+      <w:r>
+        <w:rPr>
+          <w:rStyle w:val="DecValTok"/>
+        </w:rPr>
+        <w:t xml:space="preserve">180</w:t>
+      </w:r>
+      <w:r>
+        <w:rPr>
+          <w:rStyle w:val="FunctionTok"/>
+        </w:rPr>
+        <w:t xml:space="preserve">,</w:t>
+      </w:r>
+      <w:r>
+        <w:rPr>
+          <w:rStyle w:val="NormalTok"/>
+        </w:rPr>
+        <w:t xml:space="preserve"> </w:t>
+      </w:r>
+      <w:r>
+        <w:rPr>
+          <w:rStyle w:val="DataTypeTok"/>
+        </w:rPr>
+        <w:t xml:space="preserve">"hostScore"</w:t>
+      </w:r>
+      <w:r>
+        <w:rPr>
+          <w:rStyle w:val="FunctionTok"/>
+        </w:rPr>
+        <w:t xml:space="preserve">:</w:t>
+      </w:r>
+      <w:r>
+        <w:rPr>
+          <w:rStyle w:val="NormalTok"/>
+        </w:rPr>
+        <w:t xml:space="preserve"> </w:t>
+      </w:r>
+      <w:r>
+        <w:rPr>
+          <w:rStyle w:val="DecValTok"/>
+        </w:rPr>
+        <w:t xml:space="preserve">0</w:t>
+      </w:r>
+      <w:r>
+        <w:rPr>
+          <w:rStyle w:val="FunctionTok"/>
+        </w:rPr>
+        <w:t xml:space="preserve">,</w:t>
+      </w:r>
+      <w:r>
+        <w:rPr>
+          <w:rStyle w:val="NormalTok"/>
+        </w:rPr>
+        <w:t xml:space="preserve"> </w:t>
+      </w:r>
+      <w:r>
+        <w:rPr>
+          <w:rStyle w:val="DataTypeTok"/>
+        </w:rPr>
+        <w:t xml:space="preserve">"guestScore"</w:t>
+      </w:r>
+      <w:r>
+        <w:rPr>
+          <w:rStyle w:val="FunctionTok"/>
+        </w:rPr>
+        <w:t xml:space="preserve">:</w:t>
+      </w:r>
+      <w:r>
+        <w:rPr>
+          <w:rStyle w:val="NormalTok"/>
+        </w:rPr>
+        <w:t xml:space="preserve"> </w:t>
+      </w:r>
+      <w:r>
+        <w:rPr>
+          <w:rStyle w:val="DecValTok"/>
+        </w:rPr>
+        <w:t xml:space="preserve">0</w:t>
+      </w:r>
+      <w:r>
+        <w:rPr>
+          <w:rStyle w:val="FunctionTok"/>
+        </w:rPr>
+        <w:t xml:space="preserve">,</w:t>
+      </w:r>
+      <w:r>
+        <w:br/>
+      </w:r>
+      <w:r>
+        <w:rPr>
+          <w:rStyle w:val="NormalTok"/>
+        </w:rPr>
+        <w:t xml:space="preserve">  </w:t>
+      </w:r>
+      <w:r>
+        <w:rPr>
+          <w:rStyle w:val="DataTypeTok"/>
+        </w:rPr>
+        <w:t xml:space="preserve">"result"</w:t>
+      </w:r>
+      <w:r>
+        <w:rPr>
+          <w:rStyle w:val="FunctionTok"/>
+        </w:rPr>
+        <w:t xml:space="preserve">:</w:t>
+      </w:r>
+      <w:r>
+        <w:rPr>
+          <w:rStyle w:val="NormalTok"/>
+        </w:rPr>
+        <w:t xml:space="preserve"> </w:t>
+      </w:r>
+      <w:r>
+        <w:rPr>
+          <w:rStyle w:val="KeywordTok"/>
+        </w:rPr>
+        <w:t xml:space="preserve">null</w:t>
+      </w:r>
+      <w:r>
+        <w:rPr>
+          <w:rStyle w:val="FunctionTok"/>
+        </w:rPr>
+        <w:t xml:space="preserve">,</w:t>
+      </w:r>
+      <w:r>
+        <w:rPr>
+          <w:rStyle w:val="NormalTok"/>
+        </w:rPr>
+        <w:t xml:space="preserve"> </w:t>
+      </w:r>
+      <w:r>
+        <w:rPr>
+          <w:rStyle w:val="DataTypeTok"/>
+        </w:rPr>
+        <w:t xml:space="preserve">"winnerUserId"</w:t>
+      </w:r>
+      <w:r>
+        <w:rPr>
+          <w:rStyle w:val="FunctionTok"/>
+        </w:rPr>
+        <w:t xml:space="preserve">:</w:t>
+      </w:r>
+      <w:r>
+        <w:rPr>
+          <w:rStyle w:val="NormalTok"/>
+        </w:rPr>
+        <w:t xml:space="preserve"> </w:t>
+      </w:r>
+      <w:r>
+        <w:rPr>
+          <w:rStyle w:val="KeywordTok"/>
+        </w:rPr>
+        <w:t xml:space="preserve">null</w:t>
+      </w:r>
+      <w:r>
+        <w:rPr>
+          <w:rStyle w:val="FunctionTok"/>
+        </w:rPr>
+        <w:t xml:space="preserve">,</w:t>
+      </w:r>
+      <w:r>
+        <w:rPr>
+          <w:rStyle w:val="NormalTok"/>
+        </w:rPr>
+        <w:t xml:space="preserve"> </w:t>
+      </w:r>
+      <w:r>
+        <w:rPr>
+          <w:rStyle w:val="DataTypeTok"/>
+        </w:rPr>
+        <w:t xml:space="preserve">"finalSprint"</w:t>
+      </w:r>
+      <w:r>
+        <w:rPr>
+          <w:rStyle w:val="FunctionTok"/>
+        </w:rPr>
+        <w:t xml:space="preserve">:</w:t>
+      </w:r>
+      <w:r>
+        <w:rPr>
+          <w:rStyle w:val="NormalTok"/>
+        </w:rPr>
+        <w:t xml:space="preserve"> </w:t>
+      </w:r>
+      <w:r>
+        <w:rPr>
+          <w:rStyle w:val="KeywordTok"/>
+        </w:rPr>
+        <w:t xml:space="preserve">false</w:t>
+      </w:r>
+      <w:r>
+        <w:rPr>
+          <w:rStyle w:val="FunctionTok"/>
+        </w:rPr>
+        <w:t xml:space="preserve">,</w:t>
+      </w:r>
+      <w:r>
+        <w:br/>
+      </w:r>
+      <w:r>
+        <w:rPr>
+          <w:rStyle w:val="NormalTok"/>
+        </w:rPr>
+        <w:t xml:space="preserve">  </w:t>
+      </w:r>
+      <w:r>
+        <w:rPr>
+          <w:rStyle w:val="DataTypeTok"/>
+        </w:rPr>
+        <w:t xml:space="preserve">"mode"</w:t>
+      </w:r>
+      <w:r>
+        <w:rPr>
+          <w:rStyle w:val="FunctionTok"/>
+        </w:rPr>
+        <w:t xml:space="preserve">:</w:t>
+      </w:r>
+      <w:r>
+        <w:rPr>
+          <w:rStyle w:val="NormalTok"/>
+        </w:rPr>
+        <w:t xml:space="preserve"> </w:t>
+      </w:r>
+      <w:r>
+        <w:rPr>
+          <w:rStyle w:val="StringTok"/>
+        </w:rPr>
+        <w:t xml:space="preserve">"1v1"</w:t>
+      </w:r>
+      <w:r>
+        <w:rPr>
+          <w:rStyle w:val="FunctionTok"/>
+        </w:rPr>
+        <w:t xml:space="preserve">,</w:t>
+      </w:r>
+      <w:r>
+        <w:rPr>
+          <w:rStyle w:val="NormalTok"/>
+        </w:rPr>
+        <w:t xml:space="preserve"> </w:t>
+      </w:r>
+      <w:r>
+        <w:rPr>
+          <w:rStyle w:val="DataTypeTok"/>
+        </w:rPr>
+        <w:t xml:space="preserve">"seatCount"</w:t>
+      </w:r>
+      <w:r>
+        <w:rPr>
+          <w:rStyle w:val="FunctionTok"/>
+        </w:rPr>
+        <w:t xml:space="preserve">:</w:t>
+      </w:r>
+      <w:r>
+        <w:rPr>
+          <w:rStyle w:val="NormalTok"/>
+        </w:rPr>
+        <w:t xml:space="preserve"> </w:t>
+      </w:r>
+      <w:r>
+        <w:rPr>
+          <w:rStyle w:val="DecValTok"/>
+        </w:rPr>
+        <w:t xml:space="preserve">2</w:t>
+      </w:r>
+      <w:r>
+        <w:rPr>
+          <w:rStyle w:val="FunctionTok"/>
+        </w:rPr>
+        <w:t xml:space="preserve">,</w:t>
+      </w:r>
+      <w:r>
+        <w:br/>
+      </w:r>
+      <w:r>
+        <w:rPr>
+          <w:rStyle w:val="NormalTok"/>
+        </w:rPr>
+        <w:t xml:space="preserve">  </w:t>
+      </w:r>
+      <w:r>
+        <w:rPr>
+          <w:rStyle w:val="DataTypeTok"/>
+        </w:rPr>
+        <w:t xml:space="preserve">"leftScore"</w:t>
+      </w:r>
+      <w:r>
+        <w:rPr>
+          <w:rStyle w:val="FunctionTok"/>
+        </w:rPr>
+        <w:t xml:space="preserve">:</w:t>
+      </w:r>
+      <w:r>
+        <w:rPr>
+          <w:rStyle w:val="NormalTok"/>
+        </w:rPr>
+        <w:t xml:space="preserve"> </w:t>
+      </w:r>
+      <w:r>
+        <w:rPr>
+          <w:rStyle w:val="DecValTok"/>
+        </w:rPr>
+        <w:t xml:space="preserve">0</w:t>
+      </w:r>
+      <w:r>
+        <w:rPr>
+          <w:rStyle w:val="FunctionTok"/>
+        </w:rPr>
+        <w:t xml:space="preserve">,</w:t>
+      </w:r>
+      <w:r>
+        <w:rPr>
+          <w:rStyle w:val="NormalTok"/>
+        </w:rPr>
+        <w:t xml:space="preserve"> </w:t>
+      </w:r>
+      <w:r>
+        <w:rPr>
+          <w:rStyle w:val="DataTypeTok"/>
+        </w:rPr>
+        <w:t xml:space="preserve">"rightScore"</w:t>
+      </w:r>
+      <w:r>
+        <w:rPr>
+          <w:rStyle w:val="FunctionTok"/>
+        </w:rPr>
+        <w:t xml:space="preserve">:</w:t>
+      </w:r>
+      <w:r>
+        <w:rPr>
+          <w:rStyle w:val="NormalTok"/>
+        </w:rPr>
+        <w:t xml:space="preserve"> </w:t>
+      </w:r>
+      <w:r>
+        <w:rPr>
+          <w:rStyle w:val="DecValTok"/>
+        </w:rPr>
+        <w:t xml:space="preserve">0</w:t>
+      </w:r>
+      <w:r>
+        <w:rPr>
+          <w:rStyle w:val="FunctionTok"/>
+        </w:rPr>
+        <w:t xml:space="preserve">,</w:t>
+      </w:r>
+      <w:r>
+        <w:rPr>
+          <w:rStyle w:val="NormalTok"/>
+        </w:rPr>
+        <w:t xml:space="preserve"> </w:t>
+      </w:r>
+      <w:r>
+        <w:rPr>
+          <w:rStyle w:val="DataTypeTok"/>
+        </w:rPr>
+        <w:t xml:space="preserve">"leftName"</w:t>
+      </w:r>
+      <w:r>
+        <w:rPr>
+          <w:rStyle w:val="FunctionTok"/>
+        </w:rPr>
+        <w:t xml:space="preserve">:</w:t>
+      </w:r>
+      <w:r>
+        <w:rPr>
+          <w:rStyle w:val="NormalTok"/>
+        </w:rPr>
+        <w:t xml:space="preserve"> </w:t>
+      </w:r>
+      <w:r>
+        <w:rPr>
+          <w:rStyle w:val="StringTok"/>
+        </w:rPr>
+        <w:t xml:space="preserve">"..."</w:t>
+      </w:r>
+      <w:r>
+        <w:rPr>
+          <w:rStyle w:val="FunctionTok"/>
+        </w:rPr>
+        <w:t xml:space="preserve">,</w:t>
+      </w:r>
+      <w:r>
+        <w:rPr>
+          <w:rStyle w:val="NormalTok"/>
+        </w:rPr>
+        <w:t xml:space="preserve"> </w:t>
+      </w:r>
+      <w:r>
+        <w:rPr>
+          <w:rStyle w:val="DataTypeTok"/>
+        </w:rPr>
+        <w:t xml:space="preserve">"rightName"</w:t>
+      </w:r>
+      <w:r>
+        <w:rPr>
+          <w:rStyle w:val="FunctionTok"/>
+        </w:rPr>
+        <w:t xml:space="preserve">:</w:t>
+      </w:r>
+      <w:r>
+        <w:rPr>
+          <w:rStyle w:val="NormalTok"/>
+        </w:rPr>
+        <w:t xml:space="preserve"> </w:t>
+      </w:r>
+      <w:r>
+        <w:rPr>
+          <w:rStyle w:val="StringTok"/>
+        </w:rPr>
+        <w:t xml:space="preserve">"..."</w:t>
+      </w:r>
+      <w:r>
+        <w:rPr>
+          <w:rStyle w:val="FunctionTok"/>
+        </w:rPr>
+        <w:t xml:space="preserve">,</w:t>
+      </w:r>
+      <w:r>
+        <w:br/>
+      </w:r>
+      <w:r>
+        <w:rPr>
+          <w:rStyle w:val="NormalTok"/>
+        </w:rPr>
+        <w:t xml:space="preserve">  </w:t>
+      </w:r>
+      <w:r>
+        <w:rPr>
+          <w:rStyle w:val="DataTypeTok"/>
+        </w:rPr>
+        <w:t xml:space="preserve">"requestedAt"</w:t>
+      </w:r>
+      <w:r>
+        <w:rPr>
+          <w:rStyle w:val="FunctionTok"/>
+        </w:rPr>
+        <w:t xml:space="preserve">:</w:t>
+      </w:r>
+      <w:r>
+        <w:rPr>
+          <w:rStyle w:val="NormalTok"/>
+        </w:rPr>
+        <w:t xml:space="preserve"> </w:t>
+      </w:r>
+      <w:r>
+        <w:rPr>
+          <w:rStyle w:val="StringTok"/>
+        </w:rPr>
+        <w:t xml:space="preserve">"..."</w:t>
+      </w:r>
+      <w:r>
+        <w:rPr>
+          <w:rStyle w:val="FunctionTok"/>
+        </w:rPr>
+        <w:t xml:space="preserve">,</w:t>
+      </w:r>
+      <w:r>
+        <w:rPr>
+          <w:rStyle w:val="NormalTok"/>
+        </w:rPr>
+        <w:t xml:space="preserve"> </w:t>
+      </w:r>
+      <w:r>
+        <w:rPr>
+          <w:rStyle w:val="DataTypeTok"/>
+        </w:rPr>
+        <w:t xml:space="preserve">"respondedAt"</w:t>
+      </w:r>
+      <w:r>
+        <w:rPr>
+          <w:rStyle w:val="FunctionTok"/>
+        </w:rPr>
+        <w:t xml:space="preserve">:</w:t>
+      </w:r>
+      <w:r>
+        <w:rPr>
+          <w:rStyle w:val="NormalTok"/>
+        </w:rPr>
+        <w:t xml:space="preserve"> </w:t>
+      </w:r>
+      <w:r>
+        <w:rPr>
+          <w:rStyle w:val="KeywordTok"/>
+        </w:rPr>
+        <w:t xml:space="preserve">null</w:t>
+      </w:r>
+      <w:r>
+        <w:rPr>
+          <w:rStyle w:val="FunctionTok"/>
+        </w:rPr>
+        <w:t xml:space="preserve">,</w:t>
+      </w:r>
+      <w:r>
+        <w:rPr>
+          <w:rStyle w:val="NormalTok"/>
+        </w:rPr>
+        <w:t xml:space="preserve"> </w:t>
+      </w:r>
+      <w:r>
+        <w:rPr>
+          <w:rStyle w:val="DataTypeTok"/>
+        </w:rPr>
+        <w:t xml:space="preserve">"startedAt"</w:t>
+      </w:r>
+      <w:r>
+        <w:rPr>
+          <w:rStyle w:val="FunctionTok"/>
+        </w:rPr>
+        <w:t xml:space="preserve">:</w:t>
+      </w:r>
+      <w:r>
+        <w:rPr>
+          <w:rStyle w:val="NormalTok"/>
+        </w:rPr>
+        <w:t xml:space="preserve"> </w:t>
+      </w:r>
+      <w:r>
+        <w:rPr>
+          <w:rStyle w:val="KeywordTok"/>
+        </w:rPr>
+        <w:t xml:space="preserve">null</w:t>
+      </w:r>
+      <w:r>
+        <w:rPr>
+          <w:rStyle w:val="FunctionTok"/>
+        </w:rPr>
+        <w:t xml:space="preserve">,</w:t>
+      </w:r>
+      <w:r>
+        <w:br/>
+      </w:r>
+      <w:r>
+        <w:rPr>
+          <w:rStyle w:val="NormalTok"/>
+        </w:rPr>
+        <w:t xml:space="preserve">  </w:t>
+      </w:r>
+      <w:r>
+        <w:rPr>
+          <w:rStyle w:val="DataTypeTok"/>
+        </w:rPr>
+        <w:t xml:space="preserve">"endsAt"</w:t>
+      </w:r>
+      <w:r>
+        <w:rPr>
+          <w:rStyle w:val="FunctionTok"/>
+        </w:rPr>
+        <w:t xml:space="preserve">:</w:t>
+      </w:r>
+      <w:r>
+        <w:rPr>
+          <w:rStyle w:val="NormalTok"/>
+        </w:rPr>
+        <w:t xml:space="preserve"> </w:t>
+      </w:r>
+      <w:r>
+        <w:rPr>
+          <w:rStyle w:val="KeywordTok"/>
+        </w:rPr>
+        <w:t xml:space="preserve">null</w:t>
+      </w:r>
+      <w:r>
+        <w:rPr>
+          <w:rStyle w:val="FunctionTok"/>
+        </w:rPr>
+        <w:t xml:space="preserve">,</w:t>
+      </w:r>
+      <w:r>
+        <w:rPr>
+          <w:rStyle w:val="NormalTok"/>
+        </w:rPr>
+        <w:t xml:space="preserve"> </w:t>
+      </w:r>
+      <w:r>
+        <w:rPr>
+          <w:rStyle w:val="DataTypeTok"/>
+        </w:rPr>
+        <w:t xml:space="preserve">"endedAt"</w:t>
+      </w:r>
+      <w:r>
+        <w:rPr>
+          <w:rStyle w:val="FunctionTok"/>
+        </w:rPr>
+        <w:t xml:space="preserve">:</w:t>
+      </w:r>
+      <w:r>
+        <w:rPr>
+          <w:rStyle w:val="NormalTok"/>
+        </w:rPr>
+        <w:t xml:space="preserve"> </w:t>
+      </w:r>
+      <w:r>
+        <w:rPr>
+          <w:rStyle w:val="KeywordTok"/>
+        </w:rPr>
+        <w:t xml:space="preserve">null</w:t>
+      </w:r>
+      <w:r>
+        <w:br/>
+      </w:r>
+      <w:r>
+        <w:rPr>
+          <w:rStyle w:val="FunctionTok"/>
+        </w:rPr>
+        <w:t xml:space="preserve">}</w:t>
+      </w:r>
+      <w:r>
+        <w:rPr>
+          <w:rStyle w:val="NormalTok"/>
+        </w:rPr>
+        <w:t xml:space="preserve"> </w:t>
+      </w:r>
+      <w:r>
+        <w:rPr>
+          <w:rStyle w:val="OtherTok"/>
+        </w:rPr>
+        <w:t xml:space="preserve">]</w:t>
+      </w:r>
+      <w:r>
+        <w:rPr>
+          <w:rStyle w:val="NormalTok"/>
+        </w:rPr>
+        <w:t xml:space="preserve"> </w:t>
+      </w:r>
+      <w:r>
+        <w:rPr>
+          <w:rStyle w:val="FunctionTok"/>
+        </w:rPr>
+        <w:t xml:space="preserve">}</w:t>
+      </w:r>
+    </w:p>
+    <w:p>
+      <w:pPr>
+        <w:pStyle w:val="FirstParagraph"/>
+      </w:pPr>
+      <w:r>
+        <w:rPr>
+          <w:rStyle w:val="VerbatimChar"/>
+        </w:rPr>
+        <w:t xml:space="preserve">status</w:t>
+      </w:r>
+      <w:r>
+        <w:t xml:space="preserve"> </w:t>
+      </w:r>
+      <w:r>
+        <w:t xml:space="preserve">eşlemesi:</w:t>
+      </w:r>
+      <w:r>
+        <w:t xml:space="preserve"> </w:t>
+      </w:r>
+      <w:r>
+        <w:rPr>
+          <w:rStyle w:val="VerbatimChar"/>
+        </w:rPr>
+        <w:t xml:space="preserve">pending</w:t>
+      </w:r>
+      <w:r>
+        <w:t xml:space="preserve"> </w:t>
+      </w:r>
+      <w:r>
+        <w:t xml:space="preserve">→</w:t>
+      </w:r>
+      <w:r>
+        <w:t xml:space="preserve"> </w:t>
+      </w:r>
+      <w:r>
+        <w:rPr>
+          <w:rStyle w:val="VerbatimChar"/>
+        </w:rPr>
+        <w:t xml:space="preserve">pending</w:t>
+      </w:r>
+      <w:r>
+        <w:t xml:space="preserve">,</w:t>
+      </w:r>
+      <w:r>
+        <w:t xml:space="preserve"> </w:t>
+      </w:r>
+      <w:r>
+        <w:rPr>
+          <w:rStyle w:val="VerbatimChar"/>
+        </w:rPr>
+        <w:t xml:space="preserve">active</w:t>
+      </w:r>
+      <w:r>
+        <w:t xml:space="preserve"> </w:t>
+      </w:r>
+      <w:r>
+        <w:t xml:space="preserve">→</w:t>
+      </w:r>
+      <w:r>
+        <w:t xml:space="preserve"> </w:t>
+      </w:r>
+      <w:r>
+        <w:rPr>
+          <w:rStyle w:val="VerbatimChar"/>
+        </w:rPr>
+        <w:t xml:space="preserve">live</w:t>
+      </w:r>
+      <w:r>
+        <w:t xml:space="preserve">,</w:t>
+      </w:r>
+      <w:r>
+        <w:t xml:space="preserve"> </w:t>
+      </w:r>
+      <w:r>
+        <w:rPr>
+          <w:rStyle w:val="VerbatimChar"/>
+        </w:rPr>
+        <w:t xml:space="preserve">completed</w:t>
+      </w:r>
+      <w:r>
+        <w:t xml:space="preserve"> </w:t>
+      </w:r>
+      <w:r>
+        <w:t xml:space="preserve">→</w:t>
+      </w:r>
+      <w:r>
+        <w:t xml:space="preserve"> </w:t>
+      </w:r>
+      <w:r>
+        <w:rPr>
+          <w:rStyle w:val="VerbatimChar"/>
+        </w:rPr>
+        <w:t xml:space="preserve">ended</w:t>
+      </w:r>
+      <w:r>
+        <w:t xml:space="preserve">.</w:t>
+      </w:r>
+    </w:p>
+    <w:p>
+      <w:pPr>
+        <w:pStyle w:val="BodyText"/>
+      </w:pPr>
+      <w:r>
+        <w:rPr>
+          <w:bCs/>
+          <w:b/>
+        </w:rPr>
+        <w:t xml:space="preserve">GET</w:t>
+      </w:r>
+      <w:r>
+        <w:rPr>
+          <w:bCs/>
+          <w:b/>
+        </w:rPr>
+        <w:t xml:space="preserve"> </w:t>
+      </w:r>
+      <w:r>
+        <w:rPr>
+          <w:rStyle w:val="VerbatimChar"/>
+          <w:bCs/>
+          <w:b/>
+        </w:rPr>
+        <w:t xml:space="preserve">/api/pk/leaderboard?period=daily|weekly|monthly|all&amp;metric=score|wins&amp;limit=N</w:t>
+      </w:r>
+    </w:p>
+    <w:p>
+      <w:pPr>
+        <w:pStyle w:val="SourceCode"/>
+      </w:pPr>
+      <w:r>
+        <w:rPr>
+          <w:rStyle w:val="FunctionTok"/>
+        </w:rPr>
+        <w:t xml:space="preserve">{</w:t>
+      </w:r>
+      <w:r>
+        <w:rPr>
+          <w:rStyle w:val="NormalTok"/>
+        </w:rPr>
+        <w:t xml:space="preserve"> </w:t>
+      </w:r>
+      <w:r>
+        <w:rPr>
+          <w:rStyle w:val="DataTypeTok"/>
+        </w:rPr>
+        <w:t xml:space="preserve">"period"</w:t>
+      </w:r>
+      <w:r>
+        <w:rPr>
+          <w:rStyle w:val="FunctionTok"/>
+        </w:rPr>
+        <w:t xml:space="preserve">:</w:t>
+      </w:r>
+      <w:r>
+        <w:rPr>
+          <w:rStyle w:val="NormalTok"/>
+        </w:rPr>
+        <w:t xml:space="preserve"> </w:t>
+      </w:r>
+      <w:r>
+        <w:rPr>
+          <w:rStyle w:val="StringTok"/>
+        </w:rPr>
+        <w:t xml:space="preserve">"weekly"</w:t>
+      </w:r>
+      <w:r>
+        <w:rPr>
+          <w:rStyle w:val="FunctionTok"/>
+        </w:rPr>
+        <w:t xml:space="preserve">,</w:t>
+      </w:r>
+      <w:r>
+        <w:rPr>
+          <w:rStyle w:val="NormalTok"/>
+        </w:rPr>
+        <w:t xml:space="preserve"> </w:t>
+      </w:r>
+      <w:r>
+        <w:rPr>
+          <w:rStyle w:val="DataTypeTok"/>
+        </w:rPr>
+        <w:t xml:space="preserve">"metric"</w:t>
+      </w:r>
+      <w:r>
+        <w:rPr>
+          <w:rStyle w:val="FunctionTok"/>
+        </w:rPr>
+        <w:t xml:space="preserve">:</w:t>
+      </w:r>
+      <w:r>
+        <w:rPr>
+          <w:rStyle w:val="NormalTok"/>
+        </w:rPr>
+        <w:t xml:space="preserve"> </w:t>
+      </w:r>
+      <w:r>
+        <w:rPr>
+          <w:rStyle w:val="StringTok"/>
+        </w:rPr>
+        <w:t xml:space="preserve">"score"</w:t>
+      </w:r>
+      <w:r>
+        <w:rPr>
+          <w:rStyle w:val="FunctionTok"/>
+        </w:rPr>
+        <w:t xml:space="preserve">,</w:t>
+      </w:r>
+      <w:r>
+        <w:br/>
+      </w:r>
+      <w:r>
+        <w:rPr>
+          <w:rStyle w:val="NormalTok"/>
+        </w:rPr>
+        <w:t xml:space="preserve">  </w:t>
+      </w:r>
+      <w:r>
+        <w:rPr>
+          <w:rStyle w:val="DataTypeTok"/>
+        </w:rPr>
+        <w:t xml:space="preserve">"entries"</w:t>
+      </w:r>
+      <w:r>
+        <w:rPr>
+          <w:rStyle w:val="FunctionTok"/>
+        </w:rPr>
+        <w:t xml:space="preserve">:</w:t>
+      </w:r>
+      <w:r>
+        <w:rPr>
+          <w:rStyle w:val="NormalTok"/>
+        </w:rPr>
+        <w:t xml:space="preserve"> </w:t>
+      </w:r>
+      <w:r>
+        <w:rPr>
+          <w:rStyle w:val="OtherTok"/>
+        </w:rPr>
+        <w:t xml:space="preserve">[</w:t>
+      </w:r>
+      <w:r>
+        <w:rPr>
+          <w:rStyle w:val="NormalTok"/>
+        </w:rPr>
+        <w:t xml:space="preserve"> </w:t>
+      </w:r>
+      <w:r>
+        <w:rPr>
+          <w:rStyle w:val="FunctionTok"/>
+        </w:rPr>
+        <w:t xml:space="preserve">{</w:t>
+      </w:r>
+      <w:r>
+        <w:rPr>
+          <w:rStyle w:val="NormalTok"/>
+        </w:rPr>
+        <w:t xml:space="preserve"> </w:t>
+      </w:r>
+      <w:r>
+        <w:rPr>
+          <w:rStyle w:val="DataTypeTok"/>
+        </w:rPr>
+        <w:t xml:space="preserve">"rank"</w:t>
+      </w:r>
+      <w:r>
+        <w:rPr>
+          <w:rStyle w:val="FunctionTok"/>
+        </w:rPr>
+        <w:t xml:space="preserve">:</w:t>
+      </w:r>
+      <w:r>
+        <w:rPr>
+          <w:rStyle w:val="NormalTok"/>
+        </w:rPr>
+        <w:t xml:space="preserve"> </w:t>
+      </w:r>
+      <w:r>
+        <w:rPr>
+          <w:rStyle w:val="DecValTok"/>
+        </w:rPr>
+        <w:t xml:space="preserve">1</w:t>
+      </w:r>
+      <w:r>
+        <w:rPr>
+          <w:rStyle w:val="FunctionTok"/>
+        </w:rPr>
+        <w:t xml:space="preserve">,</w:t>
+      </w:r>
+      <w:r>
+        <w:rPr>
+          <w:rStyle w:val="NormalTok"/>
+        </w:rPr>
+        <w:t xml:space="preserve"> </w:t>
+      </w:r>
+      <w:r>
+        <w:rPr>
+          <w:rStyle w:val="DataTypeTok"/>
+        </w:rPr>
+        <w:t xml:space="preserve">"userId"</w:t>
+      </w:r>
+      <w:r>
+        <w:rPr>
+          <w:rStyle w:val="FunctionTok"/>
+        </w:rPr>
+        <w:t xml:space="preserve">:</w:t>
+      </w:r>
+      <w:r>
+        <w:rPr>
+          <w:rStyle w:val="NormalTok"/>
+        </w:rPr>
+        <w:t xml:space="preserve"> </w:t>
+      </w:r>
+      <w:r>
+        <w:rPr>
+          <w:rStyle w:val="StringTok"/>
+        </w:rPr>
+        <w:t xml:space="preserve">"..."</w:t>
+      </w:r>
+      <w:r>
+        <w:rPr>
+          <w:rStyle w:val="FunctionTok"/>
+        </w:rPr>
+        <w:t xml:space="preserve">,</w:t>
+      </w:r>
+      <w:r>
+        <w:rPr>
+          <w:rStyle w:val="NormalTok"/>
+        </w:rPr>
+        <w:t xml:space="preserve"> </w:t>
+      </w:r>
+      <w:r>
+        <w:rPr>
+          <w:rStyle w:val="DataTypeTok"/>
+        </w:rPr>
+        <w:t xml:space="preserve">"name"</w:t>
+      </w:r>
+      <w:r>
+        <w:rPr>
+          <w:rStyle w:val="FunctionTok"/>
+        </w:rPr>
+        <w:t xml:space="preserve">:</w:t>
+      </w:r>
+      <w:r>
+        <w:rPr>
+          <w:rStyle w:val="NormalTok"/>
+        </w:rPr>
+        <w:t xml:space="preserve"> </w:t>
+      </w:r>
+      <w:r>
+        <w:rPr>
+          <w:rStyle w:val="StringTok"/>
+        </w:rPr>
+        <w:t xml:space="preserve">"..."</w:t>
+      </w:r>
+      <w:r>
+        <w:rPr>
+          <w:rStyle w:val="FunctionTok"/>
+        </w:rPr>
+        <w:t xml:space="preserve">,</w:t>
+      </w:r>
+      <w:r>
+        <w:rPr>
+          <w:rStyle w:val="NormalTok"/>
+        </w:rPr>
+        <w:t xml:space="preserve"> </w:t>
+      </w:r>
+      <w:r>
+        <w:rPr>
+          <w:rStyle w:val="DataTypeTok"/>
+        </w:rPr>
+        <w:t xml:space="preserve">"image"</w:t>
+      </w:r>
+      <w:r>
+        <w:rPr>
+          <w:rStyle w:val="FunctionTok"/>
+        </w:rPr>
+        <w:t xml:space="preserve">:</w:t>
+      </w:r>
+      <w:r>
+        <w:rPr>
+          <w:rStyle w:val="NormalTok"/>
+        </w:rPr>
+        <w:t xml:space="preserve"> </w:t>
+      </w:r>
+      <w:r>
+        <w:rPr>
+          <w:rStyle w:val="KeywordTok"/>
+        </w:rPr>
+        <w:t xml:space="preserve">null</w:t>
+      </w:r>
+      <w:r>
+        <w:rPr>
+          <w:rStyle w:val="FunctionTok"/>
+        </w:rPr>
+        <w:t xml:space="preserve">,</w:t>
+      </w:r>
+      <w:r>
+        <w:br/>
+      </w:r>
+      <w:r>
+        <w:rPr>
+          <w:rStyle w:val="NormalTok"/>
+        </w:rPr>
+        <w:t xml:space="preserve">                 </w:t>
+      </w:r>
+      <w:r>
+        <w:rPr>
+          <w:rStyle w:val="DataTypeTok"/>
+        </w:rPr>
+        <w:t xml:space="preserve">"score"</w:t>
+      </w:r>
+      <w:r>
+        <w:rPr>
+          <w:rStyle w:val="FunctionTok"/>
+        </w:rPr>
+        <w:t xml:space="preserve">:</w:t>
+      </w:r>
+      <w:r>
+        <w:rPr>
+          <w:rStyle w:val="NormalTok"/>
+        </w:rPr>
+        <w:t xml:space="preserve"> </w:t>
+      </w:r>
+      <w:r>
+        <w:rPr>
+          <w:rStyle w:val="DecValTok"/>
+        </w:rPr>
+        <w:t xml:space="preserve">0</w:t>
+      </w:r>
+      <w:r>
+        <w:rPr>
+          <w:rStyle w:val="FunctionTok"/>
+        </w:rPr>
+        <w:t xml:space="preserve">,</w:t>
+      </w:r>
+      <w:r>
+        <w:rPr>
+          <w:rStyle w:val="NormalTok"/>
+        </w:rPr>
+        <w:t xml:space="preserve"> </w:t>
+      </w:r>
+      <w:r>
+        <w:rPr>
+          <w:rStyle w:val="DataTypeTok"/>
+        </w:rPr>
+        <w:t xml:space="preserve">"wins"</w:t>
+      </w:r>
+      <w:r>
+        <w:rPr>
+          <w:rStyle w:val="FunctionTok"/>
+        </w:rPr>
+        <w:t xml:space="preserve">:</w:t>
+      </w:r>
+      <w:r>
+        <w:rPr>
+          <w:rStyle w:val="NormalTok"/>
+        </w:rPr>
+        <w:t xml:space="preserve"> </w:t>
+      </w:r>
+      <w:r>
+        <w:rPr>
+          <w:rStyle w:val="DecValTok"/>
+        </w:rPr>
+        <w:t xml:space="preserve">0</w:t>
+      </w:r>
+      <w:r>
+        <w:rPr>
+          <w:rStyle w:val="FunctionTok"/>
+        </w:rPr>
+        <w:t xml:space="preserve">,</w:t>
+      </w:r>
+      <w:r>
+        <w:rPr>
+          <w:rStyle w:val="NormalTok"/>
+        </w:rPr>
+        <w:t xml:space="preserve"> </w:t>
+      </w:r>
+      <w:r>
+        <w:rPr>
+          <w:rStyle w:val="DataTypeTok"/>
+        </w:rPr>
+        <w:t xml:space="preserve">"matches"</w:t>
+      </w:r>
+      <w:r>
+        <w:rPr>
+          <w:rStyle w:val="FunctionTok"/>
+        </w:rPr>
+        <w:t xml:space="preserve">:</w:t>
+      </w:r>
+      <w:r>
+        <w:rPr>
+          <w:rStyle w:val="NormalTok"/>
+        </w:rPr>
+        <w:t xml:space="preserve"> </w:t>
+      </w:r>
+      <w:r>
+        <w:rPr>
+          <w:rStyle w:val="DecValTok"/>
+        </w:rPr>
+        <w:t xml:space="preserve">0</w:t>
+      </w:r>
+      <w:r>
+        <w:rPr>
+          <w:rStyle w:val="NormalTok"/>
+        </w:rPr>
+        <w:t xml:space="preserve"> </w:t>
+      </w:r>
+      <w:r>
+        <w:rPr>
+          <w:rStyle w:val="FunctionTok"/>
+        </w:rPr>
+        <w:t xml:space="preserve">}</w:t>
+      </w:r>
+      <w:r>
+        <w:rPr>
+          <w:rStyle w:val="NormalTok"/>
+        </w:rPr>
+        <w:t xml:space="preserve"> </w:t>
+      </w:r>
+      <w:r>
+        <w:rPr>
+          <w:rStyle w:val="OtherTok"/>
+        </w:rPr>
+        <w:t xml:space="preserve">]</w:t>
+      </w:r>
+      <w:r>
+        <w:rPr>
+          <w:rStyle w:val="NormalTok"/>
+        </w:rPr>
+        <w:t xml:space="preserve"> </w:t>
+      </w:r>
+      <w:r>
+        <w:rPr>
+          <w:rStyle w:val="FunctionTok"/>
+        </w:rPr>
+        <w:t xml:space="preserve">}</w:t>
+      </w:r>
+    </w:p>
+    <w:p>
+      <w:pPr>
+        <w:pStyle w:val="FirstParagraph"/>
+      </w:pPr>
+      <w:r>
+        <w:rPr>
+          <w:bCs/>
+          <w:b/>
+        </w:rPr>
+        <w:t xml:space="preserve">GET</w:t>
+      </w:r>
+      <w:r>
+        <w:rPr>
+          <w:bCs/>
+          <w:b/>
+        </w:rPr>
+        <w:t xml:space="preserve"> </w:t>
+      </w:r>
+      <w:r>
+        <w:rPr>
+          <w:rStyle w:val="VerbatimChar"/>
+          <w:bCs/>
+          <w:b/>
+        </w:rPr>
+        <w:t xml:space="preserve">/api/pk/{matchId}</w:t>
+      </w:r>
+      <w:r>
+        <w:t xml:space="preserve"> </w:t>
+      </w:r>
+      <w:r>
+        <w:t xml:space="preserve">→ tek maç nesnesi (yukarıdaki şemayla aynı), bulunamazsa</w:t>
+      </w:r>
+      <w:r>
+        <w:t xml:space="preserve"> </w:t>
+      </w:r>
+      <w:r>
+        <w:rPr>
+          <w:rStyle w:val="VerbatimChar"/>
+        </w:rPr>
+        <w:t xml:space="preserve">404 {"error":"..."}</w:t>
+      </w:r>
+      <w:r>
+        <w:t xml:space="preserve">.</w:t>
+      </w:r>
+    </w:p>
+    <w:p>
+      <w:pPr>
+        <w:pStyle w:val="BodyText"/>
+      </w:pPr>
+      <w:r>
+        <w:rPr>
+          <w:bCs/>
+          <w:b/>
+        </w:rPr>
+        <w:t xml:space="preserve">GET (SSE)</w:t>
+      </w:r>
+      <w:r>
+        <w:rPr>
+          <w:bCs/>
+          <w:b/>
+        </w:rPr>
+        <w:t xml:space="preserve"> </w:t>
+      </w:r>
+      <w:r>
+        <w:rPr>
+          <w:rStyle w:val="VerbatimChar"/>
+          <w:bCs/>
+          <w:b/>
+        </w:rPr>
+        <w:t xml:space="preserve">/api/pk/{matchId}/stream</w:t>
+      </w:r>
+      <w:r>
+        <w:t xml:space="preserve"> </w:t>
+      </w:r>
+      <w:r>
+        <w:t xml:space="preserve">— 2 sn’de bir değişim kontrolü, 15 sn heartbeat.</w:t>
+      </w:r>
+      <w:r>
+        <w:t xml:space="preserve"> </w:t>
+      </w:r>
+      <w:r>
+        <w:t xml:space="preserve">Olay:</w:t>
+      </w:r>
+      <w:r>
+        <w:t xml:space="preserve"> </w:t>
+      </w:r>
+      <w:r>
+        <w:rPr>
+          <w:rStyle w:val="VerbatimChar"/>
+        </w:rPr>
+        <w:t xml:space="preserve">{ "type": "pk", "event": "match_update", "match": { ...yukarıdaki şema... } }</w:t>
+      </w:r>
+      <w:r>
+        <w:t xml:space="preserve"> </w:t>
+      </w:r>
+      <w:r>
+        <w:t xml:space="preserve">Maç biterse son olaydan 3 sn sonra bağlantı kapanır.</w:t>
+      </w:r>
+    </w:p>
+    <w:p>
+      <w:pPr>
+        <w:pStyle w:val="BodyText"/>
+      </w:pPr>
+      <w:r>
+        <w:rPr>
+          <w:bCs/>
+          <w:b/>
+        </w:rPr>
+        <w:t xml:space="preserve">GET</w:t>
+      </w:r>
+      <w:r>
+        <w:rPr>
+          <w:bCs/>
+          <w:b/>
+        </w:rPr>
+        <w:t xml:space="preserve"> </w:t>
+      </w:r>
+      <w:r>
+        <w:rPr>
+          <w:rStyle w:val="VerbatimChar"/>
+          <w:bCs/>
+          <w:b/>
+        </w:rPr>
+        <w:t xml:space="preserve">/api/live/pk/active</w:t>
+      </w:r>
+      <w:r>
+        <w:t xml:space="preserve"> </w:t>
+      </w:r>
+      <w:r>
+        <w:t xml:space="preserve">(opsiyonel</w:t>
+      </w:r>
+      <w:r>
+        <w:t xml:space="preserve"> </w:t>
+      </w:r>
+      <w:r>
+        <w:rPr>
+          <w:rStyle w:val="VerbatimChar"/>
+        </w:rPr>
+        <w:t xml:space="preserve">?roomId=</w:t>
+      </w:r>
+      <w:r>
+        <w:t xml:space="preserve"> </w:t>
+      </w:r>
+      <w:r>
+        <w:t xml:space="preserve">/</w:t>
+      </w:r>
+      <w:r>
+        <w:t xml:space="preserve"> </w:t>
+      </w:r>
+      <w:r>
+        <w:rPr>
+          <w:rStyle w:val="VerbatimChar"/>
+        </w:rPr>
+        <w:t xml:space="preserve">?streamId=</w:t>
+      </w:r>
+      <w:r>
+        <w:t xml:space="preserve">) →</w:t>
+      </w:r>
+      <w:r>
+        <w:t xml:space="preserve"> </w:t>
+      </w:r>
+      <w:r>
+        <w:rPr>
+          <w:rStyle w:val="VerbatimChar"/>
+        </w:rPr>
+        <w:t xml:space="preserve">{ "matches": [...] }</w:t>
+      </w:r>
+      <w:r>
+        <w:t xml:space="preserve">; filtre verildiğinde ek olarak</w:t>
+      </w:r>
+      <w:r>
+        <w:t xml:space="preserve"> </w:t>
+      </w:r>
+      <w:r>
+        <w:rPr>
+          <w:rStyle w:val="VerbatimChar"/>
+        </w:rPr>
+        <w:t xml:space="preserve">match</w:t>
+      </w:r>
+      <w:r>
+        <w:t xml:space="preserve"> </w:t>
+      </w:r>
+      <w:r>
+        <w:t xml:space="preserve">alanı döner.</w:t>
+      </w:r>
+    </w:p>
     <w:p>
       <w:r>
         <w:pict>
@@ -9977,9 +14744,10 @@
         </w:pict>
       </w:r>
     </w:p>
-    <w:bookmarkEnd w:id="67"/>
-    <w:bookmarkEnd w:id="68"/>
-    <w:bookmarkStart w:id="72" w:name="X1afd5f2a0e92cd64493e704221ba68ac0f0c301"/>
+    <w:bookmarkEnd w:id="72"/>
+    <w:bookmarkEnd w:id="73"/>
+    <w:bookmarkEnd w:id="74"/>
+    <w:bookmarkStart w:id="78" w:name="X1afd5f2a0e92cd64493e704221ba68ac0f0c301"/>
     <w:p>
       <w:pPr>
         <w:pStyle w:val="Heading2"/>
@@ -10020,7 +14788,7 @@
         <w:t xml:space="preserve">döner.</w:t>
       </w:r>
     </w:p>
-    <w:bookmarkStart w:id="69" w:name="X53d5d840b7e8c29ab68546a80056764addebeee"/>
+    <w:bookmarkStart w:id="75" w:name="X53d5d840b7e8c29ab68546a80056764addebeee"/>
     <w:p>
       <w:pPr>
         <w:pStyle w:val="Heading3"/>
@@ -10246,41 +15014,45 @@
               <w:jc w:val="left"/>
             </w:pPr>
             <w:r>
-              <w:t xml:space="preserve">404</w:t>
-            </w:r>
-          </w:p>
-        </w:tc>
-        <w:tc>
-          <w:tcPr/>
-          <w:p>
-            <w:pPr>
-              <w:pStyle w:val="Compact"/>
-              <w:jc w:val="left"/>
-            </w:pPr>
-            <w:r>
-              <w:t xml:space="preserve">200</w:t>
-            </w:r>
-          </w:p>
-        </w:tc>
-        <w:tc>
-          <w:tcPr/>
-          <w:p>
-            <w:pPr>
-              <w:pStyle w:val="Compact"/>
-              <w:jc w:val="left"/>
-            </w:pPr>
-            <w:r>
               <w:rPr>
                 <w:bCs/>
                 <w:b/>
               </w:rPr>
-              <w:t xml:space="preserve">NOT MIGRATED</w:t>
+              <w:t xml:space="preserve">ANA’da eklendi</w:t>
+            </w:r>
+          </w:p>
+        </w:tc>
+        <w:tc>
+          <w:tcPr/>
+          <w:p>
+            <w:pPr>
+              <w:pStyle w:val="Compact"/>
+              <w:jc w:val="left"/>
+            </w:pPr>
+            <w:r>
+              <w:t xml:space="preserve">200</w:t>
+            </w:r>
+          </w:p>
+        </w:tc>
+        <w:tc>
+          <w:tcPr/>
+          <w:p>
+            <w:pPr>
+              <w:pStyle w:val="Compact"/>
+              <w:jc w:val="left"/>
+            </w:pPr>
+            <w:r>
+              <w:rPr>
+                <w:bCs/>
+                <w:b/>
+              </w:rPr>
+              <w:t xml:space="preserve">MIGRATED</w:t>
             </w:r>
             <w:r>
               <w:t xml:space="preserve"> </w:t>
             </w:r>
             <w:r>
-              <w:t xml:space="preserve">(yalnızca ikinci)</w:t>
+              <w:t xml:space="preserve">(Faz 2)</w:t>
             </w:r>
           </w:p>
         </w:tc>
@@ -10309,35 +15081,127 @@
               <w:jc w:val="left"/>
             </w:pPr>
             <w:r>
-              <w:t xml:space="preserve">404</w:t>
-            </w:r>
-          </w:p>
-        </w:tc>
-        <w:tc>
-          <w:tcPr/>
-          <w:p>
-            <w:pPr>
-              <w:pStyle w:val="Compact"/>
-              <w:jc w:val="left"/>
-            </w:pPr>
-            <w:r>
-              <w:t xml:space="preserve">200</w:t>
-            </w:r>
-          </w:p>
-        </w:tc>
-        <w:tc>
-          <w:tcPr/>
-          <w:p>
-            <w:pPr>
-              <w:pStyle w:val="Compact"/>
-              <w:jc w:val="left"/>
-            </w:pPr>
-            <w:r>
               <w:rPr>
                 <w:bCs/>
                 <w:b/>
               </w:rPr>
-              <w:t xml:space="preserve">NOT MIGRATED</w:t>
+              <w:t xml:space="preserve">ANA’da eklendi</w:t>
+            </w:r>
+          </w:p>
+        </w:tc>
+        <w:tc>
+          <w:tcPr/>
+          <w:p>
+            <w:pPr>
+              <w:pStyle w:val="Compact"/>
+              <w:jc w:val="left"/>
+            </w:pPr>
+            <w:r>
+              <w:t xml:space="preserve">200</w:t>
+            </w:r>
+          </w:p>
+        </w:tc>
+        <w:tc>
+          <w:tcPr/>
+          <w:p>
+            <w:pPr>
+              <w:pStyle w:val="Compact"/>
+              <w:jc w:val="left"/>
+            </w:pPr>
+            <w:r>
+              <w:rPr>
+                <w:bCs/>
+                <w:b/>
+              </w:rPr>
+              <w:t xml:space="preserve">MIGRATED</w:t>
+            </w:r>
+            <w:r>
+              <w:t xml:space="preserve"> </w:t>
+            </w:r>
+            <w:r>
+              <w:t xml:space="preserve">(Faz 2)</w:t>
+            </w:r>
+          </w:p>
+        </w:tc>
+      </w:tr>
+      <w:tr>
+        <w:tc>
+          <w:tcPr/>
+          <w:p>
+            <w:pPr>
+              <w:pStyle w:val="Compact"/>
+              <w:jc w:val="left"/>
+            </w:pPr>
+            <w:r>
+              <w:rPr>
+                <w:rStyle w:val="VerbatimChar"/>
+              </w:rPr>
+              <w:t xml:space="preserve">/api/pk/{matchId}</w:t>
+            </w:r>
+            <w:r>
+              <w:t xml:space="preserve"> </w:t>
+            </w:r>
+            <w:r>
+              <w:t xml:space="preserve">+</w:t>
+            </w:r>
+            <w:r>
+              <w:t xml:space="preserve"> </w:t>
+            </w:r>
+            <w:r>
+              <w:rPr>
+                <w:rStyle w:val="VerbatimChar"/>
+              </w:rPr>
+              <w:t xml:space="preserve">/stream</w:t>
+            </w:r>
+          </w:p>
+        </w:tc>
+        <w:tc>
+          <w:tcPr/>
+          <w:p>
+            <w:pPr>
+              <w:pStyle w:val="Compact"/>
+              <w:jc w:val="left"/>
+            </w:pPr>
+            <w:r>
+              <w:rPr>
+                <w:bCs/>
+                <w:b/>
+              </w:rPr>
+              <w:t xml:space="preserve">ANA’da eklendi</w:t>
+            </w:r>
+          </w:p>
+        </w:tc>
+        <w:tc>
+          <w:tcPr/>
+          <w:p>
+            <w:pPr>
+              <w:pStyle w:val="Compact"/>
+              <w:jc w:val="left"/>
+            </w:pPr>
+            <w:r>
+              <w:t xml:space="preserve">200</w:t>
+            </w:r>
+          </w:p>
+        </w:tc>
+        <w:tc>
+          <w:tcPr/>
+          <w:p>
+            <w:pPr>
+              <w:pStyle w:val="Compact"/>
+              <w:jc w:val="left"/>
+            </w:pPr>
+            <w:r>
+              <w:rPr>
+                <w:bCs/>
+                <w:b/>
+              </w:rPr>
+              <w:t xml:space="preserve">MIGRATED</w:t>
+            </w:r>
+            <w:r>
+              <w:t xml:space="preserve"> </w:t>
+            </w:r>
+            <w:r>
+              <w:t xml:space="preserve">(Faz 2)</w:t>
             </w:r>
           </w:p>
         </w:tc>
@@ -10366,35 +15230,45 @@
               <w:jc w:val="left"/>
             </w:pPr>
             <w:r>
-              <w:t xml:space="preserve">404</w:t>
-            </w:r>
-          </w:p>
-        </w:tc>
-        <w:tc>
-          <w:tcPr/>
-          <w:p>
-            <w:pPr>
-              <w:pStyle w:val="Compact"/>
-              <w:jc w:val="left"/>
-            </w:pPr>
-            <w:r>
-              <w:t xml:space="preserve">200</w:t>
-            </w:r>
-          </w:p>
-        </w:tc>
-        <w:tc>
-          <w:tcPr/>
-          <w:p>
-            <w:pPr>
-              <w:pStyle w:val="Compact"/>
-              <w:jc w:val="left"/>
-            </w:pPr>
-            <w:r>
               <w:rPr>
                 <w:bCs/>
                 <w:b/>
               </w:rPr>
-              <w:t xml:space="preserve">NOT MIGRATED</w:t>
+              <w:t xml:space="preserve">ANA’da eklendi</w:t>
+            </w:r>
+          </w:p>
+        </w:tc>
+        <w:tc>
+          <w:tcPr/>
+          <w:p>
+            <w:pPr>
+              <w:pStyle w:val="Compact"/>
+              <w:jc w:val="left"/>
+            </w:pPr>
+            <w:r>
+              <w:t xml:space="preserve">200</w:t>
+            </w:r>
+          </w:p>
+        </w:tc>
+        <w:tc>
+          <w:tcPr/>
+          <w:p>
+            <w:pPr>
+              <w:pStyle w:val="Compact"/>
+              <w:jc w:val="left"/>
+            </w:pPr>
+            <w:r>
+              <w:rPr>
+                <w:bCs/>
+                <w:b/>
+              </w:rPr>
+              <w:t xml:space="preserve">MIGRATED</w:t>
+            </w:r>
+            <w:r>
+              <w:t xml:space="preserve"> </w:t>
+            </w:r>
+            <w:r>
+              <w:t xml:space="preserve">(Faz 2)</w:t>
             </w:r>
           </w:p>
         </w:tc>
@@ -10413,29 +15287,20 @@
               </w:rPr>
               <w:t xml:space="preserve">/api/live/guest/list</w:t>
             </w:r>
-          </w:p>
-        </w:tc>
-        <w:tc>
-          <w:tcPr/>
-          <w:p>
-            <w:pPr>
-              <w:pStyle w:val="Compact"/>
-              <w:jc w:val="left"/>
-            </w:pPr>
-            <w:r>
-              <w:t xml:space="preserve">404</w:t>
-            </w:r>
-          </w:p>
-        </w:tc>
-        <w:tc>
-          <w:tcPr/>
-          <w:p>
-            <w:pPr>
-              <w:pStyle w:val="Compact"/>
-              <w:jc w:val="left"/>
-            </w:pPr>
-            <w:r>
-              <w:t xml:space="preserve">200</w:t>
+            <w:r>
+              <w:t xml:space="preserve"> </w:t>
+            </w:r>
+            <w:r>
+              <w:t xml:space="preserve">+</w:t>
+            </w:r>
+            <w:r>
+              <w:t xml:space="preserve"> </w:t>
+            </w:r>
+            <w:r>
+              <w:rPr>
+                <w:rStyle w:val="VerbatimChar"/>
+              </w:rPr>
+              <w:t xml:space="preserve">/api/live/guest</w:t>
             </w:r>
           </w:p>
         </w:tc>
@@ -10451,7 +15316,41 @@
                 <w:bCs/>
                 <w:b/>
               </w:rPr>
-              <w:t xml:space="preserve">NOT MIGRATED</w:t>
+              <w:t xml:space="preserve">ANA’da eklendi</w:t>
+            </w:r>
+          </w:p>
+        </w:tc>
+        <w:tc>
+          <w:tcPr/>
+          <w:p>
+            <w:pPr>
+              <w:pStyle w:val="Compact"/>
+              <w:jc w:val="left"/>
+            </w:pPr>
+            <w:r>
+              <w:t xml:space="preserve">200</w:t>
+            </w:r>
+          </w:p>
+        </w:tc>
+        <w:tc>
+          <w:tcPr/>
+          <w:p>
+            <w:pPr>
+              <w:pStyle w:val="Compact"/>
+              <w:jc w:val="left"/>
+            </w:pPr>
+            <w:r>
+              <w:rPr>
+                <w:bCs/>
+                <w:b/>
+              </w:rPr>
+              <w:t xml:space="preserve">MIGRATED</w:t>
+            </w:r>
+            <w:r>
+              <w:t xml:space="preserve"> </w:t>
+            </w:r>
+            <w:r>
+              <w:t xml:space="preserve">(Faz 2)</w:t>
             </w:r>
           </w:p>
         </w:tc>
@@ -10486,35 +15385,45 @@
               <w:jc w:val="left"/>
             </w:pPr>
             <w:r>
-              <w:t xml:space="preserve">404</w:t>
-            </w:r>
-          </w:p>
-        </w:tc>
-        <w:tc>
-          <w:tcPr/>
-          <w:p>
-            <w:pPr>
-              <w:pStyle w:val="Compact"/>
-              <w:jc w:val="left"/>
-            </w:pPr>
-            <w:r>
-              <w:t xml:space="preserve">200</w:t>
-            </w:r>
-          </w:p>
-        </w:tc>
-        <w:tc>
-          <w:tcPr/>
-          <w:p>
-            <w:pPr>
-              <w:pStyle w:val="Compact"/>
-              <w:jc w:val="left"/>
-            </w:pPr>
-            <w:r>
               <w:rPr>
                 <w:bCs/>
                 <w:b/>
               </w:rPr>
-              <w:t xml:space="preserve">NOT MIGRATED</w:t>
+              <w:t xml:space="preserve">ANA’da eklendi</w:t>
+            </w:r>
+          </w:p>
+        </w:tc>
+        <w:tc>
+          <w:tcPr/>
+          <w:p>
+            <w:pPr>
+              <w:pStyle w:val="Compact"/>
+              <w:jc w:val="left"/>
+            </w:pPr>
+            <w:r>
+              <w:t xml:space="preserve">200</w:t>
+            </w:r>
+          </w:p>
+        </w:tc>
+        <w:tc>
+          <w:tcPr/>
+          <w:p>
+            <w:pPr>
+              <w:pStyle w:val="Compact"/>
+              <w:jc w:val="left"/>
+            </w:pPr>
+            <w:r>
+              <w:rPr>
+                <w:bCs/>
+                <w:b/>
+              </w:rPr>
+              <w:t xml:space="preserve">MIGRATED</w:t>
+            </w:r>
+            <w:r>
+              <w:t xml:space="preserve"> </w:t>
+            </w:r>
+            <w:r>
+              <w:t xml:space="preserve">(Faz 2)</w:t>
             </w:r>
           </w:p>
         </w:tc>
@@ -10549,35 +15458,118 @@
               <w:jc w:val="left"/>
             </w:pPr>
             <w:r>
-              <w:t xml:space="preserve">404</w:t>
-            </w:r>
-          </w:p>
-        </w:tc>
-        <w:tc>
-          <w:tcPr/>
-          <w:p>
-            <w:pPr>
-              <w:pStyle w:val="Compact"/>
-              <w:jc w:val="left"/>
-            </w:pPr>
-            <w:r>
-              <w:t xml:space="preserve">200</w:t>
-            </w:r>
-          </w:p>
-        </w:tc>
-        <w:tc>
-          <w:tcPr/>
-          <w:p>
-            <w:pPr>
-              <w:pStyle w:val="Compact"/>
-              <w:jc w:val="left"/>
-            </w:pPr>
-            <w:r>
               <w:rPr>
                 <w:bCs/>
                 <w:b/>
               </w:rPr>
-              <w:t xml:space="preserve">NOT MIGRATED</w:t>
+              <w:t xml:space="preserve">ANA’da eklendi</w:t>
+            </w:r>
+          </w:p>
+        </w:tc>
+        <w:tc>
+          <w:tcPr/>
+          <w:p>
+            <w:pPr>
+              <w:pStyle w:val="Compact"/>
+              <w:jc w:val="left"/>
+            </w:pPr>
+            <w:r>
+              <w:t xml:space="preserve">200</w:t>
+            </w:r>
+          </w:p>
+        </w:tc>
+        <w:tc>
+          <w:tcPr/>
+          <w:p>
+            <w:pPr>
+              <w:pStyle w:val="Compact"/>
+              <w:jc w:val="left"/>
+            </w:pPr>
+            <w:r>
+              <w:rPr>
+                <w:bCs/>
+                <w:b/>
+              </w:rPr>
+              <w:t xml:space="preserve">MIGRATED</w:t>
+            </w:r>
+            <w:r>
+              <w:t xml:space="preserve"> </w:t>
+            </w:r>
+            <w:r>
+              <w:t xml:space="preserve">(Faz 2)</w:t>
+            </w:r>
+          </w:p>
+        </w:tc>
+      </w:tr>
+      <w:tr>
+        <w:tc>
+          <w:tcPr/>
+          <w:p>
+            <w:pPr>
+              <w:pStyle w:val="Compact"/>
+              <w:jc w:val="left"/>
+            </w:pPr>
+            <w:r>
+              <w:rPr>
+                <w:rStyle w:val="VerbatimChar"/>
+              </w:rPr>
+              <w:t xml:space="preserve">/api/membership/purchase</w:t>
+            </w:r>
+            <w:r>
+              <w:t xml:space="preserve"> </w:t>
+            </w:r>
+            <w:r>
+              <w:t xml:space="preserve">(tekil)</w:t>
+            </w:r>
+          </w:p>
+        </w:tc>
+        <w:tc>
+          <w:tcPr/>
+          <w:p>
+            <w:pPr>
+              <w:pStyle w:val="Compact"/>
+              <w:jc w:val="left"/>
+            </w:pPr>
+            <w:r>
+              <w:rPr>
+                <w:bCs/>
+                <w:b/>
+              </w:rPr>
+              <w:t xml:space="preserve">ANA’da eklendi</w:t>
+            </w:r>
+          </w:p>
+        </w:tc>
+        <w:tc>
+          <w:tcPr/>
+          <w:p>
+            <w:pPr>
+              <w:pStyle w:val="Compact"/>
+              <w:jc w:val="left"/>
+            </w:pPr>
+            <w:r>
+              <w:t xml:space="preserve">200</w:t>
+            </w:r>
+          </w:p>
+        </w:tc>
+        <w:tc>
+          <w:tcPr/>
+          <w:p>
+            <w:pPr>
+              <w:pStyle w:val="Compact"/>
+              <w:jc w:val="left"/>
+            </w:pPr>
+            <w:r>
+              <w:rPr>
+                <w:bCs/>
+                <w:b/>
+              </w:rPr>
+              <w:t xml:space="preserve">MIGRATED</w:t>
+            </w:r>
+            <w:r>
+              <w:t xml:space="preserve"> </w:t>
+            </w:r>
+            <w:r>
+              <w:t xml:space="preserve">(Faz 2)</w:t>
             </w:r>
           </w:p>
         </w:tc>
@@ -10606,41 +15598,112 @@
               <w:jc w:val="left"/>
             </w:pPr>
             <w:r>
-              <w:t xml:space="preserve">404</w:t>
-            </w:r>
-          </w:p>
-        </w:tc>
-        <w:tc>
-          <w:tcPr/>
-          <w:p>
-            <w:pPr>
-              <w:pStyle w:val="Compact"/>
-              <w:jc w:val="left"/>
-            </w:pPr>
-            <w:r>
-              <w:t xml:space="preserve">404</w:t>
-            </w:r>
-          </w:p>
-        </w:tc>
-        <w:tc>
-          <w:tcPr/>
-          <w:p>
-            <w:pPr>
-              <w:pStyle w:val="Compact"/>
-              <w:jc w:val="left"/>
-            </w:pPr>
-            <w:r>
               <w:rPr>
                 <w:bCs/>
                 <w:b/>
               </w:rPr>
-              <w:t xml:space="preserve">DEPRECATED/UNKNOWN</w:t>
+              <w:t xml:space="preserve">ANA’da eklendi (POST)</w:t>
+            </w:r>
+          </w:p>
+        </w:tc>
+        <w:tc>
+          <w:tcPr/>
+          <w:p>
+            <w:pPr>
+              <w:pStyle w:val="Compact"/>
+              <w:jc w:val="left"/>
+            </w:pPr>
+            <w:r>
+              <w:t xml:space="preserve">404</w:t>
+            </w:r>
+          </w:p>
+        </w:tc>
+        <w:tc>
+          <w:tcPr/>
+          <w:p>
+            <w:pPr>
+              <w:pStyle w:val="Compact"/>
+              <w:jc w:val="left"/>
+            </w:pPr>
+            <w:r>
+              <w:rPr>
+                <w:bCs/>
+                <w:b/>
+              </w:rPr>
+              <w:t xml:space="preserve">IMPLEMENTED</w:t>
             </w:r>
             <w:r>
               <w:t xml:space="preserve"> </w:t>
             </w:r>
             <w:r>
-              <w:t xml:space="preserve">(iki tarafta da yok)</w:t>
+              <w:t xml:space="preserve">(artık yalnızca ANA)</w:t>
+            </w:r>
+          </w:p>
+        </w:tc>
+      </w:tr>
+      <w:tr>
+        <w:tc>
+          <w:tcPr/>
+          <w:p>
+            <w:pPr>
+              <w:pStyle w:val="Compact"/>
+              <w:jc w:val="left"/>
+            </w:pPr>
+            <w:r>
+              <w:rPr>
+                <w:rStyle w:val="VerbatimChar"/>
+              </w:rPr>
+              <w:t xml:space="preserve">/api/chat/youtube-audio</w:t>
+            </w:r>
+          </w:p>
+        </w:tc>
+        <w:tc>
+          <w:tcPr/>
+          <w:p>
+            <w:pPr>
+              <w:pStyle w:val="Compact"/>
+              <w:jc w:val="left"/>
+            </w:pPr>
+            <w:r>
+              <w:rPr>
+                <w:bCs/>
+                <w:b/>
+              </w:rPr>
+              <w:t xml:space="preserve">ANA’da eklendi (GET+POST)</w:t>
+            </w:r>
+          </w:p>
+        </w:tc>
+        <w:tc>
+          <w:tcPr/>
+          <w:p>
+            <w:pPr>
+              <w:pStyle w:val="Compact"/>
+              <w:jc w:val="left"/>
+            </w:pPr>
+            <w:r>
+              <w:t xml:space="preserve">404</w:t>
+            </w:r>
+          </w:p>
+        </w:tc>
+        <w:tc>
+          <w:tcPr/>
+          <w:p>
+            <w:pPr>
+              <w:pStyle w:val="Compact"/>
+              <w:jc w:val="left"/>
+            </w:pPr>
+            <w:r>
+              <w:rPr>
+                <w:bCs/>
+                <w:b/>
+              </w:rPr>
+              <w:t xml:space="preserve">IMPLEMENTED</w:t>
+            </w:r>
+            <w:r>
+              <w:t xml:space="preserve"> </w:t>
+            </w:r>
+            <w:r>
+              <w:t xml:space="preserve">(artık yalnızca ANA)</w:t>
             </w:r>
           </w:p>
         </w:tc>
@@ -10699,8 +15762,8 @@
         </w:tc>
       </w:tr>
     </w:tbl>
-    <w:bookmarkEnd w:id="69"/>
-    <w:bookmarkStart w:id="70" w:name="özet"/>
+    <w:bookmarkEnd w:id="75"/>
+    <w:bookmarkStart w:id="76" w:name="özet"/>
     <w:p>
       <w:pPr>
         <w:pStyle w:val="Heading3"/>
@@ -10777,7 +15840,186 @@
           <w:bCs/>
           <w:b/>
         </w:rPr>
-        <w:t xml:space="preserve">NOT MIGRATED (yalnızca ikinci backend):</w:t>
+        <w:t xml:space="preserve">MIGRATED (Faz 2 — 2026-08-11):</w:t>
+      </w:r>
+      <w:r>
+        <w:t xml:space="preserve"> </w:t>
+      </w:r>
+      <w:r>
+        <w:rPr>
+          <w:rStyle w:val="VerbatimChar"/>
+        </w:rPr>
+        <w:t xml:space="preserve">/api/pk/active</w:t>
+      </w:r>
+      <w:r>
+        <w:t xml:space="preserve">,</w:t>
+      </w:r>
+      <w:r>
+        <w:t xml:space="preserve"> </w:t>
+      </w:r>
+      <w:r>
+        <w:rPr>
+          <w:rStyle w:val="VerbatimChar"/>
+        </w:rPr>
+        <w:t xml:space="preserve">/api/pk/leaderboard</w:t>
+      </w:r>
+      <w:r>
+        <w:t xml:space="preserve">,</w:t>
+      </w:r>
+      <w:r>
+        <w:t xml:space="preserve"> </w:t>
+      </w:r>
+      <w:r>
+        <w:rPr>
+          <w:rStyle w:val="VerbatimChar"/>
+        </w:rPr>
+        <w:t xml:space="preserve">/api/pk/{matchId}</w:t>
+      </w:r>
+      <w:r>
+        <w:t xml:space="preserve">, SSE</w:t>
+      </w:r>
+      <w:r>
+        <w:t xml:space="preserve"> </w:t>
+      </w:r>
+      <w:r>
+        <w:rPr>
+          <w:rStyle w:val="VerbatimChar"/>
+        </w:rPr>
+        <w:t xml:space="preserve">/api/pk/{matchId}/stream</w:t>
+      </w:r>
+      <w:r>
+        <w:t xml:space="preserve">,</w:t>
+      </w:r>
+      <w:r>
+        <w:t xml:space="preserve"> </w:t>
+      </w:r>
+      <w:r>
+        <w:rPr>
+          <w:rStyle w:val="VerbatimChar"/>
+        </w:rPr>
+        <w:t xml:space="preserve">/api/live/pk/active</w:t>
+      </w:r>
+      <w:r>
+        <w:t xml:space="preserve">,</w:t>
+      </w:r>
+      <w:r>
+        <w:t xml:space="preserve"> </w:t>
+      </w:r>
+      <w:r>
+        <w:rPr>
+          <w:rStyle w:val="VerbatimChar"/>
+        </w:rPr>
+        <w:t xml:space="preserve">/api/live/guest</w:t>
+      </w:r>
+      <w:r>
+        <w:t xml:space="preserve"> </w:t>
+      </w:r>
+      <w:r>
+        <w:t xml:space="preserve">+</w:t>
+      </w:r>
+      <w:r>
+        <w:t xml:space="preserve"> </w:t>
+      </w:r>
+      <w:r>
+        <w:rPr>
+          <w:rStyle w:val="VerbatimChar"/>
+        </w:rPr>
+        <w:t xml:space="preserve">/api/live/guest/list</w:t>
+      </w:r>
+      <w:r>
+        <w:t xml:space="preserve">,</w:t>
+      </w:r>
+      <w:r>
+        <w:t xml:space="preserve"> </w:t>
+      </w:r>
+      <w:r>
+        <w:rPr>
+          <w:rStyle w:val="VerbatimChar"/>
+        </w:rPr>
+        <w:t xml:space="preserve">/api/games/rooms</w:t>
+      </w:r>
+      <w:r>
+        <w:t xml:space="preserve">,</w:t>
+      </w:r>
+      <w:r>
+        <w:t xml:space="preserve"> </w:t>
+      </w:r>
+      <w:r>
+        <w:rPr>
+          <w:rStyle w:val="VerbatimChar"/>
+        </w:rPr>
+        <w:t xml:space="preserve">/api/membership/plans</w:t>
+      </w:r>
+      <w:r>
+        <w:t xml:space="preserve">,</w:t>
+      </w:r>
+      <w:r>
+        <w:t xml:space="preserve"> </w:t>
+      </w:r>
+      <w:r>
+        <w:rPr>
+          <w:rStyle w:val="VerbatimChar"/>
+        </w:rPr>
+        <w:t xml:space="preserve">/api/membership/purchase</w:t>
+      </w:r>
+      <w:r>
+        <w:t xml:space="preserve">.</w:t>
+      </w:r>
+    </w:p>
+    <w:p>
+      <w:pPr>
+        <w:numPr>
+          <w:ilvl w:val="0"/>
+          <w:numId w:val="1029"/>
+        </w:numPr>
+        <w:pStyle w:val="Compact"/>
+      </w:pPr>
+      <w:r>
+        <w:rPr>
+          <w:bCs/>
+          <w:b/>
+        </w:rPr>
+        <w:t xml:space="preserve">YENİ (yalnızca ANA backend’de var):</w:t>
+      </w:r>
+      <w:r>
+        <w:t xml:space="preserve"> </w:t>
+      </w:r>
+      <w:r>
+        <w:rPr>
+          <w:rStyle w:val="VerbatimChar"/>
+        </w:rPr>
+        <w:t xml:space="preserve">POST /api/games/auto-match</w:t>
+      </w:r>
+      <w:r>
+        <w:t xml:space="preserve">,</w:t>
+      </w:r>
+      <w:r>
+        <w:t xml:space="preserve"> </w:t>
+      </w:r>
+      <w:r>
+        <w:rPr>
+          <w:rStyle w:val="VerbatimChar"/>
+        </w:rPr>
+        <w:t xml:space="preserve">GET|POST /api/chat/youtube-audio</w:t>
+      </w:r>
+      <w:r>
+        <w:t xml:space="preserve">.</w:t>
+      </w:r>
+    </w:p>
+    <w:p>
+      <w:pPr>
+        <w:numPr>
+          <w:ilvl w:val="0"/>
+          <w:numId w:val="1029"/>
+        </w:numPr>
+        <w:pStyle w:val="Compact"/>
+      </w:pPr>
+      <w:r>
+        <w:rPr>
+          <w:bCs/>
+          <w:b/>
+        </w:rPr>
+        <w:t xml:space="preserve">NOT MIGRATED (hâlâ yalnızca ikinci backend):</w:t>
       </w:r>
     </w:p>
     <w:p>
@@ -10792,28 +16034,7 @@
         <w:rPr>
           <w:rStyle w:val="VerbatimChar"/>
         </w:rPr>
-        <w:t xml:space="preserve">/api/pk/*</w:t>
-      </w:r>
-      <w:r>
-        <w:t xml:space="preserve"> </w:t>
-      </w:r>
-      <w:r>
-        <w:t xml:space="preserve">— Birleşik PK sistemi (match, leaderboard, battles, seats, stream SSE, admin)</w:t>
-      </w:r>
-    </w:p>
-    <w:p>
-      <w:pPr>
-        <w:numPr>
-          <w:ilvl w:val="1"/>
-          <w:numId w:val="1030"/>
-        </w:numPr>
-        <w:pStyle w:val="Compact"/>
-      </w:pPr>
-      <w:r>
-        <w:rPr>
-          <w:rStyle w:val="VerbatimChar"/>
-        </w:rPr>
-        <w:t xml:space="preserve">/api/live/pk/active</w:t>
+        <w:t xml:space="preserve">/api/pk/battles</w:t>
       </w:r>
       <w:r>
         <w:t xml:space="preserve">,</w:t>
@@ -10825,64 +16046,7 @@
         <w:rPr>
           <w:rStyle w:val="VerbatimChar"/>
         </w:rPr>
-        <w:t xml:space="preserve">/api/live/guest/*</w:t>
-      </w:r>
-      <w:r>
-        <w:t xml:space="preserve"> </w:t>
-      </w:r>
-      <w:r>
-        <w:t xml:space="preserve">— canlı PK/misafir listesi</w:t>
-      </w:r>
-    </w:p>
-    <w:p>
-      <w:pPr>
-        <w:numPr>
-          <w:ilvl w:val="1"/>
-          <w:numId w:val="1030"/>
-        </w:numPr>
-        <w:pStyle w:val="Compact"/>
-      </w:pPr>
-      <w:r>
-        <w:rPr>
-          <w:rStyle w:val="VerbatimChar"/>
-        </w:rPr>
-        <w:t xml:space="preserve">/api/games/rooms</w:t>
-      </w:r>
-      <w:r>
-        <w:t xml:space="preserve"> </w:t>
-      </w:r>
-      <w:r>
-        <w:t xml:space="preserve">(çoğul liste),</w:t>
-      </w:r>
-      <w:r>
-        <w:t xml:space="preserve"> </w:t>
-      </w:r>
-      <w:r>
-        <w:rPr>
-          <w:rStyle w:val="VerbatimChar"/>
-        </w:rPr>
-        <w:t xml:space="preserve">/api/games/auto-match</w:t>
-      </w:r>
-      <w:r>
-        <w:t xml:space="preserve"> </w:t>
-      </w:r>
-      <w:r>
-        <w:t xml:space="preserve">(yalnızca kod referansı; iki tarafta da 404)</w:t>
-      </w:r>
-    </w:p>
-    <w:p>
-      <w:pPr>
-        <w:numPr>
-          <w:ilvl w:val="1"/>
-          <w:numId w:val="1030"/>
-        </w:numPr>
-        <w:pStyle w:val="Compact"/>
-      </w:pPr>
-      <w:r>
-        <w:rPr>
-          <w:rStyle w:val="VerbatimChar"/>
-        </w:rPr>
-        <w:t xml:space="preserve">/api/membership/plans</w:t>
+        <w:t xml:space="preserve">/api/pk/me/{history,invites,matches,stats}</w:t>
       </w:r>
       <w:r>
         <w:t xml:space="preserve">,</w:t>
@@ -10894,13 +16058,37 @@
         <w:rPr>
           <w:rStyle w:val="VerbatimChar"/>
         </w:rPr>
-        <w:t xml:space="preserve">/api/membership/purchase</w:t>
-      </w:r>
-      <w:r>
-        <w:t xml:space="preserve"> </w:t>
-      </w:r>
-      <w:r>
-        <w:t xml:space="preserve">(tekil) — aynı DB, aynı plan kimlikleri</w:t>
+        <w:t xml:space="preserve">/api/pk/request</w:t>
+      </w:r>
+      <w:r>
+        <w:t xml:space="preserve">,</w:t>
+      </w:r>
+      <w:r>
+        <w:t xml:space="preserve"> </w:t>
+      </w:r>
+      <w:r>
+        <w:rPr>
+          <w:rStyle w:val="VerbatimChar"/>
+        </w:rPr>
+        <w:t xml:space="preserve">/api/pk/room</w:t>
+      </w:r>
+      <w:r>
+        <w:t xml:space="preserve">,</w:t>
+      </w:r>
+      <w:r>
+        <w:t xml:space="preserve"> </w:t>
+      </w:r>
+      <w:r>
+        <w:rPr>
+          <w:rStyle w:val="VerbatimChar"/>
+        </w:rPr>
+        <w:t xml:space="preserve">/api/pk/admin/*</w:t>
+      </w:r>
+      <w:r>
+        <w:t xml:space="preserve"> </w:t>
+      </w:r>
+      <w:r>
+        <w:t xml:space="preserve">— birleşik PK’nın yazma/yönetim uçları (Faz 3)</w:t>
       </w:r>
     </w:p>
     <w:p>
@@ -10916,22 +16104,7 @@
           <w:bCs/>
           <w:b/>
         </w:rPr>
-        <w:t xml:space="preserve">DEPRECATED / UNKNOWN:</w:t>
-      </w:r>
-      <w:r>
-        <w:t xml:space="preserve"> </w:t>
-      </w:r>
-      <w:r>
-        <w:rPr>
-          <w:rStyle w:val="VerbatimChar"/>
-        </w:rPr>
-        <w:t xml:space="preserve">/api/games/auto-match</w:t>
-      </w:r>
-      <w:r>
-        <w:t xml:space="preserve"> </w:t>
-      </w:r>
-      <w:r>
-        <w:t xml:space="preserve">(iki backend’de de 404 — Flutter kodunda tanımlı ama sunucuda yok).</w:t>
+        <w:t xml:space="preserve">NOT:</w:t>
       </w:r>
       <w:r>
         <w:t xml:space="preserve"> </w:t>
@@ -10949,8 +16122,8 @@
         <w:t xml:space="preserve">ikinci backend’de bağlantı vermedi (route yok).</w:t>
       </w:r>
     </w:p>
-    <w:bookmarkEnd w:id="70"/>
-    <w:bookmarkStart w:id="71" w:name="sonuç-ikinci-backend-hâlâ-gerekli-mi"/>
+    <w:bookmarkEnd w:id="76"/>
+    <w:bookmarkStart w:id="77" w:name="sonuç-ikinci-backend-hâlâ-gerekli-mi"/>
     <w:p>
       <w:pPr>
         <w:pStyle w:val="Heading3"/>
@@ -10968,22 +16141,19 @@
           <w:bCs/>
           <w:b/>
         </w:rPr>
-        <w:t xml:space="preserve">EVET</w:t>
-      </w:r>
-      <w:r>
-        <w:t xml:space="preserve"> </w:t>
-      </w:r>
-      <w:r>
-        <w:t xml:space="preserve">— yalnızca</w:t>
-      </w:r>
-      <w:r>
-        <w:t xml:space="preserve"> </w:t>
-      </w:r>
-      <w:r>
-        <w:rPr>
-          <w:rStyle w:val="VerbatimChar"/>
-        </w:rPr>
-        <w:t xml:space="preserve">/api/pk/*</w:t>
+        <w:t xml:space="preserve">KISMEN</w:t>
+      </w:r>
+      <w:r>
+        <w:t xml:space="preserve"> </w:t>
+      </w:r>
+      <w:r>
+        <w:t xml:space="preserve">— artık yalnızca birleşik PK’nın yazma/yönetim uçları (</w:t>
+      </w:r>
+      <w:r>
+        <w:rPr>
+          <w:rStyle w:val="VerbatimChar"/>
+        </w:rPr>
+        <w:t xml:space="preserve">/api/pk/battles</w:t>
       </w:r>
       <w:r>
         <w:t xml:space="preserve">,</w:t>
@@ -10995,7 +16165,7 @@
         <w:rPr>
           <w:rStyle w:val="VerbatimChar"/>
         </w:rPr>
-        <w:t xml:space="preserve">/api/live/pk/active</w:t>
+        <w:t xml:space="preserve">/api/pk/me/*</w:t>
       </w:r>
       <w:r>
         <w:t xml:space="preserve">,</w:t>
@@ -11007,7 +16177,7 @@
         <w:rPr>
           <w:rStyle w:val="VerbatimChar"/>
         </w:rPr>
-        <w:t xml:space="preserve">/api/live/guest/*</w:t>
+        <w:t xml:space="preserve">/api/pk/request</w:t>
       </w:r>
       <w:r>
         <w:t xml:space="preserve">,</w:t>
@@ -11019,7 +16189,7 @@
         <w:rPr>
           <w:rStyle w:val="VerbatimChar"/>
         </w:rPr>
-        <w:t xml:space="preserve">/api/games/rooms</w:t>
+        <w:t xml:space="preserve">/api/pk/room</w:t>
       </w:r>
       <w:r>
         <w:t xml:space="preserve">,</w:t>
@@ -11031,13 +16201,10 @@
         <w:rPr>
           <w:rStyle w:val="VerbatimChar"/>
         </w:rPr>
-        <w:t xml:space="preserve">/api/membership/*</w:t>
-      </w:r>
-      <w:r>
-        <w:t xml:space="preserve"> </w:t>
-      </w:r>
-      <w:r>
-        <w:t xml:space="preserve">(tekil) için. Battles/goals için</w:t>
+        <w:t xml:space="preserve">/api/pk/admin/*</w:t>
+      </w:r>
+      <w:r>
+        <w:t xml:space="preserve">) için. PK okuma, canlı PK, misafir listesi, oyun odası listesi, tekil üyelik uçları ve gift battles/goals için</w:t>
       </w:r>
       <w:r>
         <w:t xml:space="preserve"> </w:t>
@@ -11053,7 +16220,7 @@
         <w:t xml:space="preserve"> </w:t>
       </w:r>
       <w:r>
-        <w:t xml:space="preserve">(tamamen ana backend’e taşındı). Bu grupların da göçü ayrı bir faz olarak planlanmalıdır.</w:t>
+        <w:t xml:space="preserve">— hepsi ana backend’e taşındı. Kalan grupların göçü Faz 3 olarak planlanmıştır.</w:t>
       </w:r>
     </w:p>
     <w:p>
@@ -11063,9 +16230,9 @@
         </w:pict>
       </w:r>
     </w:p>
-    <w:bookmarkEnd w:id="71"/>
-    <w:bookmarkEnd w:id="72"/>
-    <w:bookmarkStart w:id="73" w:name="feature-endpoint-haritasi"/>
+    <w:bookmarkEnd w:id="77"/>
+    <w:bookmarkEnd w:id="78"/>
+    <w:bookmarkStart w:id="79" w:name="feature-endpoint-haritasi"/>
     <w:p>
       <w:pPr>
         <w:pStyle w:val="Heading2"/>
@@ -12096,19 +17263,47 @@
               <w:rPr>
                 <w:rStyle w:val="VerbatimChar"/>
               </w:rPr>
+              <w:t xml:space="preserve">/api/pk/leaderboard</w:t>
+            </w:r>
+            <w:r>
+              <w:t xml:space="preserve">,</w:t>
+            </w:r>
+            <w:r>
+              <w:t xml:space="preserve"> </w:t>
+            </w:r>
+            <w:r>
+              <w:rPr>
+                <w:rStyle w:val="VerbatimChar"/>
+              </w:rPr>
               <w:t xml:space="preserve">/api/pk/{id}</w:t>
             </w:r>
-          </w:p>
-        </w:tc>
-        <w:tc>
-          <w:tcPr/>
-          <w:p>
-            <w:pPr>
-              <w:pStyle w:val="Compact"/>
-              <w:jc w:val="left"/>
-            </w:pPr>
-            <w:r>
-              <w:t xml:space="preserve">İKİNCİ</w:t>
+            <w:r>
+              <w:t xml:space="preserve">, SSE</w:t>
+            </w:r>
+            <w:r>
+              <w:t xml:space="preserve"> </w:t>
+            </w:r>
+            <w:r>
+              <w:rPr>
+                <w:rStyle w:val="VerbatimChar"/>
+              </w:rPr>
+              <w:t xml:space="preserve">/api/pk/{id}/stream</w:t>
+            </w:r>
+          </w:p>
+        </w:tc>
+        <w:tc>
+          <w:tcPr/>
+          <w:p>
+            <w:pPr>
+              <w:pStyle w:val="Compact"/>
+              <w:jc w:val="left"/>
+            </w:pPr>
+            <w:r>
+              <w:rPr>
+                <w:bCs/>
+                <w:b/>
+              </w:rPr>
+              <w:t xml:space="preserve">ANA</w:t>
             </w:r>
           </w:p>
         </w:tc>
@@ -12121,6 +17316,273 @@
             </w:pPr>
             <w:r>
               <w:t xml:space="preserve">dual</w:t>
+            </w:r>
+          </w:p>
+        </w:tc>
+      </w:tr>
+      <w:tr>
+        <w:tc>
+          <w:tcPr/>
+          <w:p>
+            <w:pPr>
+              <w:pStyle w:val="Compact"/>
+              <w:jc w:val="left"/>
+            </w:pPr>
+            <w:r>
+              <w:t xml:space="preserve">PK (canlı)</w:t>
+            </w:r>
+          </w:p>
+        </w:tc>
+        <w:tc>
+          <w:tcPr/>
+          <w:p>
+            <w:pPr>
+              <w:pStyle w:val="Compact"/>
+              <w:jc w:val="left"/>
+            </w:pPr>
+            <w:r>
+              <w:t xml:space="preserve">aktif maç listesi</w:t>
+            </w:r>
+          </w:p>
+        </w:tc>
+        <w:tc>
+          <w:tcPr/>
+          <w:p>
+            <w:pPr>
+              <w:pStyle w:val="Compact"/>
+              <w:jc w:val="left"/>
+            </w:pPr>
+            <w:r>
+              <w:t xml:space="preserve">GET</w:t>
+            </w:r>
+          </w:p>
+        </w:tc>
+        <w:tc>
+          <w:tcPr/>
+          <w:p>
+            <w:pPr>
+              <w:pStyle w:val="Compact"/>
+              <w:jc w:val="left"/>
+            </w:pPr>
+            <w:r>
+              <w:rPr>
+                <w:rStyle w:val="VerbatimChar"/>
+              </w:rPr>
+              <w:t xml:space="preserve">/api/live/pk/active</w:t>
+            </w:r>
+          </w:p>
+        </w:tc>
+        <w:tc>
+          <w:tcPr/>
+          <w:p>
+            <w:pPr>
+              <w:pStyle w:val="Compact"/>
+              <w:jc w:val="left"/>
+            </w:pPr>
+            <w:r>
+              <w:rPr>
+                <w:bCs/>
+                <w:b/>
+              </w:rPr>
+              <w:t xml:space="preserve">ANA</w:t>
+            </w:r>
+          </w:p>
+        </w:tc>
+        <w:tc>
+          <w:tcPr/>
+          <w:p>
+            <w:pPr>
+              <w:pStyle w:val="Compact"/>
+              <w:jc w:val="left"/>
+            </w:pPr>
+            <w:r>
+              <w:t xml:space="preserve">public</w:t>
+            </w:r>
+          </w:p>
+        </w:tc>
+      </w:tr>
+      <w:tr>
+        <w:tc>
+          <w:tcPr/>
+          <w:p>
+            <w:pPr>
+              <w:pStyle w:val="Compact"/>
+              <w:jc w:val="left"/>
+            </w:pPr>
+            <w:r>
+              <w:t xml:space="preserve">Live Guest</w:t>
+            </w:r>
+          </w:p>
+        </w:tc>
+        <w:tc>
+          <w:tcPr/>
+          <w:p>
+            <w:pPr>
+              <w:pStyle w:val="Compact"/>
+              <w:jc w:val="left"/>
+            </w:pPr>
+            <w:r>
+              <w:t xml:space="preserve">misafir listesi/yönetimi</w:t>
+            </w:r>
+          </w:p>
+        </w:tc>
+        <w:tc>
+          <w:tcPr/>
+          <w:p>
+            <w:pPr>
+              <w:pStyle w:val="Compact"/>
+              <w:jc w:val="left"/>
+            </w:pPr>
+            <w:r>
+              <w:t xml:space="preserve">GET/POST</w:t>
+            </w:r>
+          </w:p>
+        </w:tc>
+        <w:tc>
+          <w:tcPr/>
+          <w:p>
+            <w:pPr>
+              <w:pStyle w:val="Compact"/>
+              <w:jc w:val="left"/>
+            </w:pPr>
+            <w:r>
+              <w:rPr>
+                <w:rStyle w:val="VerbatimChar"/>
+              </w:rPr>
+              <w:t xml:space="preserve">/api/live/guest/list</w:t>
+            </w:r>
+            <w:r>
+              <w:t xml:space="preserve">,</w:t>
+            </w:r>
+            <w:r>
+              <w:t xml:space="preserve"> </w:t>
+            </w:r>
+            <w:r>
+              <w:rPr>
+                <w:rStyle w:val="VerbatimChar"/>
+              </w:rPr>
+              <w:t xml:space="preserve">/api/live/guest</w:t>
+            </w:r>
+          </w:p>
+        </w:tc>
+        <w:tc>
+          <w:tcPr/>
+          <w:p>
+            <w:pPr>
+              <w:pStyle w:val="Compact"/>
+              <w:jc w:val="left"/>
+            </w:pPr>
+            <w:r>
+              <w:rPr>
+                <w:bCs/>
+                <w:b/>
+              </w:rPr>
+              <w:t xml:space="preserve">ANA</w:t>
+            </w:r>
+          </w:p>
+        </w:tc>
+        <w:tc>
+          <w:tcPr/>
+          <w:p>
+            <w:pPr>
+              <w:pStyle w:val="Compact"/>
+              <w:jc w:val="left"/>
+            </w:pPr>
+            <w:r>
+              <w:t xml:space="preserve">public/Bearer</w:t>
+            </w:r>
+          </w:p>
+        </w:tc>
+      </w:tr>
+      <w:tr>
+        <w:tc>
+          <w:tcPr/>
+          <w:p>
+            <w:pPr>
+              <w:pStyle w:val="Compact"/>
+              <w:jc w:val="left"/>
+            </w:pPr>
+            <w:r>
+              <w:t xml:space="preserve">Müzik</w:t>
+            </w:r>
+          </w:p>
+        </w:tc>
+        <w:tc>
+          <w:tcPr/>
+          <w:p>
+            <w:pPr>
+              <w:pStyle w:val="Compact"/>
+              <w:jc w:val="left"/>
+            </w:pPr>
+            <w:r>
+              <w:t xml:space="preserve">YouTube oynatma bilgisi</w:t>
+            </w:r>
+          </w:p>
+        </w:tc>
+        <w:tc>
+          <w:tcPr/>
+          <w:p>
+            <w:pPr>
+              <w:pStyle w:val="Compact"/>
+              <w:jc w:val="left"/>
+            </w:pPr>
+            <w:r>
+              <w:t xml:space="preserve">GET/POST</w:t>
+            </w:r>
+          </w:p>
+        </w:tc>
+        <w:tc>
+          <w:tcPr/>
+          <w:p>
+            <w:pPr>
+              <w:pStyle w:val="Compact"/>
+              <w:jc w:val="left"/>
+            </w:pPr>
+            <w:r>
+              <w:rPr>
+                <w:rStyle w:val="VerbatimChar"/>
+              </w:rPr>
+              <w:t xml:space="preserve">/api/chat/youtube-audio</w:t>
+            </w:r>
+            <w:r>
+              <w:t xml:space="preserve">,</w:t>
+            </w:r>
+            <w:r>
+              <w:t xml:space="preserve"> </w:t>
+            </w:r>
+            <w:r>
+              <w:rPr>
+                <w:rStyle w:val="VerbatimChar"/>
+              </w:rPr>
+              <w:t xml:space="preserve">/api/chat/youtube-stream</w:t>
+            </w:r>
+          </w:p>
+        </w:tc>
+        <w:tc>
+          <w:tcPr/>
+          <w:p>
+            <w:pPr>
+              <w:pStyle w:val="Compact"/>
+              <w:jc w:val="left"/>
+            </w:pPr>
+            <w:r>
+              <w:rPr>
+                <w:bCs/>
+                <w:b/>
+              </w:rPr>
+              <w:t xml:space="preserve">ANA</w:t>
+            </w:r>
+          </w:p>
+        </w:tc>
+        <w:tc>
+          <w:tcPr/>
+          <w:p>
+            <w:pPr>
+              <w:pStyle w:val="Compact"/>
+              <w:jc w:val="left"/>
+            </w:pPr>
+            <w:r>
+              <w:t xml:space="preserve">public</w:t>
             </w:r>
           </w:p>
         </w:tc>
@@ -13039,19 +18501,197 @@
               <w:jc w:val="left"/>
             </w:pPr>
             <w:r>
-              <w:t xml:space="preserve">İKİNCİ</w:t>
-            </w:r>
-          </w:p>
-        </w:tc>
-        <w:tc>
-          <w:tcPr/>
-          <w:p>
-            <w:pPr>
-              <w:pStyle w:val="Compact"/>
-              <w:jc w:val="left"/>
-            </w:pPr>
-            <w:r>
-              <w:t xml:space="preserve">dual</w:t>
+              <w:rPr>
+                <w:bCs/>
+                <w:b/>
+              </w:rPr>
+              <w:t xml:space="preserve">ANA</w:t>
+            </w:r>
+          </w:p>
+        </w:tc>
+        <w:tc>
+          <w:tcPr/>
+          <w:p>
+            <w:pPr>
+              <w:pStyle w:val="Compact"/>
+              <w:jc w:val="left"/>
+            </w:pPr>
+            <w:r>
+              <w:t xml:space="preserve">public</w:t>
+            </w:r>
+          </w:p>
+        </w:tc>
+      </w:tr>
+      <w:tr>
+        <w:tc>
+          <w:tcPr/>
+          <w:p>
+            <w:pPr>
+              <w:pStyle w:val="Compact"/>
+              <w:jc w:val="left"/>
+            </w:pPr>
+            <w:r>
+              <w:t xml:space="preserve">Games (eşleştirme)</w:t>
+            </w:r>
+          </w:p>
+        </w:tc>
+        <w:tc>
+          <w:tcPr/>
+          <w:p>
+            <w:pPr>
+              <w:pStyle w:val="Compact"/>
+              <w:jc w:val="left"/>
+            </w:pPr>
+            <w:r>
+              <w:t xml:space="preserve">otomatik rakip bulma</w:t>
+            </w:r>
+          </w:p>
+        </w:tc>
+        <w:tc>
+          <w:tcPr/>
+          <w:p>
+            <w:pPr>
+              <w:pStyle w:val="Compact"/>
+              <w:jc w:val="left"/>
+            </w:pPr>
+            <w:r>
+              <w:t xml:space="preserve">POST</w:t>
+            </w:r>
+          </w:p>
+        </w:tc>
+        <w:tc>
+          <w:tcPr/>
+          <w:p>
+            <w:pPr>
+              <w:pStyle w:val="Compact"/>
+              <w:jc w:val="left"/>
+            </w:pPr>
+            <w:r>
+              <w:rPr>
+                <w:rStyle w:val="VerbatimChar"/>
+              </w:rPr>
+              <w:t xml:space="preserve">/api/games/auto-match</w:t>
+            </w:r>
+          </w:p>
+        </w:tc>
+        <w:tc>
+          <w:tcPr/>
+          <w:p>
+            <w:pPr>
+              <w:pStyle w:val="Compact"/>
+              <w:jc w:val="left"/>
+            </w:pPr>
+            <w:r>
+              <w:rPr>
+                <w:bCs/>
+                <w:b/>
+              </w:rPr>
+              <w:t xml:space="preserve">ANA</w:t>
+            </w:r>
+          </w:p>
+        </w:tc>
+        <w:tc>
+          <w:tcPr/>
+          <w:p>
+            <w:pPr>
+              <w:pStyle w:val="Compact"/>
+              <w:jc w:val="left"/>
+            </w:pPr>
+            <w:r>
+              <w:t xml:space="preserve">Bearer</w:t>
+            </w:r>
+          </w:p>
+        </w:tc>
+      </w:tr>
+      <w:tr>
+        <w:tc>
+          <w:tcPr/>
+          <w:p>
+            <w:pPr>
+              <w:pStyle w:val="Compact"/>
+              <w:jc w:val="left"/>
+            </w:pPr>
+            <w:r>
+              <w:t xml:space="preserve">Üyelik (tekil)</w:t>
+            </w:r>
+          </w:p>
+        </w:tc>
+        <w:tc>
+          <w:tcPr/>
+          <w:p>
+            <w:pPr>
+              <w:pStyle w:val="Compact"/>
+              <w:jc w:val="left"/>
+            </w:pPr>
+            <w:r>
+              <w:t xml:space="preserve">plan listesi / satın alma</w:t>
+            </w:r>
+          </w:p>
+        </w:tc>
+        <w:tc>
+          <w:tcPr/>
+          <w:p>
+            <w:pPr>
+              <w:pStyle w:val="Compact"/>
+              <w:jc w:val="left"/>
+            </w:pPr>
+            <w:r>
+              <w:t xml:space="preserve">GET/POST</w:t>
+            </w:r>
+          </w:p>
+        </w:tc>
+        <w:tc>
+          <w:tcPr/>
+          <w:p>
+            <w:pPr>
+              <w:pStyle w:val="Compact"/>
+              <w:jc w:val="left"/>
+            </w:pPr>
+            <w:r>
+              <w:rPr>
+                <w:rStyle w:val="VerbatimChar"/>
+              </w:rPr>
+              <w:t xml:space="preserve">/api/membership/plans</w:t>
+            </w:r>
+            <w:r>
+              <w:t xml:space="preserve">,</w:t>
+            </w:r>
+            <w:r>
+              <w:t xml:space="preserve"> </w:t>
+            </w:r>
+            <w:r>
+              <w:rPr>
+                <w:rStyle w:val="VerbatimChar"/>
+              </w:rPr>
+              <w:t xml:space="preserve">/api/membership/purchase</w:t>
+            </w:r>
+          </w:p>
+        </w:tc>
+        <w:tc>
+          <w:tcPr/>
+          <w:p>
+            <w:pPr>
+              <w:pStyle w:val="Compact"/>
+              <w:jc w:val="left"/>
+            </w:pPr>
+            <w:r>
+              <w:rPr>
+                <w:bCs/>
+                <w:b/>
+              </w:rPr>
+              <w:t xml:space="preserve">ANA</w:t>
+            </w:r>
+          </w:p>
+        </w:tc>
+        <w:tc>
+          <w:tcPr/>
+          <w:p>
+            <w:pPr>
+              <w:pStyle w:val="Compact"/>
+              <w:jc w:val="left"/>
+            </w:pPr>
+            <w:r>
+              <w:t xml:space="preserve">public/Bearer</w:t>
             </w:r>
           </w:p>
         </w:tc>
@@ -13064,9 +18704,9 @@
         </w:pict>
       </w:r>
     </w:p>
-    <w:bookmarkEnd w:id="73"/>
-    <w:bookmarkEnd w:id="74"/>
-    <w:bookmarkStart w:id="86" w:name="flutter-integration-contract"/>
+    <w:bookmarkEnd w:id="79"/>
+    <w:bookmarkEnd w:id="80"/>
+    <w:bookmarkStart w:id="92" w:name="flutter-integration-contract"/>
     <w:p>
       <w:pPr>
         <w:pStyle w:val="Heading1"/>
@@ -13075,7 +18715,7 @@
         <w:t xml:space="preserve">FLUTTER INTEGRATION CONTRACT</w:t>
       </w:r>
     </w:p>
-    <w:bookmarkStart w:id="75" w:name="base-url-1"/>
+    <w:bookmarkStart w:id="81" w:name="base-url-1"/>
     <w:p>
       <w:pPr>
         <w:pStyle w:val="Heading3"/>
@@ -13101,72 +18741,262 @@
         <w:rPr>
           <w:rStyle w:val="VerbatimChar"/>
         </w:rPr>
-        <w:t xml:space="preserve">Env.gamesApiBaseUrl = 'https://canlifalapi.abacusai.app'; // yalnızca /api/pk/*, /api/live/pk/active, /api/live/guest/*, /api/games/rooms, /api/membership/* (tekil)</w:t>
+        <w:t xml:space="preserve">Env.gamesApiBaseUrl = 'https://canlifalapi.abacusai.app'; // yalnızca /api/pk/battles, /api/pk/me/*, /api/pk/request, /api/pk/room, /api/pk/admin/*</w:t>
       </w:r>
     </w:p>
     <w:p>
       <w:pPr>
         <w:pStyle w:val="FirstParagraph"/>
       </w:pPr>
-      <w:r>
-        <w:rPr>
-          <w:rStyle w:val="VerbatimChar"/>
-        </w:rPr>
-        <w:t xml:space="preserve">ApiBackendRouter.resolve(path)</w:t>
-      </w:r>
-      <w:r>
-        <w:t xml:space="preserve"> </w:t>
-      </w:r>
-      <w:r>
-        <w:t xml:space="preserve">yalnızca yukarıdaki ikinci-backend yollarını</w:t>
-      </w:r>
-      <w:r>
-        <w:t xml:space="preserve"> </w:t>
-      </w:r>
-      <w:r>
-        <w:rPr>
-          <w:rStyle w:val="VerbatimChar"/>
-        </w:rPr>
-        <w:t xml:space="preserve">game</w:t>
-      </w:r>
-      <w:r>
-        <w:t xml:space="preserve">’e yönlendirir;</w:t>
-      </w:r>
-      <w:r>
-        <w:t xml:space="preserve"> </w:t>
-      </w:r>
       <w:r>
         <w:rPr>
           <w:bCs/>
           <w:b/>
         </w:rPr>
-        <w:t xml:space="preserve">battles/goals dahil geri kalan her şey</w:t>
+        <w:t xml:space="preserve">Faz 2 sonrası (2026-08-11):</w:t>
+      </w:r>
+      <w:r>
+        <w:t xml:space="preserve"> </w:t>
+      </w:r>
+      <w:r>
+        <w:rPr>
+          <w:rStyle w:val="VerbatimChar"/>
+        </w:rPr>
+        <w:t xml:space="preserve">ApiBackendRouter.resolve(path)</w:t>
+      </w:r>
+      <w:r>
+        <w:t xml:space="preserve"> </w:t>
+      </w:r>
+      <w:r>
+        <w:t xml:space="preserve">artık yalnızca birleşik PK’nın yazma/yönetim yollarını (</w:t>
+      </w:r>
+      <w:r>
+        <w:rPr>
+          <w:rStyle w:val="VerbatimChar"/>
+        </w:rPr>
+        <w:t xml:space="preserve">/api/pk/battles</w:t>
+      </w:r>
+      <w:r>
+        <w:t xml:space="preserve">,</w:t>
+      </w:r>
+      <w:r>
+        <w:t xml:space="preserve"> </w:t>
+      </w:r>
+      <w:r>
+        <w:rPr>
+          <w:rStyle w:val="VerbatimChar"/>
+        </w:rPr>
+        <w:t xml:space="preserve">/api/pk/me/</w:t>
+      </w:r>
+      <w:r>
+        <w:t xml:space="preserve">,</w:t>
+      </w:r>
+      <w:r>
+        <w:t xml:space="preserve"> </w:t>
+      </w:r>
+      <w:r>
+        <w:rPr>
+          <w:rStyle w:val="VerbatimChar"/>
+        </w:rPr>
+        <w:t xml:space="preserve">/api/pk/request</w:t>
+      </w:r>
+      <w:r>
+        <w:t xml:space="preserve">,</w:t>
+      </w:r>
+      <w:r>
+        <w:t xml:space="preserve"> </w:t>
+      </w:r>
+      <w:r>
+        <w:rPr>
+          <w:rStyle w:val="VerbatimChar"/>
+        </w:rPr>
+        <w:t xml:space="preserve">/api/pk/room</w:t>
+      </w:r>
+      <w:r>
+        <w:t xml:space="preserve">,</w:t>
+      </w:r>
+      <w:r>
+        <w:t xml:space="preserve"> </w:t>
+      </w:r>
+      <w:r>
+        <w:rPr>
+          <w:rStyle w:val="VerbatimChar"/>
+        </w:rPr>
+        <w:t xml:space="preserve">/api/pk/admin/</w:t>
+      </w:r>
+      <w:r>
+        <w:t xml:space="preserve">)</w:t>
+      </w:r>
+      <w:r>
+        <w:t xml:space="preserve"> </w:t>
+      </w:r>
+      <w:r>
+        <w:rPr>
+          <w:rStyle w:val="VerbatimChar"/>
+        </w:rPr>
+        <w:t xml:space="preserve">game</w:t>
+      </w:r>
+      <w:r>
+        <w:t xml:space="preserve">’e yönlendirmelidir.</w:t>
+      </w:r>
+      <w:r>
+        <w:t xml:space="preserve"> </w:t>
+      </w:r>
+      <w:r>
+        <w:rPr>
+          <w:rStyle w:val="VerbatimChar"/>
+        </w:rPr>
+        <w:t xml:space="preserve">/api/pk/active</w:t>
+      </w:r>
+      <w:r>
+        <w:t xml:space="preserve">,</w:t>
+      </w:r>
+      <w:r>
+        <w:t xml:space="preserve"> </w:t>
+      </w:r>
+      <w:r>
+        <w:rPr>
+          <w:rStyle w:val="VerbatimChar"/>
+        </w:rPr>
+        <w:t xml:space="preserve">/api/pk/leaderboard</w:t>
+      </w:r>
+      <w:r>
+        <w:t xml:space="preserve">,</w:t>
+      </w:r>
+      <w:r>
+        <w:t xml:space="preserve"> </w:t>
+      </w:r>
+      <w:r>
+        <w:rPr>
+          <w:rStyle w:val="VerbatimChar"/>
+        </w:rPr>
+        <w:t xml:space="preserve">/api/pk/{id}</w:t>
+      </w:r>
+      <w:r>
+        <w:t xml:space="preserve">,</w:t>
+      </w:r>
+      <w:r>
+        <w:t xml:space="preserve"> </w:t>
+      </w:r>
+      <w:r>
+        <w:rPr>
+          <w:rStyle w:val="VerbatimChar"/>
+        </w:rPr>
+        <w:t xml:space="preserve">/api/pk/{id}/stream</w:t>
+      </w:r>
+      <w:r>
+        <w:t xml:space="preserve">,</w:t>
+      </w:r>
+      <w:r>
+        <w:t xml:space="preserve"> </w:t>
+      </w:r>
+      <w:r>
+        <w:rPr>
+          <w:rStyle w:val="VerbatimChar"/>
+        </w:rPr>
+        <w:t xml:space="preserve">/api/live/pk/active</w:t>
+      </w:r>
+      <w:r>
+        <w:t xml:space="preserve">,</w:t>
+      </w:r>
+      <w:r>
+        <w:t xml:space="preserve"> </w:t>
+      </w:r>
+      <w:r>
+        <w:rPr>
+          <w:rStyle w:val="VerbatimChar"/>
+        </w:rPr>
+        <w:t xml:space="preserve">/api/live/guest/*</w:t>
+      </w:r>
+      <w:r>
+        <w:t xml:space="preserve">,</w:t>
+      </w:r>
+      <w:r>
+        <w:t xml:space="preserve"> </w:t>
+      </w:r>
+      <w:r>
+        <w:rPr>
+          <w:rStyle w:val="VerbatimChar"/>
+        </w:rPr>
+        <w:t xml:space="preserve">/api/games/rooms</w:t>
+      </w:r>
+      <w:r>
+        <w:t xml:space="preserve">,</w:t>
+      </w:r>
+      <w:r>
+        <w:t xml:space="preserve"> </w:t>
+      </w:r>
+      <w:r>
+        <w:rPr>
+          <w:rStyle w:val="VerbatimChar"/>
+        </w:rPr>
+        <w:t xml:space="preserve">/api/games/auto-match</w:t>
+      </w:r>
+      <w:r>
+        <w:t xml:space="preserve">,</w:t>
+      </w:r>
+      <w:r>
+        <w:t xml:space="preserve"> </w:t>
+      </w:r>
+      <w:r>
+        <w:rPr>
+          <w:rStyle w:val="VerbatimChar"/>
+        </w:rPr>
+        <w:t xml:space="preserve">/api/membership/*</w:t>
+      </w:r>
+      <w:r>
+        <w:t xml:space="preserve"> </w:t>
       </w:r>
       <w:r>
         <w:rPr>
           <w:bCs/>
           <w:b/>
         </w:rPr>
-        <w:t xml:space="preserve"> </w:t>
-      </w:r>
-      <w:r>
-        <w:rPr>
-          <w:rStyle w:val="VerbatimChar"/>
+        <w:t xml:space="preserve">artık</w:t>
+      </w:r>
+      <w:r>
+        <w:rPr>
           <w:bCs/>
           <w:b/>
         </w:rPr>
-        <w:t xml:space="preserve">main</w:t>
-      </w:r>
-      <w:r>
-        <w:rPr>
+        <w:t xml:space="preserve"> </w:t>
+      </w:r>
+      <w:r>
+        <w:rPr>
+          <w:rStyle w:val="VerbatimChar"/>
           <w:bCs/>
           <w:b/>
         </w:rPr>
+        <w:t xml:space="preserve">main</w:t>
+      </w:r>
+      <w:r>
+        <w:rPr>
+          <w:bCs/>
+          <w:b/>
+        </w:rPr>
+        <w:t xml:space="preserve">’e gitmelidir</w:t>
+      </w:r>
+      <w:r>
+        <w:t xml:space="preserve"> </w:t>
+      </w:r>
+      <w:r>
+        <w:t xml:space="preserve">— hepsi ana backend’de mevcuttur. Battles/goals dahil geri kalan her şey zaten</w:t>
+      </w:r>
+      <w:r>
+        <w:t xml:space="preserve"> </w:t>
+      </w:r>
+      <w:r>
+        <w:rPr>
+          <w:rStyle w:val="VerbatimChar"/>
+        </w:rPr>
+        <w:t xml:space="preserve">main</w:t>
+      </w:r>
+      <w:r>
         <w:t xml:space="preserve">’e gider.</w:t>
       </w:r>
     </w:p>
-    <w:bookmarkEnd w:id="75"/>
-    <w:bookmarkStart w:id="76" w:name="jwt-gönderimi"/>
+    <w:bookmarkEnd w:id="81"/>
+    <w:bookmarkStart w:id="82" w:name="jwt-gönderimi"/>
     <w:p>
       <w:pPr>
         <w:pStyle w:val="Heading3"/>
@@ -13230,8 +19060,8 @@
         <w:t xml:space="preserve">Bearer + JSON başlıklarını otomatik ekler.</w:t>
       </w:r>
     </w:p>
-    <w:bookmarkEnd w:id="76"/>
-    <w:bookmarkStart w:id="77" w:name="login-token-akışı"/>
+    <w:bookmarkEnd w:id="82"/>
+    <w:bookmarkStart w:id="83" w:name="login-token-akışı"/>
     <w:p>
       <w:pPr>
         <w:pStyle w:val="Heading3"/>
@@ -13342,8 +19172,8 @@
         <w:t xml:space="preserve">Refresh de 401 verirse → oturumu kapat, login ekranına dön.</w:t>
       </w:r>
     </w:p>
-    <w:bookmarkEnd w:id="77"/>
-    <w:bookmarkStart w:id="78" w:name="timeout-retry"/>
+    <w:bookmarkEnd w:id="83"/>
+    <w:bookmarkStart w:id="84" w:name="timeout-retry"/>
     <w:p>
       <w:pPr>
         <w:pStyle w:val="Heading3"/>
@@ -13376,8 +19206,8 @@
         <w:t xml:space="preserve">Retry: yalnızca idempotent GET, en fazla 2, exponential backoff. POST’ta retry yok.</w:t>
       </w:r>
     </w:p>
-    <w:bookmarkEnd w:id="78"/>
-    <w:bookmarkStart w:id="79" w:name="error-handling"/>
+    <w:bookmarkEnd w:id="84"/>
+    <w:bookmarkStart w:id="85" w:name="error-handling"/>
     <w:p>
       <w:pPr>
         <w:pStyle w:val="Heading3"/>
@@ -13464,8 +19294,8 @@
         <w:t xml:space="preserve">alanını okur.</w:t>
       </w:r>
     </w:p>
-    <w:bookmarkEnd w:id="79"/>
-    <w:bookmarkStart w:id="80" w:name="sse-bağlantısı"/>
+    <w:bookmarkEnd w:id="85"/>
+    <w:bookmarkStart w:id="86" w:name="sse-bağlantısı"/>
     <w:p>
       <w:pPr>
         <w:pStyle w:val="Heading3"/>
@@ -13537,8 +19367,8 @@
         <w:t xml:space="preserve">satırlarını ayrıştır; kopmada backoff ile yeniden bağlan. Tüm SSE ana backend’e bağlanır.</w:t>
       </w:r>
     </w:p>
-    <w:bookmarkEnd w:id="80"/>
-    <w:bookmarkStart w:id="81" w:name="multipart-upload"/>
+    <w:bookmarkEnd w:id="86"/>
+    <w:bookmarkStart w:id="87" w:name="multipart-upload"/>
     <w:p>
       <w:pPr>
         <w:pStyle w:val="Heading3"/>
@@ -13622,8 +19452,8 @@
         <w:t xml:space="preserve">.</w:t>
       </w:r>
     </w:p>
-    <w:bookmarkEnd w:id="81"/>
-    <w:bookmarkStart w:id="82" w:name="pagination-1"/>
+    <w:bookmarkEnd w:id="87"/>
+    <w:bookmarkStart w:id="88" w:name="pagination-1"/>
     <w:p>
       <w:pPr>
         <w:pStyle w:val="Heading3"/>
@@ -13695,8 +19525,8 @@
         <w:t xml:space="preserve">(timestamp) kullanır.</w:t>
       </w:r>
     </w:p>
-    <w:bookmarkEnd w:id="82"/>
-    <w:bookmarkStart w:id="83" w:name="requestresponse-modelleri-kritik"/>
+    <w:bookmarkEnd w:id="88"/>
+    <w:bookmarkStart w:id="89" w:name="requestresponse-modelleri-kritik"/>
     <w:p>
       <w:pPr>
         <w:pStyle w:val="Heading3"/>
@@ -13799,8 +19629,8 @@
         </w:pict>
       </w:r>
     </w:p>
-    <w:bookmarkEnd w:id="83"/>
-    <w:bookmarkStart w:id="84" w:name="dokunulmayan-sistemler-8"/>
+    <w:bookmarkEnd w:id="89"/>
+    <w:bookmarkStart w:id="90" w:name="dokunulmayan-sistemler-8"/>
     <w:p>
       <w:pPr>
         <w:pStyle w:val="Heading2"/>
@@ -13887,8 +19717,8 @@
         </w:pict>
       </w:r>
     </w:p>
-    <w:bookmarkEnd w:id="84"/>
-    <w:bookmarkStart w:id="85" w:name="tam-endpoint-envanteri-470-route"/>
+    <w:bookmarkEnd w:id="90"/>
+    <w:bookmarkStart w:id="91" w:name="tam-endpoint-envanteri-470-route"/>
     <w:p>
       <w:pPr>
         <w:pStyle w:val="Heading2"/>
@@ -18167,8 +23997,8 @@
         <w:t xml:space="preserve">GET | /api/youtube/search</w:t>
       </w:r>
     </w:p>
-    <w:bookmarkEnd w:id="85"/>
-    <w:bookmarkEnd w:id="86"/>
+    <w:bookmarkEnd w:id="91"/>
+    <w:bookmarkEnd w:id="92"/>
     <w:sectPr/>
   </w:body>
 </w:document>
